--- a/thesis/Ch4/Chapter_4.docx
+++ b/thesis/Ch4/Chapter_4.docx
@@ -94,7 +94,7 @@
         <w:rPr>
           <w:szCs w:val="24"/>
         </w:rPr>
-        <w:instrText xml:space="preserve"> ADDIN ZOTERO_ITEM CSL_CITATION {"citationID":"3D3bYbQR","properties":{"formattedCitation":"(Alvarez-Mendoza, Teodoro, and Ramirez-Cando 2019; Schultz, Schr\\uc0\\u246{}der, Lyapina, Cooper, Galbally, Zhiqiang, et al. 2017a; W. Wang et al. 2022)","plainCitation":"(Alvarez-Mendoza, Teodoro, and Ramirez-Cando 2019; Schultz, Schröder, Lyapina, Cooper, Galbally, Zhiqiang, et al. 2017a; W. Wang et al. 2022)","noteIndex":0},"citationItems":[{"id":9386,"uris":["http://zotero.org/users/15391371/items/9FPLFYS4"],"itemData":{"id":9386,"type":"article-journal","abstract":"Surface ozone is problematic to air pollution. It influences respiratory health. The air quality monitoring stations measure pollutants as surface ozone, but they are sometimes insufficient or do not have an adequate distribution for understanding the spatial distribution of pollutants in an urban area. In recent years, some projects have found a connection between remote sensing, air quality and health data. In this study, we apply an empirical land use regression (LUR) model to retrieve surface ozone in Quito. The model considers remote sensing data, air pollution measurements and meteorological variables. The objective is to use all available Landsat 8 images from 2014 and the air quality monitoring station data during the same dates of image acquisition. Nineteen input variables were considered, selecting by a stepwise regression and modelling with a partial least square (PLS) regression to avoid multicollinearity. The final surface ozone model includes ten independent variables and presents a coefficient of determination (R-2) of 0.768. The model proposed help to understand the spatial concentration of surface ozone in Quito with a better spatial resolution.","archive_location":"WOS:000458424400002","container-title":"ENVIRONMENTAL MONITORING AND ASSESSMENT","DOI":"10.1007/s10661-019-7286-6","ISSN":"0167-6369","issue":"3","title":"Spatial estimation of surface ozone concentrations in Quito Ecuador with remote sensing data, air pollution measurements and meteorological variables","volume":"191","author":[{"family":"Alvarez-Mendoza","given":"CI"},{"family":"Teodoro","given":"A"},{"family":"Ramirez-Cando","given":"L"}],"issued":{"date-parts":[["2019",3]]}}},{"id":12441,"uris":["http://zotero.org/users/15391371/items/25YKD5DU"],"itemData":{"id":12441,"type":"article-journal","abstract":"In support of the first Tropospheric Ozone Assessment Report (TOAR) a relational database of global surface ozone observations has been developed and populated with hourly measurement data and enhanced metadata. A comprehensive suite of ozone data products including standard statistics, health and vegetation impact metrics, and trend information, are made available through a common data portal and a web interface. These data form the basis of the TOAR analyses focusing on human health, vegetation, and climate relevant ozone issues, which are part of this special feature.Cooperation among many data centers and individual researchers worldwide made it possible to build the world’s largest collection of in-situ hourly surface ozone data covering the period from 1970 to 2015. By combining the data from almost 10,000 measurement sites around the world with global metadata information, new analyses of surface ozone have become possible, such as the first globally consistent characterisations of measurement sites as either urban or rural/remote. Exploitation of these global metadata allows for new insights into the global distribution, and seasonal and long-term changes of tropospheric ozone and they enable TOAR to perform the first, globally consistent analysis of present-day ozone concentrations and recent ozone changes with relevance to health, agriculture, and climate.Considerable effort was made to harmonize and synthesize data formats and metadata information from various networks and individual data submissions. Extensive quality control was applied to identify questionable and erroneous data, including changes in apparent instrument offsets or calibrations. Such data were excluded from TOAR data products. Limitations of a posteriori data quality assurance are discussed. As a result of the work presented here, global coverage of surface ozone data for scientific analysis has been significantly extended. Yet, large gaps remain in the surface observation network both in terms of regions without monitoring, and in terms of regions that have monitoring programs but no public access to the data archive. Therefore future improvements to the database will require not only improved data harmonization, but also expanded data sharing and increased monitoring in data-sparse regions.","container-title":"Elementa: Science of the Anthropocene","DOI":"10.1525/elementa.244","ISSN":"2325-1026","journalAbbreviation":"Elementa: Science of the Anthropocene","page":"58","source":"Silverchair","title":"Tropospheric Ozone Assessment Report: Database and metrics data of global surface ozone observations","title-short":"Tropospheric Ozone Assessment Report","volume":"5","author":[{"family":"Schultz","given":"Martin G."},{"family":"Schröder","given":"Sabine"},{"family":"Lyapina","given":"Olga"},{"family":"Cooper","given":"Owen R."},{"family":"Galbally","given":"Ian"},{"family":"Petropavlovskikh","given":"Irina"},{"family":"Schneidemesser","given":"Erika","non-dropping-particle":"von"},{"family":"Tanimoto","given":"Hiroshi"},{"family":"Elshorbany","given":"Yasin"},{"family":"Naja","given":"Manish"},{"family":"Seguel","given":"Rodrigo J."},{"family":"Dauert","given":"Ute"},{"family":"Eckhardt","given":"Paul"},{"family":"Feigenspan","given":"Stefan"},{"family":"Fiebig","given":"Markus"},{"family":"Hjellbrekke","given":"Anne-Gunn"},{"family":"Hong","given":"You-Deog"},{"family":"Kjeld","given":"Peter Christian"},{"family":"Koide","given":"Hiroshi"},{"family":"Lear","given":"Gary"},{"family":"Tarasick","given":"David"},{"family":"Ueno","given":"Mikio"},{"family":"Wallasch","given":"Markus"},{"family":"Baumgardner","given":"Darrel"},{"family":"Chuang","given":"Ming-Tung"},{"family":"Gillett","given":"Robert"},{"family":"Lee","given":"Meehye"},{"family":"Molloy","given":"Suzie"},{"family":"Moolla","given":"Raeesa"},{"family":"Wang","given":"Tao"},{"family":"Sharps","given":"Katrina"},{"family":"Adame","given":"Jose A."},{"family":"Ancellet","given":"Gerard"},{"family":"Apadula","given":"Francesco"},{"family":"Artaxo","given":"Paulo"},{"family":"Barlasina","given":"Maria E."},{"family":"Bogucka","given":"Magdalena"},{"family":"Bonasoni","given":"Paolo"},{"family":"Chang","given":"Limseok"},{"family":"Colomb","given":"Aurelie"},{"family":"Cuevas-Agulló","given":"Emilio"},{"family":"Cupeiro","given":"Manuel"},{"family":"Degorska","given":"Anna"},{"family":"Ding","given":"Aijun"},{"family":"Fröhlich","given":"Marina"},{"family":"Frolova","given":"Marina"},{"family":"Gadhavi","given":"Harish"},{"family":"Gheusi","given":"Francois"},{"family":"Gilge","given":"Stefan"},{"family":"Gonzalez","given":"Margarita Y."},{"family":"Gros","given":"Valerie"},{"family":"Hamad","given":"Samera H."},{"family":"Helmig","given":"Detlev"},{"family":"Henriques","given":"Diamantino"},{"family":"Hermansen","given":"Ove"},{"family":"Holla","given":"Robert"},{"family":"Hueber","given":"Jacques"},{"family":"Im","given":"Ulas"},{"family":"Jaffe","given":"Daniel A."},{"family":"Komala","given":"Ninong"},{"family":"Kubistin","given":"Dagmar"},{"family":"Lam","given":"Ka-Se"},{"family":"Laurila","given":"Tuomas"},{"family":"Lee","given":"Haeyoung"},{"family":"Levy","given":"Ilan"},{"family":"Mazzoleni","given":"Claudio"},{"family":"Mazzoleni","given":"Lynn R."},{"family":"McClure-Begley","given":"Audra"},{"family":"Mohamad","given":"Maznorizan"},{"family":"Murovec","given":"Marijana"},{"family":"Navarro-Comas","given":"Monica"},{"family":"Nicodim","given":"Florin"},{"family":"Parrish","given":"David"},{"family":"Read","given":"Katie A."},{"family":"Reid","given":"Nick"},{"family":"Ries","given":"Ludwig"},{"family":"Saxena","given":"Pallavi"},{"family":"Schwab","given":"James J."},{"family":"Scorgie","given":"Yvonne"},{"family":"Senik","given":"Irina"},{"family":"Simmonds","given":"Peter"},{"family":"Sinha","given":"Vinayak"},{"family":"Skorokhod","given":"Andrey I."},{"family":"Spain","given":"Gerard"},{"family":"Spangl","given":"Wolfgang"},{"family":"Spoor","given":"Ronald"},{"family":"Springston","given":"Stephen R."},{"family":"Steer","given":"Kelvyn"},{"family":"Steinbacher","given":"Martin"},{"family":"Suharguniyawan","given":"Eka"},{"family":"Torre","given":"Paul"},{"family":"Trickl","given":"Thomas"},{"family":"Weili","given":"Lin"},{"family":"Weller","given":"Rolf"},{"family":"Xiaobin","given":"Xu"},{"family":"Xue","given":"Likun"},{"family":"Zhiqiang","given":"Ma"}],"editor":[{"family":"Chang","given":"Michael E."},{"family":"Lewis","given":"Alastair"}],"issued":{"date-parts":[["2017",10,18]]}}},{"id":12444,"uris":["http://zotero.org/users/15391371/items/VH2A2EHT"],"itemData":{"id":12444,"type":"article-journal","abstract":"Estimating ground-level ozone concentrations is crucial to study the adverse health effects of ozone exposure and better understand the impacts of ground-level ozone on biodiversity and vegetation. However, few studies have attempted to use satellite retrieved ozone as an indicator given their low sensitivity in the boundary layer. Using the Troposphere Monitoring Instrument (TROPOMI)'s total ozone column together with the ozone profile information retrieved by the Ozone Monitoring Instrument (OMI), as TROPOMI ozone profile product has not been released, we developed a machine learning model to estimate daily maximum 8-hour average ground-level ozone concentration at 10 km spatial resolution in California. In addition to satellite parameters, we included meteorological fields from the High-Resolution Rapid Refresh (HRRR) system at 3 km resolution and land-use information as predictors. Our model achieved an overall 10-fold cross-validation (CV) R2 of 0.84 with root mean square error (RMSE) of 0.0059 ppm, indicating a good agreement between model predictions and observations. Model predictions showed that the suburb of Los Angeles Metropolitan area had the highest ozone levels, while the Bay Area and the Pacific coast had the lowest. High ozone levels are also seen in Southern California and along the east side of the Central Valley. TROPOMI data improved the estimate of extreme values when compared to a similar model without it. Our study demonstrates the feasibility and value of using TROPOMI data in the spatiotemporal characterization of ground-level ozone concentration.","container-title":"Environment International","DOI":"10.1016/j.envint.2021.106917","ISSN":"0160-4120","journalAbbreviation":"Environment International","page":"106917","source":"ScienceDirect","title":"A machine learning model to estimate ground-level ozone concentrations in California using TROPOMI data and high-resolution meteorology","volume":"158","author":[{"family":"Wang","given":"Wenhao"},{"family":"Liu","given":"Xiong"},{"family":"Bi","given":"Jianzhao"},{"family":"Liu","given":"Yang"}],"issued":{"date-parts":[["2022",1,1]]}}}],"schema":"https://github.com/citation-style-language/schema/raw/master/csl-citation.json"} </w:instrText>
+        <w:instrText xml:space="preserve"> ADDIN ZOTERO_ITEM CSL_CITATION {"citationID":"Oq5VBcwW","properties":{"formattedCitation":"(Alvarez-Mendoza, Teodoro, and Ramirez-Cando 2019; Schultz et al. 2017a; Wang et al. 2021)","plainCitation":"(Alvarez-Mendoza, Teodoro, and Ramirez-Cando 2019; Schultz et al. 2017a; Wang et al. 2021)","noteIndex":0},"citationItems":[{"id":27872,"uris":["http://zotero.org/users/15391371/items/HV88UES5"],"itemData":{"id":27872,"type":"article-journal","abstract":"Surface ozone is problematic to air pollution. It influences respiratory health. The air quality monitoring stations measure pollutants as surface ozone, but they are sometimes insufficient or do not have an adequate distribution for understanding the spatial distribution of pollutants in an urban area. In recent years, some projects have found a connection between remote sensing, air quality and health data. In this study, we apply an empirical land use regression (LUR) model to retrieve surface ozone in Quito. The model considers remote sensing data, air pollution measurements and meteorological variables. The objective is to use all available Landsat 8 images from 2014 and the air quality monitoring station data during the same dates of image acquisition. Nineteen input variables were considered, selecting by a stepwise regression and modelling with a partial least square (PLS) regression to avoid multicollinearity. The final surface ozone model includes ten independent variables and presents a coefficient of determination (R-2) of 0.768. The model proposed help to understand the spatial concentration of surface ozone in Quito with a better spatial resolution.","container-title":"ENVIRONMENTAL MONITORING AND ASSESSMENT","DOI":"10.1007/s10661-019-7286-6","ISSN":"0167-6369","issue":"3","note":"Citation Key: alvarez-mendoza_spatial_2019","title":"Spatial estimation of surface ozone concentrations in Quito Ecuador with remote sensing data, air pollution measurements and meteorological variables","volume":"191","author":[{"family":"Alvarez-Mendoza","given":"CI"},{"family":"Teodoro","given":"A"},{"family":"Ramirez-Cando","given":"L"}],"issued":{"date-parts":[["2019",3]]},"citation-key":"alvarez-mendoza_spatial_2019"}},{"id":30113,"uris":["http://zotero.org/users/15391371/items/W648U3E7"],"itemData":{"id":30113,"type":"article-journal","abstract":"In support of the first Tropospheric Ozone Assessment Report (TOAR) a relational database of global surface ozone observations has been developed and populated with hourly measurement data and enhanced metadata. A comprehensive suite of ozone data products including standard statistics, health and vegetation impact metrics, and trend information, are made available through a common data portal and a web interface. These data form the basis of the TOAR analyses focusing on human health, vegetation, and climate relevant ozone issues, which are part of this special feature.Cooperation among many data centers and individual researchers worldwide made it possible to build the world’s largest collection of in-situ hourly surface ozone data covering the period from 1970 to 2015. By combining the data from almost 10,000 measurement sites around the world with global metadata information, new analyses of surface ozone have become possible, such as the first globally consistent characterisations of measurement sites as either urban or rural/remote. Exploitation of these global metadata allows for new insights into the global distribution, and seasonal and long-term changes of tropospheric ozone and they enable TOAR to perform the first, globally consistent analysis of present-day ozone concentrations and recent ozone changes with relevance to health, agriculture, and climate.Considerable effort was made to harmonize and synthesize data formats and metadata information from various networks and individual data submissions. Extensive quality control was applied to identify questionable and erroneous data, including changes in apparent instrument offsets or calibrations. Such data were excluded from TOAR data products. Limitations of a posteriori data quality assurance are discussed. As a result of the work presented here, global coverage of surface ozone data for scientific analysis has been significantly extended. Yet, large gaps remain in the surface observation network both in terms of regions without monitoring, and in terms of regions that have monitoring programs but no public access to the data archive. Therefore future improvements to the database will require not only improved data harmonization, but also expanded data sharing and increased monitoring in data-sparse regions.","container-title":"Elementa: Science of the Anthropocene","DOI":"10.1525/elementa.244","ISSN":"2325-1026","note":"Citation Key: schultz_tropospheric_2017","page":"58","title":"Tropospheric Ozone Assessment Report: Database and metrics data of global surface ozone observations","title-short":"Tropospheric Ozone Assessment Report","volume":"5","author":[{"family":"Schultz","given":"Martin G."},{"family":"Schröder","given":"Sabine"},{"family":"Lyapina","given":"Olga"},{"family":"Cooper","given":"Owen R."},{"family":"Galbally","given":"Ian"},{"family":"Petropavlovskikh","given":"Irina"},{"family":"Schneidemesser","given":"Erika","non-dropping-particle":"von"},{"family":"Tanimoto","given":"Hiroshi"},{"family":"Elshorbany","given":"Yasin"},{"family":"Naja","given":"Manish"},{"family":"Seguel","given":"Rodrigo J."},{"family":"Dauert","given":"Ute"},{"family":"Eckhardt","given":"Paul"},{"family":"Feigenspan","given":"Stefan"},{"family":"Fiebig","given":"Markus"},{"family":"Hjellbrekke","given":"Anne-Gunn"},{"family":"Hong","given":"You-Deog"},{"family":"Kjeld","given":"Peter Christian"},{"family":"Koide","given":"Hiroshi"},{"family":"Lear","given":"Gary"},{"family":"Tarasick","given":"David"},{"family":"Ueno","given":"Mikio"},{"family":"Wallasch","given":"Markus"},{"family":"Baumgardner","given":"Darrel"},{"family":"Chuang","given":"Ming-Tung"},{"family":"Gillett","given":"Robert"},{"family":"Lee","given":"Meehye"},{"family":"Molloy","given":"Suzie"},{"family":"Moolla","given":"Raeesa"},{"family":"Wang","given":"Tao"},{"family":"Sharps","given":"Katrina"},{"family":"Adame","given":"Jose A."},{"family":"Ancellet","given":"Gerard"},{"family":"Apadula","given":"Francesco"},{"family":"Artaxo","given":"Paulo"},{"family":"Barlasina","given":"Maria E."},{"family":"Bogucka","given":"Magdalena"},{"family":"Bonasoni","given":"Paolo"},{"family":"Chang","given":"Limseok"},{"family":"Colomb","given":"Aurelie"},{"family":"Cuevas-Agulló","given":"Emilio"},{"family":"Cupeiro","given":"Manuel"},{"family":"Degorska","given":"Anna"},{"family":"Ding","given":"Aijun"},{"family":"Fröhlich","given":"Marina"},{"family":"Frolova","given":"Marina"},{"family":"Gadhavi","given":"Harish"},{"family":"Gheusi","given":"Francois"},{"family":"Gilge","given":"Stefan"},{"family":"Gonzalez","given":"Margarita Y."},{"family":"Gros","given":"Valerie"},{"family":"Hamad","given":"Samera H."},{"family":"Helmig","given":"Detlev"},{"family":"Henriques","given":"Diamantino"},{"family":"Hermansen","given":"Ove"},{"family":"Holla","given":"Robert"},{"family":"Hueber","given":"Jacques"},{"family":"Im","given":"Ulas"},{"family":"Jaffe","given":"Daniel A."},{"family":"Komala","given":"Ninong"},{"family":"Kubistin","given":"Dagmar"},{"family":"Lam","given":"Ka-Se"},{"family":"Laurila","given":"Tuomas"},{"family":"Lee","given":"Haeyoung"},{"family":"Levy","given":"Ilan"},{"family":"Mazzoleni","given":"Claudio"},{"family":"Mazzoleni","given":"Lynn R."},{"family":"McClure-Begley","given":"Audra"},{"family":"Mohamad","given":"Maznorizan"},{"family":"Murovec","given":"Marijana"},{"family":"Navarro-Comas","given":"Monica"},{"family":"Nicodim","given":"Florin"},{"family":"Parrish","given":"David"},{"family":"Read","given":"Katie A."},{"family":"Reid","given":"Nick"},{"family":"Ries","given":"Ludwig"},{"family":"Saxena","given":"Pallavi"},{"family":"Schwab","given":"James J."},{"family":"Scorgie","given":"Yvonne"},{"family":"Senik","given":"Irina"},{"family":"Simmonds","given":"Peter"},{"family":"Sinha","given":"Vinayak"},{"family":"Skorokhod","given":"Andrey I."},{"family":"Spain","given":"Gerard"},{"family":"Spangl","given":"Wolfgang"},{"family":"Spoor","given":"Ronald"},{"family":"Springston","given":"Stephen R."},{"family":"Steer","given":"Kelvyn"},{"family":"Steinbacher","given":"Martin"},{"family":"Suharguniyawan","given":"Eka"},{"family":"Torre","given":"Paul"},{"family":"Trickl","given":"Thomas"},{"family":"Weili","given":"Lin"},{"family":"Weller","given":"Rolf"},{"family":"Xiaobin","given":"Xu"},{"family":"Xue","given":"Likun"},{"family":"Zhiqiang","given":"Ma"}],"editor":[{"family":"Chang","given":"Michael E."},{"family":"Lewis","given":"Alastair"}],"issued":{"date-parts":[["2017",10]]},"citation-key":"schultz_tropospheric_2017"}},{"id":28588,"uris":["http://zotero.org/users/15391371/items/U5CJQ39I"],"itemData":{"id":28588,"type":"article-journal","abstract":"The Near Surface Concentrations (NSC) of O-3, CO, and NO2 are crucial worldwide indicators of air quality. However, current frameworks devised for the estimation of the NSC of O-3, CO, and NO2 have defects, such as coarse spatial resolution and large missing coverage. To address this issue, this study aims to estimate the daily (similar to 13:30 local time) full-coverage NSC of O-3, CO, and NO2 at a high spatial resolution (0.05 degrees for O-3 and NO2; 0.07 degrees for CO) over China by using datasets from S5P-TROPOMI and GEOS-FP. In specific, the light gradient boosting machine is employed to train the estimation models. Validation results show that the NSC of O-3, CO, and NO2 are well estimated, with the R(2)s of 0.91, 0.71, and 0.83 for the sample-based cross validation, respectively. Meanwhile, the proposed framework achieves a satisfactory performance in comparison to the latest related works, as reflected by the estimation accuracy and spatial resolution. As for the mapping, the estimated results show coherent spatial distribution and can accurately grasp the seasonal characteristics of each air pollutant. Finally, the estimated results are utilized to analyze the temporal variations of O-3, CO, and NO2 during the COrona VIrus Disease 2019 (COVID-19) lockdown in China, which is an extend application for adopting the proposed framework in air quality monitoring. Results show that the estimated NSC of O-3, CO, and NO2 in 2020 present significant variations during different periods of the COVID-19 lockdown in China compared to last year. In addition, the variations in the NSC of O-3, CO, and NO2 during the COVID-19 lockdown in China possibly result from restrictions in the anthropogenic activities.","container-title":"ISPRS JOURNAL OF PHOTOGRAMMETRY AND REMOTE SENSING","DOI":"10.1016/j.isprsjprs.2021.03.018","ISSN":"0924-2716","note":"Citation Key: wang_estimating_2021","page":"311–325","title":"Estimating daily full-coverage near surface O3, CO, and NO2 concentrations at a high spatial resolution over China based on S5P-TROPOMI and GEOS-FP","volume":"175","author":[{"family":"Wang","given":"Y"},{"family":"Yuan","given":"QQ"},{"family":"Li","given":"TW"},{"family":"Zhu","given":"LY"},{"family":"Zhang","given":"LP"}],"issued":{"date-parts":[["2021",5]]},"citation-key":"wang_estimating_2021"}}],"schema":"https://github.com/citation-style-language/schema/raw/master/csl-citation.json"} </w:instrText>
       </w:r>
       <w:r>
         <w:rPr>
@@ -103,38 +103,7 @@
         <w:fldChar w:fldCharType="separate"/>
       </w:r>
       <w:r>
-        <w:rPr>
-          <w:szCs w:val="24"/>
-        </w:rPr>
-        <w:t xml:space="preserve">(Alvarez-Mendoza, Teodoro, and Ramirez-Cando 2019; Schultz, Schröder, </w:t>
-      </w:r>
-      <w:proofErr w:type="spellStart"/>
-      <w:r>
-        <w:rPr>
-          <w:szCs w:val="24"/>
-        </w:rPr>
-        <w:t>Lyapina</w:t>
-      </w:r>
-      <w:proofErr w:type="spellEnd"/>
-      <w:r>
-        <w:rPr>
-          <w:szCs w:val="24"/>
-        </w:rPr>
-        <w:t xml:space="preserve">, Cooper, </w:t>
-      </w:r>
-      <w:proofErr w:type="spellStart"/>
-      <w:r>
-        <w:rPr>
-          <w:szCs w:val="24"/>
-        </w:rPr>
-        <w:t>Galbally</w:t>
-      </w:r>
-      <w:proofErr w:type="spellEnd"/>
-      <w:r>
-        <w:rPr>
-          <w:szCs w:val="24"/>
-        </w:rPr>
-        <w:t>, Zhiqiang, et al. 2017a; W. Wang et al. 2022)</w:t>
+        <w:t>(Alvarez-Mendoza, Teodoro, and Ramirez-Cando 2019; Schultz et al. 2017a; Wang et al. 2021)</w:t>
       </w:r>
       <w:r>
         <w:rPr>
@@ -158,7 +127,7 @@
         <w:rPr>
           <w:szCs w:val="24"/>
         </w:rPr>
-        <w:instrText xml:space="preserve"> ADDIN ZOTERO_ITEM CSL_CITATION {"citationID":"8vcpAE8R","properties":{"formattedCitation":"(Carrillo-Torres, Hern\\uc0\\u225{}ndez-Paniagua, and Mendoza 2017; XM Hu et al. 2022; Schultz, Schr\\uc0\\u246{}der, Lyapina, Cooper, Galbally, Zhiqiang, et al. 2017a)","plainCitation":"(Carrillo-Torres, Hernández-Paniagua, and Mendoza 2017; XM Hu et al. 2022; Schultz, Schröder, Lyapina, Cooper, Galbally, Zhiqiang, et al. 2017a)","noteIndex":0},"citationItems":[{"id":10618,"uris":["http://zotero.org/users/15391371/items/NQST8FAI"],"itemData":{"id":10618,"type":"article-journal","abstract":"Tropospheric levels of O-3 have historically exceeded the official annual Mexican standards within the Monterrey Metropolitan Area (MMA) in NE Mexico. High-frequency and high-precision measurements of tropospheric O-3, NOy, NO2, NO, CO, SO2, PM10 and PM2.5 were made at the Obispado monitoring site near the downtown MMA from September 2012 to August 2013. The seasonal cycles of O-3 and NOy are driven by changes in meteorology and to a lesser extent by variations in primary emissions. The NOy levels were positively correlated with O-3 precursors and inversely correlated with O-3 and wind speed. Recorded data were used to assess the O-3-Volatile Organic Compounds (VOC)-NOx system's sensitivity through an observational-based approach. The photochemical indicator O-3/NOy was derived from measured data during the enhanced O-3 production period (12:00-18:00 Central Daylight Time (CDT), GMT-0500). The O-3/NOy ratios calculated for this time period showed that the O3 production within the MMA is VOC sensitive. A box model simulation of production rates of HNO3 (P-HNO3) and total peroxides (P-perox) carried out for O3 episodes in fall and spring confirmed the VOC sensitivity within the MMA environment. No significant differences were observed in O-3/NOy from weekdays to weekends or for P-HNO3/P-perox ratios, confirming the limiting role of VOCs in O3 production within the MMA. The ratified photochemical regime observed may allow the environmental authorities to revise and verify the current policies for air quality control within the MMA.","archive_location":"WOS:000396166200002","container-title":"ATMOSPHERE","DOI":"10.3390/atmos8020022","ISSN":"2073-4433","issue":"2","title":"Use of Combined Observational-and Model-Derived Photochemical Indicators to Assess the O3-NOx-VOC System Sensitivity in Urban Areas","volume":"8","author":[{"family":"Carrillo-Torres","given":"ER"},{"family":"Hernández-Paniagua","given":"IY"},{"family":"Mendoza","given":"A"}],"issued":{"date-parts":[["2017",2]]}}},{"id":9990,"uris":["http://zotero.org/users/15391371/items/TZ3G4GI6"],"itemData":{"id":9990,"type":"article-journal","abstract":"With the intensification of global warming and economic development in China, the near-surface ozone (O-3) concentration has been increasing recently, especially in the Beijing-Tianjin-Hebei (BTH) region, which is the political and economic center of China. However, O-3 has been measured in real time only over the past few years, and the observational records are discontinuous. Therefore, we propose a new method (WRFC-XGB) to establish a near-surface O-3 concentration dataset in the BTH region by integrating the Weather Research and Forecasting with Chemistry (WRF-Chem) model with the extreme gradient boosting (XGBoost) algorithm. Based on this method, the 8-h maximum daily average (MDA8) O-3 concentrations are obtained with full spatiotemporal coverage at a spatial resolution of 0.1 degrees x 0.1 degrees across the BTH region in 2018. Two evaluation methods, sample- and station-based 10-fold cross-validation (10-CV), are used to assess our method. The sample-based (station-based) 10-CV evaluation results indicate that WRFC-XGB can achieve excellent accuracy with a high coefficient of determination (R-2) of 0.95 (0.91), low root mean square error (RMSE) of 13.50 (17.70) mu g m(-3), and mean absolute error (MAE) of 9.60 (12.89) mu g m(-3). In addition, superb spatiotemporal consistencies are confirmed for this model, including the estimation of high O-3 concentrations, and our WRFC-XGB model outperforms traditional models and previous studies in data mining. In addition, the proposed model can be applied to estimate the O-3 concentration when it has not been measured. Furthermore, the spatial distribution analysis of the MDA8 O-3 in 2018 reveals that O-3 pollution in the BTH region exhibits significant seasonality. Heavy O-3 pollution episodes mainly occur in summer, and the high O-3 loading is distributed mainly in the southern BTH areas, which will pose challenges to atmospheric environmental governance for local governments.","archive_location":"WOS:000787004000001","container-title":"ATMOSPHERE","DOI":"10.3390/atmos13040632","ISSN":"2073-4433","issue":"4","title":"Estimation of the Near-Surface Ozone Concentration with Full Spatiotemporal Coverage across the Beijing-Tianjin-Hebei Region Based on Extreme Gradient Boosting Combined with a WRF-Chem Model","volume":"13","author":[{"family":"Hu","given":"XM"},{"family":"Zhang","given":"J"},{"family":"Xue","given":"WH"},{"family":"Zhou","given":"LH"},{"family":"Che","given":"YF"},{"family":"Han","given":"T"}],"issued":{"date-parts":[["2022",4]]}}},{"id":12441,"uris":["http://zotero.org/users/15391371/items/25YKD5DU"],"itemData":{"id":12441,"type":"article-journal","abstract":"In support of the first Tropospheric Ozone Assessment Report (TOAR) a relational database of global surface ozone observations has been developed and populated with hourly measurement data and enhanced metadata. A comprehensive suite of ozone data products including standard statistics, health and vegetation impact metrics, and trend information, are made available through a common data portal and a web interface. These data form the basis of the TOAR analyses focusing on human health, vegetation, and climate relevant ozone issues, which are part of this special feature.Cooperation among many data centers and individual researchers worldwide made it possible to build the world’s largest collection of in-situ hourly surface ozone data covering the period from 1970 to 2015. By combining the data from almost 10,000 measurement sites around the world with global metadata information, new analyses of surface ozone have become possible, such as the first globally consistent characterisations of measurement sites as either urban or rural/remote. Exploitation of these global metadata allows for new insights into the global distribution, and seasonal and long-term changes of tropospheric ozone and they enable TOAR to perform the first, globally consistent analysis of present-day ozone concentrations and recent ozone changes with relevance to health, agriculture, and climate.Considerable effort was made to harmonize and synthesize data formats and metadata information from various networks and individual data submissions. Extensive quality control was applied to identify questionable and erroneous data, including changes in apparent instrument offsets or calibrations. Such data were excluded from TOAR data products. Limitations of a posteriori data quality assurance are discussed. As a result of the work presented here, global coverage of surface ozone data for scientific analysis has been significantly extended. Yet, large gaps remain in the surface observation network both in terms of regions without monitoring, and in terms of regions that have monitoring programs but no public access to the data archive. Therefore future improvements to the database will require not only improved data harmonization, but also expanded data sharing and increased monitoring in data-sparse regions.","container-title":"Elementa: Science of the Anthropocene","DOI":"10.1525/elementa.244","ISSN":"2325-1026","journalAbbreviation":"Elementa: Science of the Anthropocene","page":"58","source":"Silverchair","title":"Tropospheric Ozone Assessment Report: Database and metrics data of global surface ozone observations","title-short":"Tropospheric Ozone Assessment Report","volume":"5","author":[{"family":"Schultz","given":"Martin G."},{"family":"Schröder","given":"Sabine"},{"family":"Lyapina","given":"Olga"},{"family":"Cooper","given":"Owen R."},{"family":"Galbally","given":"Ian"},{"family":"Petropavlovskikh","given":"Irina"},{"family":"Schneidemesser","given":"Erika","non-dropping-particle":"von"},{"family":"Tanimoto","given":"Hiroshi"},{"family":"Elshorbany","given":"Yasin"},{"family":"Naja","given":"Manish"},{"family":"Seguel","given":"Rodrigo J."},{"family":"Dauert","given":"Ute"},{"family":"Eckhardt","given":"Paul"},{"family":"Feigenspan","given":"Stefan"},{"family":"Fiebig","given":"Markus"},{"family":"Hjellbrekke","given":"Anne-Gunn"},{"family":"Hong","given":"You-Deog"},{"family":"Kjeld","given":"Peter Christian"},{"family":"Koide","given":"Hiroshi"},{"family":"Lear","given":"Gary"},{"family":"Tarasick","given":"David"},{"family":"Ueno","given":"Mikio"},{"family":"Wallasch","given":"Markus"},{"family":"Baumgardner","given":"Darrel"},{"family":"Chuang","given":"Ming-Tung"},{"family":"Gillett","given":"Robert"},{"family":"Lee","given":"Meehye"},{"family":"Molloy","given":"Suzie"},{"family":"Moolla","given":"Raeesa"},{"family":"Wang","given":"Tao"},{"family":"Sharps","given":"Katrina"},{"family":"Adame","given":"Jose A."},{"family":"Ancellet","given":"Gerard"},{"family":"Apadula","given":"Francesco"},{"family":"Artaxo","given":"Paulo"},{"family":"Barlasina","given":"Maria E."},{"family":"Bogucka","given":"Magdalena"},{"family":"Bonasoni","given":"Paolo"},{"family":"Chang","given":"Limseok"},{"family":"Colomb","given":"Aurelie"},{"family":"Cuevas-Agulló","given":"Emilio"},{"family":"Cupeiro","given":"Manuel"},{"family":"Degorska","given":"Anna"},{"family":"Ding","given":"Aijun"},{"family":"Fröhlich","given":"Marina"},{"family":"Frolova","given":"Marina"},{"family":"Gadhavi","given":"Harish"},{"family":"Gheusi","given":"Francois"},{"family":"Gilge","given":"Stefan"},{"family":"Gonzalez","given":"Margarita Y."},{"family":"Gros","given":"Valerie"},{"family":"Hamad","given":"Samera H."},{"family":"Helmig","given":"Detlev"},{"family":"Henriques","given":"Diamantino"},{"family":"Hermansen","given":"Ove"},{"family":"Holla","given":"Robert"},{"family":"Hueber","given":"Jacques"},{"family":"Im","given":"Ulas"},{"family":"Jaffe","given":"Daniel A."},{"family":"Komala","given":"Ninong"},{"family":"Kubistin","given":"Dagmar"},{"family":"Lam","given":"Ka-Se"},{"family":"Laurila","given":"Tuomas"},{"family":"Lee","given":"Haeyoung"},{"family":"Levy","given":"Ilan"},{"family":"Mazzoleni","given":"Claudio"},{"family":"Mazzoleni","given":"Lynn R."},{"family":"McClure-Begley","given":"Audra"},{"family":"Mohamad","given":"Maznorizan"},{"family":"Murovec","given":"Marijana"},{"family":"Navarro-Comas","given":"Monica"},{"family":"Nicodim","given":"Florin"},{"family":"Parrish","given":"David"},{"family":"Read","given":"Katie A."},{"family":"Reid","given":"Nick"},{"family":"Ries","given":"Ludwig"},{"family":"Saxena","given":"Pallavi"},{"family":"Schwab","given":"James J."},{"family":"Scorgie","given":"Yvonne"},{"family":"Senik","given":"Irina"},{"family":"Simmonds","given":"Peter"},{"family":"Sinha","given":"Vinayak"},{"family":"Skorokhod","given":"Andrey I."},{"family":"Spain","given":"Gerard"},{"family":"Spangl","given":"Wolfgang"},{"family":"Spoor","given":"Ronald"},{"family":"Springston","given":"Stephen R."},{"family":"Steer","given":"Kelvyn"},{"family":"Steinbacher","given":"Martin"},{"family":"Suharguniyawan","given":"Eka"},{"family":"Torre","given":"Paul"},{"family":"Trickl","given":"Thomas"},{"family":"Weili","given":"Lin"},{"family":"Weller","given":"Rolf"},{"family":"Xiaobin","given":"Xu"},{"family":"Xue","given":"Likun"},{"family":"Zhiqiang","given":"Ma"}],"editor":[{"family":"Chang","given":"Michael E."},{"family":"Lewis","given":"Alastair"}],"issued":{"date-parts":[["2017",10,18]]}}}],"schema":"https://github.com/citation-style-language/schema/raw/master/csl-citation.json"} </w:instrText>
+        <w:instrText xml:space="preserve"> ADDIN ZOTERO_ITEM CSL_CITATION {"citationID":"8vcpAE8R","properties":{"formattedCitation":"(Carrillo-Torres, Hern\\uc0\\u225{}ndez-Paniagua, and Mendoza 2017; Hu et al. 2022; Schultz et al. 2017b)","plainCitation":"(Carrillo-Torres, Hernández-Paniagua, and Mendoza 2017; Hu et al. 2022; Schultz et al. 2017b)","noteIndex":0},"citationItems":[{"id":"1ZtYUYbs/BvcMESRs","uris":["http://zotero.org/users/15391371/items/NQST8FAI"],"itemData":{"id":10618,"type":"article-journal","abstract":"Tropospheric levels of O-3 have historically exceeded the official annual Mexican standards within the Monterrey Metropolitan Area (MMA) in NE Mexico. High-frequency and high-precision measurements of tropospheric O-3, NOy, NO2, NO, CO, SO2, PM10 and PM2.5 were made at the Obispado monitoring site near the downtown MMA from September 2012 to August 2013. The seasonal cycles of O-3 and NOy are driven by changes in meteorology and to a lesser extent by variations in primary emissions. The NOy levels were positively correlated with O-3 precursors and inversely correlated with O-3 and wind speed. Recorded data were used to assess the O-3-Volatile Organic Compounds (VOC)-NOx system's sensitivity through an observational-based approach. The photochemical indicator O-3/NOy was derived from measured data during the enhanced O-3 production period (12:00-18:00 Central Daylight Time (CDT), GMT-0500). The O-3/NOy ratios calculated for this time period showed that the O3 production within the MMA is VOC sensitive. A box model simulation of production rates of HNO3 (P-HNO3) and total peroxides (P-perox) carried out for O3 episodes in fall and spring confirmed the VOC sensitivity within the MMA environment. No significant differences were observed in O-3/NOy from weekdays to weekends or for P-HNO3/P-perox ratios, confirming the limiting role of VOCs in O3 production within the MMA. The ratified photochemical regime observed may allow the environmental authorities to revise and verify the current policies for air quality control within the MMA.","archive_location":"WOS:000396166200002","container-title":"ATMOSPHERE","DOI":"10.3390/atmos8020022","ISSN":"2073-4433","issue":"2","title":"Use of Combined Observational-and Model-Derived Photochemical Indicators to Assess the O3-NOx-VOC System Sensitivity in Urban Areas","volume":"8","author":[{"family":"Carrillo-Torres","given":"ER"},{"family":"Hernández-Paniagua","given":"IY"},{"family":"Mendoza","given":"A"}],"issued":{"date-parts":[["2017",2]]}}},{"id":"1ZtYUYbs/NKuXjGIl","uris":["http://zotero.org/users/15391371/items/TZ3G4GI6"],"itemData":{"id":9990,"type":"article-journal","abstract":"With the intensification of global warming and economic development in China, the near-surface ozone (O-3) concentration has been increasing recently, especially in the Beijing-Tianjin-Hebei (BTH) region, which is the political and economic center of China. However, O-3 has been measured in real time only over the past few years, and the observational records are discontinuous. Therefore, we propose a new method (WRFC-XGB) to establish a near-surface O-3 concentration dataset in the BTH region by integrating the Weather Research and Forecasting with Chemistry (WRF-Chem) model with the extreme gradient boosting (XGBoost) algorithm. Based on this method, the 8-h maximum daily average (MDA8) O-3 concentrations are obtained with full spatiotemporal coverage at a spatial resolution of 0.1 degrees x 0.1 degrees across the BTH region in 2018. Two evaluation methods, sample- and station-based 10-fold cross-validation (10-CV), are used to assess our method. The sample-based (station-based) 10-CV evaluation results indicate that WRFC-XGB can achieve excellent accuracy with a high coefficient of determination (R-2) of 0.95 (0.91), low root mean square error (RMSE) of 13.50 (17.70) mu g m(-3), and mean absolute error (MAE) of 9.60 (12.89) mu g m(-3). In addition, superb spatiotemporal consistencies are confirmed for this model, including the estimation of high O-3 concentrations, and our WRFC-XGB model outperforms traditional models and previous studies in data mining. In addition, the proposed model can be applied to estimate the O-3 concentration when it has not been measured. Furthermore, the spatial distribution analysis of the MDA8 O-3 in 2018 reveals that O-3 pollution in the BTH region exhibits significant seasonality. Heavy O-3 pollution episodes mainly occur in summer, and the high O-3 loading is distributed mainly in the southern BTH areas, which will pose challenges to atmospheric environmental governance for local governments.","archive_location":"WOS:000787004000001","container-title":"ATMOSPHERE","DOI":"10.3390/atmos13040632","ISSN":"2073-4433","issue":"4","title":"Estimation of the Near-Surface Ozone Concentration with Full Spatiotemporal Coverage across the Beijing-Tianjin-Hebei Region Based on Extreme Gradient Boosting Combined with a WRF-Chem Model","volume":"13","author":[{"family":"Hu","given":"XM"},{"family":"Zhang","given":"J"},{"family":"Xue","given":"WH"},{"family":"Zhou","given":"LH"},{"family":"Che","given":"YF"},{"family":"Han","given":"T"}],"issued":{"date-parts":[["2022",4]]}}},{"id":"1ZtYUYbs/LZ59vxoz","uris":["http://zotero.org/users/15391371/items/25YKD5DU"],"itemData":{"id":12441,"type":"article-journal","abstract":"In support of the first Tropospheric Ozone Assessment Report (TOAR) a relational database of global surface ozone observations has been developed and populated with hourly measurement data and enhanced metadata. A comprehensive suite of ozone data products including standard statistics, health and vegetation impact metrics, and trend information, are made available through a common data portal and a web interface. These data form the basis of the TOAR analyses focusing on human health, vegetation, and climate relevant ozone issues, which are part of this special feature.Cooperation among many data centers and individual researchers worldwide made it possible to build the world’s largest collection of in-situ hourly surface ozone data covering the period from 1970 to 2015. By combining the data from almost 10,000 measurement sites around the world with global metadata information, new analyses of surface ozone have become possible, such as the first globally consistent characterisations of measurement sites as either urban or rural/remote. Exploitation of these global metadata allows for new insights into the global distribution, and seasonal and long-term changes of tropospheric ozone and they enable TOAR to perform the first, globally consistent analysis of present-day ozone concentrations and recent ozone changes with relevance to health, agriculture, and climate.Considerable effort was made to harmonize and synthesize data formats and metadata information from various networks and individual data submissions. Extensive quality control was applied to identify questionable and erroneous data, including changes in apparent instrument offsets or calibrations. Such data were excluded from TOAR data products. Limitations of a posteriori data quality assurance are discussed. As a result of the work presented here, global coverage of surface ozone data for scientific analysis has been significantly extended. Yet, large gaps remain in the surface observation network both in terms of regions without monitoring, and in terms of regions that have monitoring programs but no public access to the data archive. Therefore future improvements to the database will require not only improved data harmonization, but also expanded data sharing and increased monitoring in data-sparse regions.","container-title":"Elementa: Science of the Anthropocene","DOI":"10.1525/elementa.244","ISSN":"2325-1026","journalAbbreviation":"Elementa: Science of the Anthropocene","page":"58","source":"Silverchair","title":"Tropospheric Ozone Assessment Report: Database and metrics data of global surface ozone observations","title-short":"Tropospheric Ozone Assessment Report","volume":"5","author":[{"family":"Schultz","given":"Martin G."},{"family":"Schröder","given":"Sabine"},{"family":"Lyapina","given":"Olga"},{"family":"Cooper","given":"Owen R."},{"family":"Galbally","given":"Ian"},{"family":"Petropavlovskikh","given":"Irina"},{"family":"Schneidemesser","given":"Erika","non-dropping-particle":"von"},{"family":"Tanimoto","given":"Hiroshi"},{"family":"Elshorbany","given":"Yasin"},{"family":"Naja","given":"Manish"},{"family":"Seguel","given":"Rodrigo J."},{"family":"Dauert","given":"Ute"},{"family":"Eckhardt","given":"Paul"},{"family":"Feigenspan","given":"Stefan"},{"family":"Fiebig","given":"Markus"},{"family":"Hjellbrekke","given":"Anne-Gunn"},{"family":"Hong","given":"You-Deog"},{"family":"Kjeld","given":"Peter Christian"},{"family":"Koide","given":"Hiroshi"},{"family":"Lear","given":"Gary"},{"family":"Tarasick","given":"David"},{"family":"Ueno","given":"Mikio"},{"family":"Wallasch","given":"Markus"},{"family":"Baumgardner","given":"Darrel"},{"family":"Chuang","given":"Ming-Tung"},{"family":"Gillett","given":"Robert"},{"family":"Lee","given":"Meehye"},{"family":"Molloy","given":"Suzie"},{"family":"Moolla","given":"Raeesa"},{"family":"Wang","given":"Tao"},{"family":"Sharps","given":"Katrina"},{"family":"Adame","given":"Jose A."},{"family":"Ancellet","given":"Gerard"},{"family":"Apadula","given":"Francesco"},{"family":"Artaxo","given":"Paulo"},{"family":"Barlasina","given":"Maria E."},{"family":"Bogucka","given":"Magdalena"},{"family":"Bonasoni","given":"Paolo"},{"family":"Chang","given":"Limseok"},{"family":"Colomb","given":"Aurelie"},{"family":"Cuevas-Agulló","given":"Emilio"},{"family":"Cupeiro","given":"Manuel"},{"family":"Degorska","given":"Anna"},{"family":"Ding","given":"Aijun"},{"family":"Fröhlich","given":"Marina"},{"family":"Frolova","given":"Marina"},{"family":"Gadhavi","given":"Harish"},{"family":"Gheusi","given":"Francois"},{"family":"Gilge","given":"Stefan"},{"family":"Gonzalez","given":"Margarita Y."},{"family":"Gros","given":"Valerie"},{"family":"Hamad","given":"Samera H."},{"family":"Helmig","given":"Detlev"},{"family":"Henriques","given":"Diamantino"},{"family":"Hermansen","given":"Ove"},{"family":"Holla","given":"Robert"},{"family":"Hueber","given":"Jacques"},{"family":"Im","given":"Ulas"},{"family":"Jaffe","given":"Daniel A."},{"family":"Komala","given":"Ninong"},{"family":"Kubistin","given":"Dagmar"},{"family":"Lam","given":"Ka-Se"},{"family":"Laurila","given":"Tuomas"},{"family":"Lee","given":"Haeyoung"},{"family":"Levy","given":"Ilan"},{"family":"Mazzoleni","given":"Claudio"},{"family":"Mazzoleni","given":"Lynn R."},{"family":"McClure-Begley","given":"Audra"},{"family":"Mohamad","given":"Maznorizan"},{"family":"Murovec","given":"Marijana"},{"family":"Navarro-Comas","given":"Monica"},{"family":"Nicodim","given":"Florin"},{"family":"Parrish","given":"David"},{"family":"Read","given":"Katie A."},{"family":"Reid","given":"Nick"},{"family":"Ries","given":"Ludwig"},{"family":"Saxena","given":"Pallavi"},{"family":"Schwab","given":"James J."},{"family":"Scorgie","given":"Yvonne"},{"family":"Senik","given":"Irina"},{"family":"Simmonds","given":"Peter"},{"family":"Sinha","given":"Vinayak"},{"family":"Skorokhod","given":"Andrey I."},{"family":"Spain","given":"Gerard"},{"family":"Spangl","given":"Wolfgang"},{"family":"Spoor","given":"Ronald"},{"family":"Springston","given":"Stephen R."},{"family":"Steer","given":"Kelvyn"},{"family":"Steinbacher","given":"Martin"},{"family":"Suharguniyawan","given":"Eka"},{"family":"Torre","given":"Paul"},{"family":"Trickl","given":"Thomas"},{"family":"Weili","given":"Lin"},{"family":"Weller","given":"Rolf"},{"family":"Xiaobin","given":"Xu"},{"family":"Xue","given":"Likun"},{"family":"Zhiqiang","given":"Ma"}],"editor":[{"family":"Chang","given":"Michael E."},{"family":"Lewis","given":"Alastair"}],"issued":{"date-parts":[["2017",10,18]]}}}],"schema":"https://github.com/citation-style-language/schema/raw/master/csl-citation.json"} </w:instrText>
       </w:r>
       <w:r>
         <w:rPr>
@@ -167,38 +136,7 @@
         <w:fldChar w:fldCharType="separate"/>
       </w:r>
       <w:r>
-        <w:rPr>
-          <w:szCs w:val="24"/>
-        </w:rPr>
-        <w:t xml:space="preserve">(Carrillo-Torres, Hernández-Paniagua, and Mendoza 2017; XM Hu et al. 2022; Schultz, Schröder, </w:t>
-      </w:r>
-      <w:proofErr w:type="spellStart"/>
-      <w:r>
-        <w:rPr>
-          <w:szCs w:val="24"/>
-        </w:rPr>
-        <w:t>Lyapina</w:t>
-      </w:r>
-      <w:proofErr w:type="spellEnd"/>
-      <w:r>
-        <w:rPr>
-          <w:szCs w:val="24"/>
-        </w:rPr>
-        <w:t xml:space="preserve">, Cooper, </w:t>
-      </w:r>
-      <w:proofErr w:type="spellStart"/>
-      <w:r>
-        <w:rPr>
-          <w:szCs w:val="24"/>
-        </w:rPr>
-        <w:t>Galbally</w:t>
-      </w:r>
-      <w:proofErr w:type="spellEnd"/>
-      <w:r>
-        <w:rPr>
-          <w:szCs w:val="24"/>
-        </w:rPr>
-        <w:t>, Zhiqiang, et al. 2017a)</w:t>
+        <w:t>(Carrillo-Torres, Hernández-Paniagua, and Mendoza 2017; Hu et al. 2022; Schultz et al. 2017b)</w:t>
       </w:r>
       <w:r>
         <w:rPr>
@@ -254,108 +192,148 @@
         </w:rPr>
         <w:t xml:space="preserve">Most of this project </w:t>
       </w:r>
+      <w:r>
+        <w:rPr>
+          <w:szCs w:val="24"/>
+        </w:rPr>
+        <w:t>utilized</w:t>
+      </w:r>
+      <w:r>
+        <w:rPr>
+          <w:szCs w:val="24"/>
+        </w:rPr>
+        <w:t xml:space="preserve"> raster data. As a representation of signals, raster data is the primary output for remote sensing and satellite technology. Remote sensing is a field dedicated to Earth-bound sun-sourced light while satellites While this type of data is frequently referred to as a “raster” in geography, it’s more simply a lattice of values; depicting whatever we want them to. </w:t>
+      </w:r>
+      <w:proofErr w:type="gramStart"/>
+      <w:r>
+        <w:rPr>
+          <w:szCs w:val="24"/>
+        </w:rPr>
+        <w:t>If,</w:t>
+      </w:r>
+      <w:proofErr w:type="gramEnd"/>
+      <w:r>
+        <w:rPr>
+          <w:szCs w:val="24"/>
+        </w:rPr>
+        <w:t xml:space="preserve"> these values come from a signal, then the proper transformations can be applied to properly represent </w:t>
+      </w:r>
+      <w:proofErr w:type="gramStart"/>
+      <w:r>
+        <w:rPr>
+          <w:szCs w:val="24"/>
+        </w:rPr>
+        <w:t>its</w:t>
+      </w:r>
+      <w:proofErr w:type="gramEnd"/>
+      <w:r>
+        <w:rPr>
+          <w:szCs w:val="24"/>
+        </w:rPr>
+        <w:t xml:space="preserve"> metaphorical value. For instance, temperature values can be estimated with extreme precision given the difference in Near Infrared (NIR) and incoming UV radiation. Much of this data can be seen on Google Earth Engine’s (GEE) vast cloud database. GEE was accessed to set the framework for the images used in the final predictive model</w:t>
+      </w:r>
+      <w:bookmarkStart w:id="2" w:name="_Hlk202611367"/>
+      <w:r>
+        <w:rPr>
+          <w:szCs w:val="24"/>
+        </w:rPr>
+        <w:t>. GEE is designed for planetary-scale environmental data analysis (</w:t>
+      </w:r>
       <w:proofErr w:type="spellStart"/>
-      <w:proofErr w:type="gramStart"/>
-      <w:r>
-        <w:rPr>
-          <w:szCs w:val="24"/>
-        </w:rPr>
-        <w:t>ustilized</w:t>
+      <w:r>
+        <w:rPr>
+          <w:szCs w:val="24"/>
+        </w:rPr>
+        <w:t>Cardille</w:t>
       </w:r>
       <w:proofErr w:type="spellEnd"/>
-      <w:proofErr w:type="gramEnd"/>
-      <w:r>
-        <w:rPr>
-          <w:szCs w:val="24"/>
-        </w:rPr>
-        <w:t xml:space="preserve"> raster data. As a representation of signals, raster data is the primary output for remote sensing and satellite technology. Remote sensing is a field dedicated to Earth-bound sun-sourced light while satellites While this type of data is frequently referred to as a “raster” in geography, it’s more simply a lattice of values; depicting whatever we want them to. </w:t>
-      </w:r>
-      <w:proofErr w:type="gramStart"/>
-      <w:r>
-        <w:rPr>
-          <w:szCs w:val="24"/>
-        </w:rPr>
-        <w:t>If,</w:t>
-      </w:r>
-      <w:proofErr w:type="gramEnd"/>
-      <w:r>
-        <w:rPr>
-          <w:szCs w:val="24"/>
-        </w:rPr>
-        <w:t xml:space="preserve"> these values come from a signal, then the proper transformations can be applied to properly represent </w:t>
-      </w:r>
-      <w:proofErr w:type="gramStart"/>
-      <w:r>
-        <w:rPr>
-          <w:szCs w:val="24"/>
-        </w:rPr>
-        <w:t>its</w:t>
-      </w:r>
-      <w:proofErr w:type="gramEnd"/>
-      <w:r>
-        <w:rPr>
-          <w:szCs w:val="24"/>
-        </w:rPr>
-        <w:t xml:space="preserve"> metaphorical value. For instance, temperature values can be estimated with extreme precision given the difference in Near Infrared (NIR) and incoming UV radiation. Much of this data can be seen on Google Earth Engine’s (GEE) vast cloud database. GEE was accessed to set the framework for the images used in the final predictive model</w:t>
-      </w:r>
-      <w:bookmarkStart w:id="2" w:name="_Hlk202611367"/>
-      <w:r>
-        <w:rPr>
-          <w:szCs w:val="24"/>
-        </w:rPr>
-        <w:t>. GEE is designed for planetary-scale environmental data analysis (</w:t>
+      <w:r>
+        <w:rPr>
+          <w:szCs w:val="24"/>
+        </w:rPr>
+        <w:t xml:space="preserve"> et al. 2024) and provides access to a vast repository of satellite imagery and geospatial datasets, along with tools based in java for analysis and visualization [Site studies that used GEE]. </w:t>
+      </w:r>
+    </w:p>
+    <w:p>
+      <w:pPr>
+        <w:jc w:val="center"/>
+        <w:rPr>
+          <w:szCs w:val="24"/>
+        </w:rPr>
+      </w:pPr>
+      <w:r>
+        <w:rPr>
+          <w:szCs w:val="24"/>
+        </w:rPr>
+        <w:t>IV.2. From Google Earth Engine to a Machine Near You</w:t>
+      </w:r>
+    </w:p>
+    <w:p>
+      <w:pPr>
+        <w:ind w:firstLine="720"/>
+        <w:rPr>
+          <w:szCs w:val="24"/>
+        </w:rPr>
+      </w:pPr>
+      <w:r>
+        <w:rPr>
+          <w:szCs w:val="24"/>
+        </w:rPr>
+        <w:t xml:space="preserve">GEE is designed for planetary-scale environmental data analysis </w:t>
+      </w:r>
+      <w:r>
+        <w:rPr>
+          <w:szCs w:val="24"/>
+        </w:rPr>
+        <w:fldChar w:fldCharType="begin"/>
+      </w:r>
+      <w:r>
+        <w:rPr>
+          <w:szCs w:val="24"/>
+        </w:rPr>
+        <w:instrText xml:space="preserve"> ADDIN ZOTERO_ITEM CSL_CITATION {"citationID":"8xP35kJl","properties":{"formattedCitation":"(Gorelick et al. 2017)","plainCitation":"(Gorelick et al. 2017)","noteIndex":0},"citationItems":[{"id":"1ZtYUYbs/FjkK2a1G","uris":["http://zotero.org/users/15391371/items/JSBARUJG"],"itemData":{"id":12413,"type":"article-journal","container-title":"Remote Sensing of Environment","DOI":"10.1016/j.rse.2017.06.031","ISSN":"0034-4257","language":"en","license":"https://www.elsevier.com/tdm/userlicense/1.0/","note":"publisher: Elsevier BV","page":"18-27","source":"Crossref","title":"Google Earth Engine: Planetary-scale geospatial analysis for everyone","title-short":"Google Earth Engine","volume":"202","author":[{"family":"Gorelick","given":"Noel"},{"family":"Hancher","given":"Matt"},{"family":"Dixon","given":"Mike"},{"family":"Ilyushchenko","given":"Simon"},{"family":"Thau","given":"David"},{"family":"Moore","given":"Rebecca"}],"issued":{"date-parts":[["2017",12]]}}}],"schema":"https://github.com/citation-style-language/schema/raw/master/csl-citation.json"} </w:instrText>
+      </w:r>
+      <w:r>
+        <w:rPr>
+          <w:szCs w:val="24"/>
+        </w:rPr>
+        <w:fldChar w:fldCharType="separate"/>
+      </w:r>
+      <w:r>
+        <w:t>(Gorelick et al. 2017)</w:t>
+      </w:r>
+      <w:r>
+        <w:rPr>
+          <w:szCs w:val="24"/>
+        </w:rPr>
+        <w:fldChar w:fldCharType="end"/>
+      </w:r>
+      <w:r>
+        <w:rPr>
+          <w:szCs w:val="24"/>
+        </w:rPr>
+        <w:t xml:space="preserve"> and provides access to a vast repository of satellite imagery and geospatial datasets, along with tools based in java for analysis and visualization (Figure VIII.2.4.). As a Big Data source, this overwhelming repository of satellite imagery and geospatial datasets includes Landsat, Sentinel, MODIS, and more prominent satellite technologies. It’s being utilized more frequently in recent environmental monitoring, research, and management due to its accessibility. The cloud-based </w:t>
+      </w:r>
+      <w:r>
+        <w:rPr>
+          <w:szCs w:val="24"/>
+        </w:rPr>
+        <w:lastRenderedPageBreak/>
+        <w:t xml:space="preserve">infrastructure of GEE allows for large-scale data processing without the need for local high-performance computing resources. This capability was particularly useful for </w:t>
       </w:r>
       <w:proofErr w:type="spellStart"/>
       <w:r>
         <w:rPr>
           <w:szCs w:val="24"/>
         </w:rPr>
-        <w:t>Cardille</w:t>
+        <w:t>SMaRK</w:t>
       </w:r>
       <w:proofErr w:type="spellEnd"/>
       <w:r>
         <w:rPr>
           <w:szCs w:val="24"/>
         </w:rPr>
-        <w:t xml:space="preserve"> et al. 2024) and provides access to a vast repository of satellite imagery and geospatial datasets, along with tools based in java for analysis and visualization [Site studies that used GEE]. </w:t>
-      </w:r>
-    </w:p>
-    <w:p>
-      <w:pPr>
-        <w:jc w:val="center"/>
-        <w:rPr>
-          <w:szCs w:val="24"/>
-        </w:rPr>
-      </w:pPr>
-      <w:r>
-        <w:rPr>
-          <w:szCs w:val="24"/>
-        </w:rPr>
-        <w:t>I</w:t>
-      </w:r>
-      <w:r>
-        <w:rPr>
-          <w:szCs w:val="24"/>
-        </w:rPr>
-        <w:t>V</w:t>
-      </w:r>
-      <w:r>
-        <w:rPr>
-          <w:szCs w:val="24"/>
-        </w:rPr>
-        <w:t>.</w:t>
-      </w:r>
-      <w:r>
-        <w:rPr>
-          <w:szCs w:val="24"/>
-        </w:rPr>
-        <w:t>2</w:t>
-      </w:r>
-      <w:r>
-        <w:rPr>
-          <w:szCs w:val="24"/>
-        </w:rPr>
-        <w:t>. From Google Earth Engine to a Machine Near You</w:t>
+        <w:t xml:space="preserve"> by processing and analyzing large datasets with precision and efficiency.</w:t>
       </w:r>
     </w:p>
     <w:p>
@@ -369,7 +347,7 @@
         <w:rPr>
           <w:szCs w:val="24"/>
         </w:rPr>
-        <w:t xml:space="preserve">GEE is designed for planetary-scale environmental data analysis </w:t>
+        <w:t xml:space="preserve">While the interactive code editor and Graphical User Interface (GUI), make it accessible to users well versed in JavaScript, it may be a difficult grasp for less code-savvy personnel. However, GEE enables collaborative work by allowing users to share scripts, data, and results easily for those willing to learn. The platform now has a strong Python integration provided by Dr. Wu at the University of Tennessee </w:t>
       </w:r>
       <w:r>
         <w:rPr>
@@ -381,7 +359,7 @@
         <w:rPr>
           <w:szCs w:val="24"/>
         </w:rPr>
-        <w:instrText xml:space="preserve"> ADDIN ZOTERO_ITEM CSL_CITATION {"citationID":"8xP35kJl","properties":{"formattedCitation":"(Gorelick et al. 2017)","plainCitation":"(Gorelick et al. 2017)","noteIndex":0},"citationItems":[{"id":12413,"uris":["http://zotero.org/users/15391371/items/JSBARUJG"],"itemData":{"id":12413,"type":"article-journal","container-title":"Remote Sensing of Environment","DOI":"10.1016/j.rse.2017.06.031","ISSN":"0034-4257","language":"en","license":"https://www.elsevier.com/tdm/userlicense/1.0/","note":"publisher: Elsevier BV","page":"18-27","source":"Crossref","title":"Google Earth Engine: Planetary-scale geospatial analysis for everyone","title-short":"Google Earth Engine","volume":"202","author":[{"family":"Gorelick","given":"Noel"},{"family":"Hancher","given":"Matt"},{"family":"Dixon","given":"Mike"},{"family":"Ilyushchenko","given":"Simon"},{"family":"Thau","given":"David"},{"family":"Moore","given":"Rebecca"}],"issued":{"date-parts":[["2017",12]]}}}],"schema":"https://github.com/citation-style-language/schema/raw/master/csl-citation.json"} </w:instrText>
+        <w:instrText xml:space="preserve"> ADDIN ZOTERO_ITEM CSL_CITATION {"citationID":"q8DOhCzV","properties":{"formattedCitation":"(Wu 2020)","plainCitation":"(Wu 2020)","noteIndex":0},"citationItems":[{"id":"1ZtYUYbs/JUXXqNKE","uris":["http://zotero.org/users/15391371/items/6RUBM5NU"],"itemData":{"id":12374,"type":"article-journal","container-title":"Journal of Open Source Software","DOI":"10.21105/joss.02305","ISSN":"2475-9066","issue":"51","journalAbbreviation":"JOSS","license":"http://creativecommons.org/licenses/by/4.0/","page":"2305","source":"DOI.org (Crossref)","title":"geemap: A Python package for interactive mapping with Google Earth Engine","title-short":"geemap","volume":"5","author":[{"family":"Wu","given":"Qiusheng"}],"issued":{"date-parts":[["2020",7,15]]}}}],"schema":"https://github.com/citation-style-language/schema/raw/master/csl-citation.json"} </w:instrText>
       </w:r>
       <w:r>
         <w:rPr>
@@ -390,80 +368,6 @@
         <w:fldChar w:fldCharType="separate"/>
       </w:r>
       <w:r>
-        <w:rPr>
-          <w:szCs w:val="24"/>
-        </w:rPr>
-        <w:t>(Gorelick et al. 2017)</w:t>
-      </w:r>
-      <w:r>
-        <w:rPr>
-          <w:szCs w:val="24"/>
-        </w:rPr>
-        <w:fldChar w:fldCharType="end"/>
-      </w:r>
-      <w:r>
-        <w:rPr>
-          <w:szCs w:val="24"/>
-        </w:rPr>
-        <w:t xml:space="preserve"> and provides access to a vast repository of satellite imagery and geospatial datasets, along with tools based in java for analysis and visualization (Figure VIII.2.4.). As a Big Data source, this overwhelming repository of satellite imagery and geospatial datasets includes Landsat, Sentinel, MODIS, and more prominent satellite technologies. It’s being utilized more frequently in recent environmental </w:t>
-      </w:r>
-      <w:r>
-        <w:rPr>
-          <w:szCs w:val="24"/>
-        </w:rPr>
-        <w:lastRenderedPageBreak/>
-        <w:t xml:space="preserve">monitoring, research, and management due to its accessibility. The cloud-based infrastructure of GEE allows for large-scale data processing without the need for local high-performance computing resources. This capability was particularly useful for </w:t>
-      </w:r>
-      <w:proofErr w:type="spellStart"/>
-      <w:r>
-        <w:rPr>
-          <w:szCs w:val="24"/>
-        </w:rPr>
-        <w:t>SMaRK</w:t>
-      </w:r>
-      <w:proofErr w:type="spellEnd"/>
-      <w:r>
-        <w:rPr>
-          <w:szCs w:val="24"/>
-        </w:rPr>
-        <w:t xml:space="preserve"> by processing and analyzing large datasets with precision and efficiency.</w:t>
-      </w:r>
-    </w:p>
-    <w:p>
-      <w:pPr>
-        <w:ind w:firstLine="720"/>
-        <w:rPr>
-          <w:szCs w:val="24"/>
-        </w:rPr>
-      </w:pPr>
-      <w:r>
-        <w:rPr>
-          <w:szCs w:val="24"/>
-        </w:rPr>
-        <w:t xml:space="preserve">While the interactive code editor and Graphical User Interface (GUI), make it accessible to users well versed in JavaScript, it may be a difficult grasp for less code-savvy personnel. However, GEE enables collaborative work by allowing users to share scripts, data, and results easily for those willing to learn. The platform now has a strong Python integration provided by Dr. Wu at the University of Tennessee </w:t>
-      </w:r>
-      <w:r>
-        <w:rPr>
-          <w:szCs w:val="24"/>
-        </w:rPr>
-        <w:fldChar w:fldCharType="begin"/>
-      </w:r>
-      <w:r>
-        <w:rPr>
-          <w:szCs w:val="24"/>
-        </w:rPr>
-        <w:instrText xml:space="preserve"> ADDIN ZOTERO_ITEM CSL_CITATION {"citationID":"q8DOhCzV","properties":{"formattedCitation":"(Wu 2020)","plainCitation":"(Wu 2020)","noteIndex":0},"citationItems":[{"id":12374,"uris":["http://zotero.org/users/15391371/items/6RUBM5NU"],"itemData":{"id":12374,"type":"article-journal","container-title":"Journal of Open Source Software","DOI":"10.21105/joss.02305","ISSN":"2475-9066","issue":"51","journalAbbreviation":"JOSS","license":"http://creativecommons.org/licenses/by/4.0/","page":"2305","source":"DOI.org (Crossref)","title":"geemap: A Python package for interactive mapping with Google Earth Engine","title-short":"geemap","volume":"5","author":[{"family":"Wu","given":"Qiusheng"}],"issued":{"date-parts":[["2020",7,15]]}}}],"schema":"https://github.com/citation-style-language/schema/raw/master/csl-citation.json"} </w:instrText>
-      </w:r>
-      <w:r>
-        <w:rPr>
-          <w:szCs w:val="24"/>
-        </w:rPr>
-        <w:fldChar w:fldCharType="separate"/>
-      </w:r>
-      <w:r>
-        <w:rPr>
-          <w:szCs w:val="24"/>
-        </w:rPr>
         <w:t>(Wu 2020)</w:t>
       </w:r>
       <w:r>
@@ -562,25 +466,7 @@
         <w:rPr>
           <w:szCs w:val="24"/>
         </w:rPr>
-        <w:t>IV.</w:t>
-      </w:r>
-      <w:r>
-        <w:rPr>
-          <w:szCs w:val="24"/>
-        </w:rPr>
-        <w:t>3</w:t>
-      </w:r>
-      <w:r>
-        <w:rPr>
-          <w:szCs w:val="24"/>
-        </w:rPr>
-        <w:t xml:space="preserve">. </w:t>
-      </w:r>
-      <w:r>
-        <w:rPr>
-          <w:szCs w:val="24"/>
-        </w:rPr>
-        <w:t>Sentinel-5p/TROPOMI Products</w:t>
+        <w:t>IV.3. Sentinel-5p/TROPOMI Products</w:t>
       </w:r>
     </w:p>
     <w:p>
@@ -594,14 +480,14 @@
         <w:rPr>
           <w:szCs w:val="24"/>
         </w:rPr>
-        <w:t xml:space="preserve">To address the necessity of improved data for analyzing environmental concerns, the Copernicus Atmosphere Monitoring Service (CAMS) has become one of the leading institutions in monitoring greenhouse gases, aiming at supporting policymakers, business and citizens with enhanced atmospheric environmental information (Guevara et al., 2021). The European Centre for Medium-Range </w:t>
+        <w:t xml:space="preserve">To address the necessity of improved data for analyzing environmental concerns, the Copernicus Atmosphere Monitoring Service (CAMS) has become one of the leading institutions in monitoring greenhouse gases, aiming at supporting policymakers, business and citizens with enhanced atmospheric environmental information (Guevara et al., 2021). The European Centre for Medium-Range Weather Forecasts (ECMWF), an independent intergovernmental organization </w:t>
       </w:r>
       <w:r>
         <w:rPr>
           <w:szCs w:val="24"/>
         </w:rPr>
         <w:lastRenderedPageBreak/>
-        <w:t>Weather Forecasts (ECMWF), an independent intergovernmental organization supported by 35 states, implements CAMS behalf of the European Union for such purposes. CAMS launched the Sentinel-5 Precursor (S5P) in 2017, and it boasts the first Copernicus based mission dedicated to monitoring the planet’s atmosphere (Veefkind et al. 2012). The onboard sensor is frequently referred to as TROPOMI (</w:t>
+        <w:t>supported by 35 states, implements CAMS behalf of the European Union for such purposes. CAMS launched the Sentinel-5 Precursor (S5P) in 2017, and it boasts the first Copernicus based mission dedicated to monitoring the planet’s atmosphere (Veefkind et al. 2012). The onboard sensor is frequently referred to as TROPOMI (</w:t>
       </w:r>
       <w:proofErr w:type="spellStart"/>
       <w:r>
@@ -715,19 +601,7 @@
         <w:rPr>
           <w:szCs w:val="24"/>
         </w:rPr>
-        <w:t>IV.3.</w:t>
-      </w:r>
-      <w:r>
-        <w:rPr>
-          <w:szCs w:val="24"/>
-        </w:rPr>
-        <w:t>1.</w:t>
-      </w:r>
-      <w:r>
-        <w:rPr>
-          <w:szCs w:val="24"/>
-        </w:rPr>
-        <w:t xml:space="preserve"> AEROSOL </w:t>
+        <w:t xml:space="preserve">IV.3.1. AEROSOL </w:t>
       </w:r>
       <w:commentRangeStart w:id="4"/>
       <w:r>
@@ -772,7 +646,21 @@
         <w:rPr>
           <w:szCs w:val="24"/>
         </w:rPr>
-        <w:t>, 2024]. When an AAI value is positive, it indicates the presence of UV-absorbing aerosols like dust and smoke [De Graaf et al. 2005]. It is useful for tracking the evolution of episodic aerosol plumes from dust outbreaks, volcanic ash, and biomass burning which all have known correlations with ozone formation [Honrath et al., 2024]. The 354 nm and 388 nm wavelengths used have very low ozone absorption, so unlike aerosol optical thickness measurements, AAI can be calculated in the presence of clouds, allowing for daily global coverage. These rasters are available with daily averages from GEE and the CAMS home website at a resolution of 1113.2 meters. The collected AAI for the model represents a measure of the prevalence of aerosols in the atmosphere.</w:t>
+        <w:t xml:space="preserve">, 2024]. When an AAI value is positive, it indicates the presence of UV-absorbing aerosols like dust and smoke [De Graaf et al. 2005]. It is useful for tracking the evolution of episodic aerosol plumes from dust outbreaks, volcanic ash, and biomass burning which all have known correlations with ozone formation [Honrath et al., 2024]. The 354 nm and 388 nm wavelengths used have very low ozone absorption, so unlike aerosol optical thickness measurements, AAI can be calculated in the presence of clouds, allowing for daily global coverage. These </w:t>
+      </w:r>
+      <w:proofErr w:type="spellStart"/>
+      <w:r>
+        <w:rPr>
+          <w:szCs w:val="24"/>
+        </w:rPr>
+        <w:t>rasters</w:t>
+      </w:r>
+      <w:proofErr w:type="spellEnd"/>
+      <w:r>
+        <w:rPr>
+          <w:szCs w:val="24"/>
+        </w:rPr>
+        <w:t xml:space="preserve"> are available with daily averages from GEE and the CAMS home website at a resolution of 1113.2 meters. The collected AAI for the model represents a measure of the prevalence of aerosols in the atmosphere.</w:t>
       </w:r>
     </w:p>
     <w:p>
@@ -786,19 +674,7 @@
         <w:rPr>
           <w:szCs w:val="24"/>
         </w:rPr>
-        <w:t>IV.3.</w:t>
-      </w:r>
-      <w:r>
-        <w:rPr>
-          <w:szCs w:val="24"/>
-        </w:rPr>
-        <w:t>2.</w:t>
-      </w:r>
-      <w:r>
-        <w:rPr>
-          <w:szCs w:val="24"/>
-        </w:rPr>
-        <w:t xml:space="preserve"> NO</w:t>
+        <w:t>IV.3.2. NO</w:t>
       </w:r>
       <w:r>
         <w:rPr>
@@ -901,27 +777,27 @@
         <w:rPr>
           <w:szCs w:val="24"/>
         </w:rPr>
-        <w:t xml:space="preserve"> </w:t>
+        <w:t xml:space="preserve"> and NO</w:t>
+      </w:r>
+      <w:r>
+        <w:rPr>
+          <w:szCs w:val="24"/>
+          <w:vertAlign w:val="subscript"/>
+        </w:rPr>
+        <w:t>2</w:t>
+      </w:r>
+      <w:r>
+        <w:rPr>
+          <w:szCs w:val="24"/>
+        </w:rPr>
+        <w:t xml:space="preserve"> slant column density bands were used as an estimation of the Ozone </w:t>
       </w:r>
       <w:r>
         <w:rPr>
           <w:szCs w:val="24"/>
         </w:rPr>
         <w:lastRenderedPageBreak/>
-        <w:t>and NO</w:t>
-      </w:r>
-      <w:r>
-        <w:rPr>
-          <w:szCs w:val="24"/>
-          <w:vertAlign w:val="subscript"/>
-        </w:rPr>
-        <w:t>2</w:t>
-      </w:r>
-      <w:r>
-        <w:rPr>
-          <w:szCs w:val="24"/>
-        </w:rPr>
-        <w:t xml:space="preserve"> slant column density bands were used as an estimation of the Ozone reaction happening in the atmosphere. This dataset is available at the same daily and 1113.2-meter resolution as the AAI.</w:t>
+        <w:t>reaction happening in the atmosphere. This dataset is available at the same daily and 1113.2-meter resolution as the AAI.</w:t>
       </w:r>
     </w:p>
     <w:p>
@@ -935,19 +811,7 @@
         <w:rPr>
           <w:szCs w:val="24"/>
         </w:rPr>
-        <w:t>IV.3.</w:t>
-      </w:r>
-      <w:r>
-        <w:rPr>
-          <w:szCs w:val="24"/>
-        </w:rPr>
-        <w:t>3.</w:t>
-      </w:r>
-      <w:r>
-        <w:rPr>
-          <w:szCs w:val="24"/>
-        </w:rPr>
-        <w:t xml:space="preserve"> CARBON MONOXIDE RETRIEVALS</w:t>
+        <w:t>IV.3.3. CARBON MONOXIDE RETRIEVALS</w:t>
       </w:r>
       <w:commentRangeStart w:id="6"/>
       <w:commentRangeEnd w:id="6"/>
@@ -1004,19 +868,7 @@
         <w:rPr>
           <w:szCs w:val="24"/>
         </w:rPr>
-        <w:t>IV.3.</w:t>
-      </w:r>
-      <w:r>
-        <w:rPr>
-          <w:szCs w:val="24"/>
-        </w:rPr>
-        <w:t>4.</w:t>
-      </w:r>
-      <w:r>
-        <w:rPr>
-          <w:szCs w:val="24"/>
-        </w:rPr>
-        <w:t xml:space="preserve"> </w:t>
+        <w:t xml:space="preserve">IV.3.4. </w:t>
       </w:r>
       <w:commentRangeStart w:id="7"/>
       <w:r>
@@ -1069,19 +921,7 @@
         <w:rPr>
           <w:szCs w:val="24"/>
         </w:rPr>
-        <w:t>IV.3.</w:t>
-      </w:r>
-      <w:r>
-        <w:rPr>
-          <w:szCs w:val="24"/>
-        </w:rPr>
-        <w:t>5.</w:t>
-      </w:r>
-      <w:r>
-        <w:rPr>
-          <w:szCs w:val="24"/>
-        </w:rPr>
-        <w:t xml:space="preserve"> CLOUD </w:t>
+        <w:t xml:space="preserve">IV.3.5. CLOUD </w:t>
       </w:r>
       <w:commentRangeStart w:id="8"/>
       <w:r>
@@ -1127,19 +967,7 @@
         <w:rPr>
           <w:szCs w:val="24"/>
         </w:rPr>
-        <w:t>IV.3</w:t>
-      </w:r>
-      <w:r>
-        <w:rPr>
-          <w:szCs w:val="24"/>
-        </w:rPr>
-        <w:t>.6</w:t>
-      </w:r>
-      <w:r>
-        <w:rPr>
-          <w:szCs w:val="24"/>
-        </w:rPr>
-        <w:t xml:space="preserve">. </w:t>
+        <w:t xml:space="preserve">IV.3.6. </w:t>
       </w:r>
       <w:r>
         <w:rPr>
@@ -1160,14 +988,14 @@
           <w:szCs w:val="24"/>
         </w:rPr>
         <w:tab/>
-        <w:t xml:space="preserve">For this TROPOMI product, there are two algorithms used to deliver total column ozone values: GDP for the near real-time and GODFIT for the offline products. This thesis focuses on the use of the GDP algorithm, as it is currently being used for generating the operational total ozone products from GOME, </w:t>
+        <w:t xml:space="preserve">For this TROPOMI product, there are two algorithms used to deliver total column ozone values: GDP for the near real-time and GODFIT for the offline products. This thesis focuses on the use of the GDP algorithm, as it is currently being used for generating the operational total ozone products from GOME, SCIAMACHY and GOME-2. These products have been used as the penultimate </w:t>
       </w:r>
       <w:r>
         <w:rPr>
           <w:szCs w:val="24"/>
         </w:rPr>
         <w:lastRenderedPageBreak/>
-        <w:t xml:space="preserve">SCIAMACHY and GOME-2. These products have been used as the penultimate data in most atmospheric chemistry-based machine learning models as well as policies making for the EPA and EMWCF since 2017 [EPA, Cop, EMWCF, IPCC, 2017]. This product was used as a base line for ozone values and is available at the same resolution as </w:t>
+        <w:t xml:space="preserve">data in most atmospheric chemistry-based machine learning models as well as policies making for the EPA and EMWCF since 2017 [EPA, Cop, EMWCF, IPCC, 2017]. This product was used as a base line for ozone values and is available at the same resolution as </w:t>
       </w:r>
       <w:proofErr w:type="gramStart"/>
       <w:r>
@@ -1209,19 +1037,7 @@
         <w:rPr>
           <w:szCs w:val="24"/>
         </w:rPr>
-        <w:t>IV.</w:t>
-      </w:r>
-      <w:r>
-        <w:rPr>
-          <w:szCs w:val="24"/>
-        </w:rPr>
-        <w:t>4</w:t>
-      </w:r>
-      <w:r>
-        <w:rPr>
-          <w:szCs w:val="24"/>
-        </w:rPr>
-        <w:t xml:space="preserve">. </w:t>
+        <w:t xml:space="preserve">IV.4. </w:t>
       </w:r>
       <w:r>
         <w:rPr>
@@ -1231,6 +1047,7 @@
         <w:t xml:space="preserve">ERA5 </w:t>
       </w:r>
       <w:commentRangeStart w:id="9"/>
+      <w:commentRangeStart w:id="10"/>
       <w:r>
         <w:rPr>
           <w:rFonts w:cstheme="majorHAnsi"/>
@@ -1248,6 +1065,13 @@
         </w:rPr>
         <w:commentReference w:id="9"/>
       </w:r>
+      <w:commentRangeEnd w:id="10"/>
+      <w:r>
+        <w:rPr>
+          <w:rStyle w:val="CommentReference"/>
+        </w:rPr>
+        <w:commentReference w:id="10"/>
+      </w:r>
     </w:p>
     <w:p>
       <w:pPr>
@@ -1260,20 +1084,34 @@
         <w:rPr>
           <w:szCs w:val="24"/>
         </w:rPr>
-        <w:t xml:space="preserve">ERA5 refers to the fifth generation of European Re-Analysis (ERA), which is a climate reanalysis dataset produced by the European Centre for Medium-Range Weather Forecasts (ECMWF) as part of the Copernicus Climate Change Service (C3S) [Dee et al. 2011; C3S, 2017]. ERA5 is the one of the latest climate </w:t>
+        <w:t xml:space="preserve">ERA5 refers to the fifth generation of European Re-Analysis (ERA), which is a climate reanalysis dataset produced by the European Centre for Medium-Range Weather Forecasts (ECMWF) as part of the Copernicus Climate Change Service (C3S) [Dee et al. 2011; C3S, 2017]. ERA5 is </w:t>
       </w:r>
       <w:proofErr w:type="gramStart"/>
       <w:r>
         <w:rPr>
           <w:szCs w:val="24"/>
         </w:rPr>
-        <w:t>reanalysis’</w:t>
+        <w:t>the one</w:t>
       </w:r>
       <w:proofErr w:type="gramEnd"/>
       <w:r>
         <w:rPr>
           <w:szCs w:val="24"/>
         </w:rPr>
+        <w:t xml:space="preserve"> of the latest climate </w:t>
+      </w:r>
+      <w:proofErr w:type="spellStart"/>
+      <w:r>
+        <w:rPr>
+          <w:szCs w:val="24"/>
+        </w:rPr>
+        <w:t>reanalyses</w:t>
+      </w:r>
+      <w:proofErr w:type="spellEnd"/>
+      <w:r>
+        <w:rPr>
+          <w:szCs w:val="24"/>
+        </w:rPr>
         <w:t xml:space="preserve"> produced by ECMWF, providing hourly data on many atmospheric, land-surface and sea-state parameters together with estimates of uncertainty. The data is readily available in the Climate Data Store with grids at a 1km resolution, with atmospheric parameters on 37 pressure levels [</w:t>
       </w:r>
       <w:proofErr w:type="spellStart"/>
@@ -1344,7 +1182,21 @@
         <w:rPr>
           <w:szCs w:val="24"/>
         </w:rPr>
-        <w:t xml:space="preserve"> 11km. The resulting rasters were aggregated to a 500m resolution before being exported from GEE. This project utilized the 2m surface temperature, reflectivity of the Earth's surface, shortwave radiation at Earth’s surface, net change in solar radiation, Norther/Eastern components of wind up to a height of 10m, surface pressure, and total summation of precipitation as these were all suitable precursors for the ozone reaction [Gouw et al., 2024; Honrath et al., 2024; Telesca et al., 2024]. </w:t>
+        <w:t xml:space="preserve"> 11km. The resulting </w:t>
+      </w:r>
+      <w:proofErr w:type="spellStart"/>
+      <w:r>
+        <w:rPr>
+          <w:szCs w:val="24"/>
+        </w:rPr>
+        <w:t>rasters</w:t>
+      </w:r>
+      <w:proofErr w:type="spellEnd"/>
+      <w:r>
+        <w:rPr>
+          <w:szCs w:val="24"/>
+        </w:rPr>
+        <w:t xml:space="preserve"> were aggregated to a 500m resolution before being exported from GEE. This project utilized the 2m surface temperature, reflectivity of the Earth's surface, shortwave radiation at Earth’s surface, net change in solar radiation, Norther/Eastern components of wind up to a height of 10m, surface pressure, and total summation of precipitation as these were all suitable precursors for the ozone reaction [Gouw et al., 2024; Honrath et al., 2024; Telesca et al., 2024]. </w:t>
       </w:r>
     </w:p>
     <w:p>
@@ -1358,22 +1210,10 @@
         <w:rPr>
           <w:szCs w:val="24"/>
         </w:rPr>
-        <w:t>IV.</w:t>
-      </w:r>
-      <w:r>
-        <w:rPr>
-          <w:szCs w:val="24"/>
-        </w:rPr>
-        <w:t>5</w:t>
-      </w:r>
-      <w:r>
-        <w:rPr>
-          <w:szCs w:val="24"/>
-        </w:rPr>
-        <w:t>. VIIRS DAY</w:t>
-      </w:r>
-      <w:commentRangeStart w:id="10"/>
-      <w:commentRangeEnd w:id="10"/>
+        <w:t>IV.5. VIIRS DAY</w:t>
+      </w:r>
+      <w:commentRangeStart w:id="11"/>
+      <w:commentRangeEnd w:id="11"/>
       <w:r>
         <w:rPr>
           <w:rStyle w:val="CommentReference"/>
@@ -1381,7 +1221,7 @@
           <w:sz w:val="24"/>
           <w:szCs w:val="24"/>
         </w:rPr>
-        <w:commentReference w:id="10"/>
+        <w:commentReference w:id="11"/>
       </w:r>
       <w:r>
         <w:rPr>
@@ -1389,8 +1229,8 @@
         </w:rPr>
         <w:t>/NIGHTTIME LIGHTS</w:t>
       </w:r>
-      <w:commentRangeStart w:id="11"/>
-      <w:commentRangeEnd w:id="11"/>
+      <w:commentRangeStart w:id="12"/>
+      <w:commentRangeEnd w:id="12"/>
       <w:r>
         <w:rPr>
           <w:rStyle w:val="CommentReference"/>
@@ -1398,7 +1238,7 @@
           <w:sz w:val="24"/>
           <w:szCs w:val="24"/>
         </w:rPr>
-        <w:commentReference w:id="11"/>
+        <w:commentReference w:id="12"/>
       </w:r>
     </w:p>
     <w:p>
@@ -1412,42 +1252,140 @@
         <w:rPr>
           <w:szCs w:val="24"/>
         </w:rPr>
-        <w:t xml:space="preserve">The SNPP Visible Infrared Imaging Radiometer Suite (VIIRS) supports a Day-Night Band (DNB) sensor that provides global daily measurements of nocturnal visible and near-infrared (NIR) light that are suitable for Earth system science and applications. The VIIRS DNB's ultra-sensitivity in lowlight conditions </w:t>
-      </w:r>
-      <w:proofErr w:type="gramStart"/>
-      <w:r>
-        <w:rPr>
-          <w:szCs w:val="24"/>
-        </w:rPr>
-        <w:t>enable</w:t>
-      </w:r>
-      <w:proofErr w:type="gramEnd"/>
-      <w:r>
-        <w:rPr>
-          <w:szCs w:val="24"/>
-        </w:rPr>
-        <w:t xml:space="preserve"> us to generate a new set of science-quality </w:t>
-      </w:r>
-      <w:proofErr w:type="gramStart"/>
-      <w:r>
-        <w:rPr>
-          <w:szCs w:val="24"/>
-        </w:rPr>
-        <w:t>nighttime</w:t>
-      </w:r>
-      <w:proofErr w:type="gramEnd"/>
-      <w:r>
-        <w:rPr>
-          <w:szCs w:val="24"/>
-        </w:rPr>
-        <w:t xml:space="preserve"> products that manifest </w:t>
+        <w:t xml:space="preserve">The SNPP Visible Infrared Imaging Radiometer Suite (VIIRS) supports a Day-Night Band (DNB) sensor that provides global daily measurements of nocturnal visible and near-infrared (NIR) light that are suitable for Earth system science and applications. </w:t>
+      </w:r>
+      <w:r>
+        <w:rPr>
+          <w:szCs w:val="24"/>
+        </w:rPr>
+        <w:t>VNP46A2 is the short-name for the daily moonlight- and atmosphere-corrected Nighttime Lights (NTL) product called VIIRS/NPP Gap-Filled Lunar BRDF-Adjusted Nighttime Lights Daily L3 Global 500m.</w:t>
+      </w:r>
+      <w:r>
+        <w:rPr>
+          <w:szCs w:val="24"/>
+        </w:rPr>
+        <w:t xml:space="preserve"> </w:t>
+      </w:r>
+      <w:r>
+        <w:rPr>
+          <w:szCs w:val="24"/>
+        </w:rPr>
+        <w:t xml:space="preserve">The VIIRS DNB's </w:t>
       </w:r>
       <w:r>
         <w:rPr>
           <w:szCs w:val="24"/>
         </w:rPr>
         <w:lastRenderedPageBreak/>
-        <w:t xml:space="preserve">substantial improvements in sensor resolution and calibration when compared to the previous era of Defense Meteorological Satellite Program/Operational </w:t>
+        <w:t>ultra-sensitivity in lowlight conditions enable</w:t>
+      </w:r>
+      <w:r>
+        <w:rPr>
+          <w:szCs w:val="24"/>
+        </w:rPr>
+        <w:t xml:space="preserve">s </w:t>
+      </w:r>
+      <w:r>
+        <w:rPr>
+          <w:szCs w:val="24"/>
+        </w:rPr>
+        <w:t>t</w:t>
+      </w:r>
+      <w:r>
+        <w:rPr>
+          <w:szCs w:val="24"/>
+        </w:rPr>
+        <w:t>he</w:t>
+      </w:r>
+      <w:r>
+        <w:rPr>
+          <w:szCs w:val="24"/>
+        </w:rPr>
+        <w:t xml:space="preserve"> generat</w:t>
+      </w:r>
+      <w:r>
+        <w:rPr>
+          <w:szCs w:val="24"/>
+        </w:rPr>
+        <w:t>ion</w:t>
+      </w:r>
+      <w:r>
+        <w:rPr>
+          <w:szCs w:val="24"/>
+        </w:rPr>
+        <w:t xml:space="preserve"> of </w:t>
+      </w:r>
+      <w:r>
+        <w:rPr>
+          <w:szCs w:val="24"/>
+        </w:rPr>
+        <w:t>high</w:t>
+      </w:r>
+      <w:r>
+        <w:rPr>
+          <w:szCs w:val="24"/>
+        </w:rPr>
+        <w:t xml:space="preserve">-quality </w:t>
+      </w:r>
+      <w:r>
+        <w:rPr>
+          <w:szCs w:val="24"/>
+        </w:rPr>
+        <w:t>night-time</w:t>
+      </w:r>
+      <w:r>
+        <w:rPr>
+          <w:szCs w:val="24"/>
+        </w:rPr>
+        <w:t xml:space="preserve"> </w:t>
+      </w:r>
+      <w:r>
+        <w:rPr>
+          <w:szCs w:val="24"/>
+        </w:rPr>
+        <w:t xml:space="preserve">light imagery </w:t>
+      </w:r>
+      <w:r>
+        <w:rPr>
+          <w:szCs w:val="24"/>
+        </w:rPr>
+        <w:t xml:space="preserve">that </w:t>
+      </w:r>
+      <w:r>
+        <w:rPr>
+          <w:szCs w:val="24"/>
+        </w:rPr>
+        <w:t xml:space="preserve">utilize </w:t>
+      </w:r>
+      <w:r>
+        <w:rPr>
+          <w:szCs w:val="24"/>
+        </w:rPr>
+        <w:t xml:space="preserve">substantial improvements </w:t>
+      </w:r>
+      <w:r>
+        <w:rPr>
+          <w:szCs w:val="24"/>
+        </w:rPr>
+        <w:t xml:space="preserve">to </w:t>
+      </w:r>
+      <w:r>
+        <w:rPr>
+          <w:szCs w:val="24"/>
+        </w:rPr>
+        <w:t>sensor resolution and calibration</w:t>
+      </w:r>
+      <w:r>
+        <w:rPr>
+          <w:szCs w:val="24"/>
+        </w:rPr>
+        <w:t>. W</w:t>
+      </w:r>
+      <w:r>
+        <w:rPr>
+          <w:szCs w:val="24"/>
+        </w:rPr>
+        <w:t xml:space="preserve">hen compared to the previous era of Defense Meteorological Satellite Program/Operational </w:t>
       </w:r>
       <w:proofErr w:type="spellStart"/>
       <w:r>
@@ -1461,20 +1399,99 @@
         <w:rPr>
           <w:szCs w:val="24"/>
         </w:rPr>
-        <w:t xml:space="preserve"> System's (DMSP/OLS) nighttime lights image products. Such improvements allow the VIIRS DNB products to better monitor both the magnitude and signature of nighttime phenomena, and anthropogenic sources of light emissions.</w:t>
-      </w:r>
-    </w:p>
-    <w:p>
-      <w:pPr>
-        <w:rPr>
-          <w:szCs w:val="24"/>
-        </w:rPr>
-      </w:pPr>
-      <w:r>
-        <w:rPr>
-          <w:szCs w:val="24"/>
-        </w:rPr>
-        <w:t>VNP46A2 is the short-name for the daily moonlight- and atmosphere-corrected Nighttime Lights (NTL) product called VIIRS/NPP Gap-Filled Lunar BRDF-Adjusted Nighttime Lights Daily L3 Global 500m Linear Lat Lon Grid. </w:t>
+        <w:t xml:space="preserve"> System's (DMSP/OLS) </w:t>
+      </w:r>
+      <w:proofErr w:type="spellStart"/>
+      <w:r>
+        <w:rPr>
+          <w:szCs w:val="24"/>
+        </w:rPr>
+        <w:t>nig</w:t>
+      </w:r>
+      <w:r>
+        <w:rPr>
+          <w:szCs w:val="24"/>
+        </w:rPr>
+        <w:t>utilizes</w:t>
+      </w:r>
+      <w:r>
+        <w:rPr>
+          <w:szCs w:val="24"/>
+        </w:rPr>
+        <w:t>lights</w:t>
+      </w:r>
+      <w:proofErr w:type="spellEnd"/>
+      <w:r>
+        <w:rPr>
+          <w:szCs w:val="24"/>
+        </w:rPr>
+        <w:t xml:space="preserve"> image products</w:t>
+      </w:r>
+      <w:r>
+        <w:rPr>
+          <w:szCs w:val="24"/>
+        </w:rPr>
+        <w:t>,</w:t>
+      </w:r>
+      <w:r>
+        <w:rPr>
+          <w:szCs w:val="24"/>
+        </w:rPr>
+        <w:t xml:space="preserve"> </w:t>
+      </w:r>
+      <w:r>
+        <w:rPr>
+          <w:szCs w:val="24"/>
+        </w:rPr>
+        <w:t xml:space="preserve">VIIRS </w:t>
+      </w:r>
+      <w:r>
+        <w:rPr>
+          <w:szCs w:val="24"/>
+        </w:rPr>
+        <w:t>allow</w:t>
+      </w:r>
+      <w:r>
+        <w:rPr>
+          <w:szCs w:val="24"/>
+        </w:rPr>
+        <w:t>s</w:t>
+      </w:r>
+      <w:r>
+        <w:rPr>
+          <w:szCs w:val="24"/>
+        </w:rPr>
+        <w:t xml:space="preserve"> </w:t>
+      </w:r>
+      <w:r>
+        <w:rPr>
+          <w:szCs w:val="24"/>
+        </w:rPr>
+        <w:t>for better</w:t>
+      </w:r>
+      <w:r>
+        <w:rPr>
+          <w:szCs w:val="24"/>
+        </w:rPr>
+        <w:t xml:space="preserve"> monitor</w:t>
+      </w:r>
+      <w:r>
+        <w:rPr>
+          <w:szCs w:val="24"/>
+        </w:rPr>
+        <w:t>ing</w:t>
+      </w:r>
+      <w:r>
+        <w:rPr>
+          <w:szCs w:val="24"/>
+        </w:rPr>
+        <w:t xml:space="preserve"> both the magnitude and signature of nighttime phenomena, and anthropogenic sources of light emissions.</w:t>
+      </w:r>
+      <w:r>
+        <w:rPr>
+          <w:szCs w:val="24"/>
+        </w:rPr>
+        <w:t xml:space="preserve"> </w:t>
       </w:r>
     </w:p>
     <w:p>
@@ -1515,35 +1532,31 @@
         <w:rPr>
           <w:szCs w:val="24"/>
         </w:rPr>
-        <w:t xml:space="preserve">”. Among them, the Day/Night Band (DNB) operates in the visible and near-infrared spectrum, between 500 and 900 nm, to collect low-light imaging data. This paper uses the NPP/VIIRS DNB dataset to characterize surface dynamics in the analysis of the impact factor of NO2 columns in China. Specifically, we used </w:t>
-      </w:r>
-      <w:proofErr w:type="gramStart"/>
-      <w:r>
-        <w:rPr>
-          <w:szCs w:val="24"/>
-        </w:rPr>
-        <w:t>the DNB</w:t>
-      </w:r>
-      <w:proofErr w:type="gramEnd"/>
-      <w:r>
-        <w:rPr>
-          <w:szCs w:val="24"/>
-        </w:rPr>
-        <w:t xml:space="preserve"> images from February 2018 to January 2019 and eliminated </w:t>
-      </w:r>
-      <w:proofErr w:type="gramStart"/>
-      <w:r>
-        <w:rPr>
-          <w:szCs w:val="24"/>
-        </w:rPr>
-        <w:t>the image</w:t>
-      </w:r>
-      <w:proofErr w:type="gramEnd"/>
-      <w:r>
-        <w:rPr>
-          <w:szCs w:val="24"/>
-        </w:rPr>
-        <w:t xml:space="preserve"> background noise.</w:t>
+        <w:t xml:space="preserve">”. Among them, the Day/Night Band (DNB) operates in the visible and near-infrared spectrum, between 500 and 900 nm, to collect low-light imaging data. This paper uses the NPP/VIIRS DNB dataset to characterize surface dynamics in the analysis of the impact factor of NO2 columns in China. Specifically, </w:t>
+      </w:r>
+      <w:r>
+        <w:rPr>
+          <w:szCs w:val="24"/>
+        </w:rPr>
+        <w:t xml:space="preserve">these </w:t>
+      </w:r>
+      <w:r>
+        <w:rPr>
+          <w:szCs w:val="24"/>
+        </w:rPr>
+        <w:t>DNB images from February 2018 to January 2019 and eliminate</w:t>
+      </w:r>
+      <w:r>
+        <w:rPr>
+          <w:szCs w:val="24"/>
+        </w:rPr>
+        <w:t xml:space="preserve">s </w:t>
+      </w:r>
+      <w:r>
+        <w:rPr>
+          <w:szCs w:val="24"/>
+        </w:rPr>
+        <w:t>background noise.</w:t>
       </w:r>
     </w:p>
     <w:p>
@@ -1557,28 +1570,16 @@
         <w:rPr>
           <w:szCs w:val="24"/>
         </w:rPr>
-        <w:t>IV.</w:t>
-      </w:r>
-      <w:r>
-        <w:rPr>
-          <w:szCs w:val="24"/>
-        </w:rPr>
-        <w:t>6</w:t>
-      </w:r>
-      <w:r>
-        <w:rPr>
-          <w:szCs w:val="24"/>
-        </w:rPr>
-        <w:t xml:space="preserve">. MODIS </w:t>
-      </w:r>
-      <w:commentRangeStart w:id="12"/>
+        <w:t xml:space="preserve">IV.6. MODIS </w:t>
+      </w:r>
+      <w:commentRangeStart w:id="13"/>
       <w:r>
         <w:rPr>
           <w:szCs w:val="24"/>
         </w:rPr>
         <w:t>NDVI</w:t>
       </w:r>
-      <w:commentRangeEnd w:id="12"/>
+      <w:commentRangeEnd w:id="13"/>
       <w:r>
         <w:rPr>
           <w:rStyle w:val="CommentReference"/>
@@ -1586,7 +1587,7 @@
           <w:sz w:val="24"/>
           <w:szCs w:val="24"/>
         </w:rPr>
-        <w:commentReference w:id="12"/>
+        <w:commentReference w:id="13"/>
       </w:r>
     </w:p>
     <w:p>
@@ -1602,68 +1603,66 @@
         </w:rPr>
         <w:t xml:space="preserve">MODIS vegetation indices, produced on 16-day intervals and at multiple spatial resolutions, provide consistent spatial and temporal comparisons of vegetation canopy greenness, a composite property of leaf area, chlorophyll and canopy structure. The main vegetation index </w:t>
       </w:r>
+      <w:r>
+        <w:rPr>
+          <w:szCs w:val="24"/>
+        </w:rPr>
+        <w:t>is derived</w:t>
+      </w:r>
+      <w:r>
+        <w:rPr>
+          <w:szCs w:val="24"/>
+        </w:rPr>
+        <w:t xml:space="preserve"> from atmospherically corrected reflectance in the red, </w:t>
+      </w:r>
       <w:proofErr w:type="gramStart"/>
       <w:r>
         <w:rPr>
           <w:szCs w:val="24"/>
         </w:rPr>
-        <w:t>is  derived</w:t>
+        <w:t>near-infrared</w:t>
       </w:r>
       <w:proofErr w:type="gramEnd"/>
       <w:r>
         <w:rPr>
           <w:szCs w:val="24"/>
         </w:rPr>
-        <w:t xml:space="preserve"> from atmospherically corrected reflectance in the red, </w:t>
+        <w:t>, and blue wavebands. These were used to produce a normalized difference vegetation index (NDVI). This provided continuity with NOAA's AVHRR NDVI time series record for historical and climate applications. Due to its ease of access and corrective model which minimizes canopy-soil variations and improves sensitivity over dense vegetation conditions, the resulting NDVI provided a highly accurate model of vegetation indices for use in the statistical models.</w:t>
+      </w:r>
+    </w:p>
+    <w:p>
+      <w:pPr>
+        <w:ind w:firstLine="720"/>
+        <w:rPr>
+          <w:szCs w:val="24"/>
+        </w:rPr>
+      </w:pPr>
+      <w:r>
+        <w:rPr>
+          <w:szCs w:val="24"/>
+        </w:rPr>
+        <w:t xml:space="preserve">These vegetation indices are retrieved from daily, atmospherically corrected, bidirectional surface reflectance. The VI's use a MODIS-specific compositing method based on product quality assurance metrics to remove low quality pixels. From the remaining good quality VI values, a constrained view angle approach then selects a pixel to represent the compositing period (from the two highest NDVI values it selects the pixel that is closest-to-nadir). Because the MODIS sensors aboard Terra and Aqua satellites are identical, the VI algorithm generates each 16-day composite eight days apart (phased products) to permit a higher temporal resolution product by combining both data records. The MODIS VI product suite is now used successfully in all ecosystems, climate, and natural resources management studies and operational research as demonstrated by the ever-increasing body of peer publications. that each </w:t>
       </w:r>
       <w:proofErr w:type="gramStart"/>
       <w:r>
         <w:rPr>
           <w:szCs w:val="24"/>
         </w:rPr>
-        <w:t>near-infrared</w:t>
+        <w:t>have</w:t>
       </w:r>
       <w:proofErr w:type="gramEnd"/>
       <w:r>
         <w:rPr>
           <w:szCs w:val="24"/>
         </w:rPr>
-        <w:t>, and blue wavebands. These were used to produce a normalized difference vegetation index (NDVI). This provided continuity with NOAA's AVHRR NDVI time series record for historical and climate applications. Due to its ease of access and corrective model which minimizes canopy-soil variations and improves sensitivity over dense vegetation conditions, the resulting NDVI provided a highly accurate model of vegetation indices for use in the statistical models.</w:t>
-      </w:r>
-    </w:p>
-    <w:p>
-      <w:pPr>
-        <w:ind w:firstLine="720"/>
-        <w:rPr>
-          <w:szCs w:val="24"/>
-        </w:rPr>
-      </w:pPr>
-      <w:r>
-        <w:rPr>
-          <w:szCs w:val="24"/>
-        </w:rPr>
-        <w:t xml:space="preserve">These vegetation indices are retrieved from daily, atmospherically corrected, bidirectional surface reflectance. The VI's use a MODIS-specific compositing method based on product quality assurance metrics to remove low quality pixels. From the remaining good quality VI values, a constrained view angle approach then selects a pixel to represent the compositing period (from the two highest NDVI values it selects the pixel that is closest-to-nadir). Because the MODIS sensors aboard Terra and Aqua satellites are identical, the VI algorithm generates each 16-day composite eight days apart (phased products) to permit a higher temporal resolution product by combining both data records. The MODIS VI product suite is now used successfully in all ecosystems, climate, and natural resources management studies and operational research as demonstrated by the ever-increasing body of peer publications. that each </w:t>
-      </w:r>
-      <w:proofErr w:type="gramStart"/>
-      <w:r>
-        <w:rPr>
-          <w:szCs w:val="24"/>
-        </w:rPr>
-        <w:t>have</w:t>
-      </w:r>
-      <w:proofErr w:type="gramEnd"/>
-      <w:r>
-        <w:rPr>
-          <w:szCs w:val="24"/>
-        </w:rPr>
-        <w:t xml:space="preserve"> commonalities with respect to spatial and spectral resolutions. The standard production run will process the NDVI/EVI at 250 m,500m,1km, and 0.05 Deg. resolution for 16-day and Monthly intervals. The </w:t>
+        <w:t xml:space="preserve"> commonalities with respect to spatial and spectral resolutions. The standard production run will process the NDVI/EVI at 250 m,500m,1km, and 0.05 Deg. resolution for 16-day and Monthly intervals. The output products will have data fields for the NDVI and EVI with corresponding QA, reflectance data, angular information and spatial statistics and std-dev of each VI and for the CMG scales. The 250m, 500m and 1km products are generated for each </w:t>
       </w:r>
       <w:r>
         <w:rPr>
           <w:szCs w:val="24"/>
         </w:rPr>
         <w:lastRenderedPageBreak/>
-        <w:t>output products will have data fields for the NDVI and EVI with corresponding QA, reflectance data, angular information and spatial statistics and std-dev of each VI and for the CMG scales. The 250m, 500m and 1km products are generated for each spatial tile (10 deg. x 10 deg. ~1200km x 1200km) in the sinusoidal projection. CMG products are generated globally in geographic projection.</w:t>
+        <w:t>spatial tile (10 deg. x 10 deg. ~1200km x 1200km) in the sinusoidal projection. CMG products are generated globally in geographic projection.</w:t>
       </w:r>
     </w:p>
     <w:p>
@@ -1677,28 +1676,16 @@
         <w:rPr>
           <w:szCs w:val="24"/>
         </w:rPr>
-        <w:t>IV.</w:t>
-      </w:r>
-      <w:r>
-        <w:rPr>
-          <w:szCs w:val="24"/>
-        </w:rPr>
-        <w:t>7</w:t>
-      </w:r>
-      <w:r>
-        <w:rPr>
-          <w:szCs w:val="24"/>
-        </w:rPr>
-        <w:t xml:space="preserve">. TOMS/OMI MERGED 10KM SURFACE OZONE </w:t>
-      </w:r>
-      <w:commentRangeStart w:id="13"/>
+        <w:t xml:space="preserve">IV.7. TOMS/OMI MERGED 10KM SURFACE OZONE </w:t>
+      </w:r>
+      <w:commentRangeStart w:id="14"/>
       <w:r>
         <w:rPr>
           <w:szCs w:val="24"/>
         </w:rPr>
         <w:t>PRODUCT</w:t>
       </w:r>
-      <w:commentRangeEnd w:id="13"/>
+      <w:commentRangeEnd w:id="14"/>
       <w:r>
         <w:rPr>
           <w:rStyle w:val="CommentReference"/>
@@ -1706,7 +1693,7 @@
           <w:sz w:val="24"/>
           <w:szCs w:val="24"/>
         </w:rPr>
-        <w:commentReference w:id="13"/>
+        <w:commentReference w:id="14"/>
       </w:r>
     </w:p>
     <w:p>
@@ -1754,19 +1741,7 @@
         <w:rPr>
           <w:szCs w:val="24"/>
         </w:rPr>
-        <w:t>IV.</w:t>
-      </w:r>
-      <w:r>
-        <w:rPr>
-          <w:szCs w:val="24"/>
-        </w:rPr>
-        <w:t>8</w:t>
-      </w:r>
-      <w:r>
-        <w:rPr>
-          <w:szCs w:val="24"/>
-        </w:rPr>
-        <w:t xml:space="preserve">. </w:t>
+        <w:t xml:space="preserve">IV.8. </w:t>
       </w:r>
       <w:r>
         <w:rPr>
@@ -1853,7 +1828,7 @@
         <w:rPr>
           <w:szCs w:val="24"/>
         </w:rPr>
-        <w:instrText xml:space="preserve"> ADDIN ZOTERO_ITEM CSL_CITATION {"citationID":"aj49isfas8","properties":{"formattedCitation":"(E. P. A. EPA 2025)","plainCitation":"(E. P. A. EPA 2025)","noteIndex":0},"citationItems":[{"id":12451,"uris":["http://zotero.org/users/15391371/items/2WRZ5IUP"],"itemData":{"id":12451,"type":"dataset","event-place":"https://www.epa.gov/outdoor-air-quality-data/download-daily-data","medium":"Table","number":"https://www.epa.gov/outdoor-air-quality-data","publisher":"Air Quality Data","publisher-place":"https://www.epa.gov/outdoor-air-quality-data/download-daily-data","title":"Air Quality System (AQS) API","version":"2","author":[{"family":"EPA","given":"Environmental Protection Agency"}],"issued":{"date-parts":[["2025",6,6]]}}}],"schema":"https://github.com/citation-style-language/schema/raw/master/csl-citation.json"} </w:instrText>
+        <w:instrText xml:space="preserve"> ADDIN ZOTERO_ITEM CSL_CITATION {"citationID":"aj49isfas8","properties":{"formattedCitation":"(EPA 2025)","plainCitation":"(EPA 2025)","noteIndex":0},"citationItems":[{"id":"1ZtYUYbs/pi7t2b8q","uris":["http://zotero.org/users/15391371/items/2WRZ5IUP"],"itemData":{"id":12451,"type":"dataset","event-place":"https://www.epa.gov/outdoor-air-quality-data/download-daily-data","medium":"Table","number":"https://www.epa.gov/outdoor-air-quality-data","publisher":"Air Quality Data","publisher-place":"https://www.epa.gov/outdoor-air-quality-data/download-daily-data","title":"Air Quality System (AQS) API","version":"2","author":[{"family":"EPA","given":"Environmental Protection Agency"}],"issued":{"date-parts":[["2025",6,6]]}}}],"schema":"https://github.com/citation-style-language/schema/raw/master/csl-citation.json"} </w:instrText>
       </w:r>
       <w:r>
         <w:rPr>
@@ -1862,10 +1837,7 @@
         <w:fldChar w:fldCharType="separate"/>
       </w:r>
       <w:r>
-        <w:rPr>
-          <w:szCs w:val="24"/>
-        </w:rPr>
-        <w:t>(E. P. A. EPA 2025)</w:t>
+        <w:t>(EPA 2025)</w:t>
       </w:r>
       <w:r>
         <w:rPr>
@@ -1915,7 +1887,7 @@
         <w:rPr>
           <w:szCs w:val="24"/>
         </w:rPr>
-        <w:instrText xml:space="preserve"> ADDIN ZOTERO_ITEM CSL_CITATION {"citationID":"63TFi6KQ","properties":{"unsorted":true,"formattedCitation":"(Hoek et al. 1997; Knowlton et al. 2004; Javanmardi et al. 2017; Anenberg et al. 2018; Anbari et al. 2022)","plainCitation":"(Hoek et al. 1997; Knowlton et al. 2004; Javanmardi et al. 2017; Anenberg et al. 2018; Anbari et al. 2022)","noteIndex":0},"citationItems":[{"id":"giXf1Qzc/QgJy5Vzv","uris":["http://zotero.org/users/15391371/items/T4U8TAEZ"],"itemData":{"id":205,"type":"article-journal","container-title":"Archives of Environmental Health: An International Journal","DOI":"10.1080/00039899709602224","ISSN":"0003-9896","issue":"6","journalAbbreviation":"Archives of Environmental Health: An International Journal","language":"en","page":"455-463","source":"DOI.org (Crossref)","title":"Effects of Ambient Particulate Matter and Ozone on Daily Mortality in Rotterdam, the Netherlands","volume":"52","author":[{"family":"Hoek","given":"Gerard"},{"family":"Schwartz","given":"Joel D."},{"family":"Groot","given":"Bernard"},{"family":"Eilers","given":"Paul"}],"issued":{"date-parts":[["1997",11]]}}},{"id":"giXf1Qzc/ImnYeSLN","uris":["http://zotero.org/users/15391371/items/QICVDJ8S"],"itemData":{"id":182,"type":"article-journal","container-title":"Environmental Health Perspectives","DOI":"10.1289/ehp.7163","ISSN":"0091-6765, 1552-9924","issue":"15","journalAbbreviation":"Environ Health Perspect","language":"en","page":"1557-1563","source":"DOI.org (Crossref)","title":"Assessing Ozone-Related Health Impacts under a Changing Climate","volume":"112","author":[{"family":"Knowlton","given":"Kim"},{"family":"Rosenthal","given":"Joyce E."},{"family":"Hogrefe","given":"Christian"},{"family":"Lynn","given":"Barry"},{"family":"Gaffin","given":"Stuart"},{"family":"Goldberg","given":"Richard"},{"family":"Rosenzweig","given":"Cynthia"},{"family":"Civerolo","given":"Kevin"},{"family":"Ku","given":"Jia-Yeong"},{"family":"Kinney","given":"Patrick L."}],"issued":{"date-parts":[["2004",11]]}}},{"id":"giXf1Qzc/nQLJRFiw","uris":["http://zotero.org/users/15391371/items/LJT5M7DK"],"itemData":{"id":183,"type":"article-journal","abstract":"This study examined the health impacts of O3 in Ahvaz (Iran). Ozone data were obtained from the Iranian Environmental Protection Agency and the time series were analyzed while the health endpoints from O3 exposure were calculated using the Air Q model. The time series analysis showed that air pollutants levels were associated with five steps delay of O3 and zero step delay of moving average ARMA (5, 0). The results of Air Q model revealed cumulative cases of cardiovascular mortality and myocardial infarction related to surface O3. The number of cases attributable to O3 exposure for cardiovascular mortality and myocardial infarction were estimated at 182 and 51 people per year, respectively. The finding of this study showed that, the distribution of O3 data has a correlated structure over time. Ground-level O3 was found to be positively correlated with an increased risk of cardiovascular mortality and acute myocardial infarction in Ahvaz.","container-title":"Fresenius Environmental Bulletin","language":"en","source":"Zotero","title":"Monitoring The Impact Of Ambient Ozone On Human Health Using Time Series Analysis And Air Quality Model Approaches","volume":"26","author":[{"family":"Javanmardi","given":"Parviz"},{"family":"Morovati","given":"Pouran"},{"family":"Farhadi","given":"Majid"},{"family":"Geravandi","given":"Sahar"},{"family":"Khaniabadi","given":"Yusef Omidi"},{"family":"Angali","given":"Kambiz Ahmadi"},{"family":"Taiwo","given":"Adewale Matthew"},{"family":"Sicard","given":"Pierre"},{"family":"Goudarzi","given":"Gholamreza"},{"family":"Valipour","given":"Aliasghr"},{"family":"Marco","given":"Alessandra De"},{"family":"Rastegarimehr","given":"Babak"},{"family":"Mohammadi","given":"Mohammad Javad"}],"issued":{"date-parts":[["2017",11]]}}},{"id":"giXf1Qzc/QKCiWIGx","uris":["http://zotero.org/users/15391371/items/95VHH9GM"],"itemData":{"id":82,"type":"article-journal","abstract":"Background:Asthma is the most prevalent chronic respiratory disease worldwide, affecting 358 million people in 2015. Ambient air pollution exacerbates asthma among populations around the world and may also contribute to new-onset asthma.Objectives:We aimed to estimate the number of asthma emergency room visits and new onset asthma cases globally attributable to fine particulate matter (PM2.5), ozone, and nitrogen dioxide (NO2) concentrations.Methods:We used epidemiological health impact functions combined with data describing population, baseline asthma incidence and prevalence, and pollutant concentrations. We constructed a new dataset of national and regional emergency room visit rates among people with asthma using published survey data.Results:We estimated that 9–23 million and 5–10 million annual asthma emergency room visits globally in 2015 could be attributable to ozone and PM2.5, respectively, representing 8–20% and 4–9% of the annual number of global visits, respectively. The range reflects the application of central risk estimates from different epidemiological meta-analyses. Anthropogenic emissions were responsible for </w:instrText>
+        <w:instrText xml:space="preserve"> ADDIN ZOTERO_ITEM CSL_CITATION {"citationID":"63TFi6KQ","properties":{"unsorted":true,"formattedCitation":"(Hoek et al. 1997; Knowlton et al. 2004; Javanmardi et al. 2017; Anenberg et al. 2018; Anbari et al. 2022)","plainCitation":"(Hoek et al. 1997; Knowlton et al. 2004; Javanmardi et al. 2017; Anenberg et al. 2018; Anbari et al. 2022)","noteIndex":0},"citationItems":[{"id":"1ZtYUYbs/a0yozaJV","uris":["http://zotero.org/users/15391371/items/T4U8TAEZ"],"itemData":{"id":205,"type":"article-journal","container-title":"Archives of Environmental Health: An International Journal","DOI":"10.1080/00039899709602224","ISSN":"0003-9896","issue":"6","journalAbbreviation":"Archives of Environmental Health: An International Journal","language":"en","page":"455-463","source":"DOI.org (Crossref)","title":"Effects of Ambient Particulate Matter and Ozone on Daily Mortality in Rotterdam, the Netherlands","volume":"52","author":[{"family":"Hoek","given":"Gerard"},{"family":"Schwartz","given":"Joel D."},{"family":"Groot","given":"Bernard"},{"family":"Eilers","given":"Paul"}],"issued":{"date-parts":[["1997",11]]}}},{"id":"1ZtYUYbs/Q6KufR3d","uris":["http://zotero.org/users/15391371/items/QICVDJ8S"],"itemData":{"id":182,"type":"article-journal","container-title":"Environmental Health Perspectives","DOI":"10.1289/ehp.7163","ISSN":"0091-6765, 1552-9924","issue":"15","journalAbbreviation":"Environ Health Perspect","language":"en","page":"1557-1563","source":"DOI.org (Crossref)","title":"Assessing Ozone-Related Health Impacts under a Changing Climate","volume":"112","author":[{"family":"Knowlton","given":"Kim"},{"family":"Rosenthal","given":"Joyce E."},{"family":"Hogrefe","given":"Christian"},{"family":"Lynn","given":"Barry"},{"family":"Gaffin","given":"Stuart"},{"family":"Goldberg","given":"Richard"},{"family":"Rosenzweig","given":"Cynthia"},{"family":"Civerolo","given":"Kevin"},{"family":"Ku","given":"Jia-Yeong"},{"family":"Kinney","given":"Patrick L."}],"issued":{"date-parts":[["2004",11]]}}},{"id":"1ZtYUYbs/WmZLSDvT","uris":["http://zotero.org/users/15391371/items/LJT5M7DK"],"itemData":{"id":183,"type":"article-journal","abstract":"This study examined the health impacts of O3 in Ahvaz (Iran). Ozone data were obtained from the Iranian Environmental Protection Agency and the time series were analyzed while the health endpoints from O3 exposure were calculated using the Air Q model. The time series analysis showed that air pollutants levels were associated with five steps delay of O3 and zero step delay of moving average ARMA (5, 0). The results of Air Q model revealed cumulative cases of cardiovascular mortality and myocardial infarction related to surface O3. The number of cases attributable to O3 exposure for cardiovascular mortality and myocardial infarction were estimated at 182 and 51 people per year, respectively. The finding of this study showed that, the distribution of O3 data has a correlated structure over time. Ground-level O3 was found to be positively correlated with an increased risk of cardiovascular mortality and acute myocardial infarction in Ahvaz.","container-title":"Fresenius Environmental Bulletin","language":"en","source":"Zotero","title":"Monitoring The Impact Of Ambient Ozone On Human Health Using Time Series Analysis And Air Quality Model Approaches","volume":"26","author":[{"family":"Javanmardi","given":"Parviz"},{"family":"Morovati","given":"Pouran"},{"family":"Farhadi","given":"Majid"},{"family":"Geravandi","given":"Sahar"},{"family":"Khaniabadi","given":"Yusef Omidi"},{"family":"Angali","given":"Kambiz Ahmadi"},{"family":"Taiwo","given":"Adewale Matthew"},{"family":"Sicard","given":"Pierre"},{"family":"Goudarzi","given":"Gholamreza"},{"family":"Valipour","given":"Aliasghr"},{"family":"Marco","given":"Alessandra De"},{"family":"Rastegarimehr","given":"Babak"},{"family":"Mohammadi","given":"Mohammad Javad"}],"issued":{"date-parts":[["2017",11]]}}},{"id":"1ZtYUYbs/odqEVr0w","uris":["http://zotero.org/users/15391371/items/95VHH9GM"],"itemData":{"id":82,"type":"article-journal","abstract":"Background:Asthma is the most prevalent chronic respiratory disease worldwide, affecting 358 million people in 2015. Ambient air pollution exacerbates asthma among populations around the world and may also contribute to new-onset asthma.Objectives:We aimed to estimate the number of asthma emergency room visits and new onset asthma cases globally attributable to fine particulate matter (PM2.5), ozone, and nitrogen dioxide (NO2) concentrations.Methods:We used epidemiological health impact functions combined with data describing population, baseline asthma incidence and prevalence, and pollutant concentrations. We constructed a new dataset of national and regional emergency room visit rates among people with asthma using published survey data.Results:We estimated that 9–23 million and 5–10 million annual asthma emergency room visits globally in 2015 could be attributable to ozone and PM2.5, respectively, representing 8–20% and 4–9% of the annual number of global visits, respectively. The range reflects the application of central risk estimates from different epidemiological meta-analyses. Anthropogenic emissions were responsible for </w:instrText>
       </w:r>
       <w:r>
         <w:rPr>
@@ -1928,7 +1900,7 @@
         <w:rPr>
           <w:szCs w:val="24"/>
         </w:rPr>
-        <w:instrText xml:space="preserve">37% and 73% of ozone and PM2.5 impacts, respectively. Remaining impacts were attributable to naturally occurring ozone precursor emissions (e.g., from vegetation, lightning) and PM2.5 (e.g., dust, sea salt), though several of these sources are also influenced by humans. The largest impacts were estimated in China and India.Conclusions:These findings estimate the magnitude of the global asthma burden that could be avoided by reducing ambient air pollution. We also identified key uncertainties and data limitations to be addressed to enable refined estimation. https://doi.org/10.1289/EHP3766","container-title":"Environmental Health Perspectives","DOI":"10.1289/EHP3766","issue":"10","note":"publisher: Environmental Health Perspectives","page":"107004","source":"ehp.niehs.nih.gov (Atypon)","title":"Estimates of the Global Burden of Ambient PM2.5, Ozone, and NO2 on Asthma Incidence and Emergency Room Visits","volume":"126","author":[{"family":"Anenberg","given":"Susan C."},{"family":"Henze","given":"Daven K."},{"family":"Tinney","given":"Veronica"},{"family":"Kinney","given":"Patrick L."},{"family":"Raich","given":"William"},{"family":"Fann","given":"Neal"},{"family":"Malley","given":"Chris S."},{"family":"Roman","given":"Henry"},{"family":"Lamsal","given":"Lok"},{"family":"Duncan","given":"Bryan"},{"family":"Martin","given":"Randall V."},{"family":"Donkelaar","given":"Aaron","non-dropping-particle":"van"},{"family":"Brauer","given":"Michael"},{"family":"Doherty","given":"Ruth"},{"family":"Jonson","given":"Jan Eiof"},{"family":"Davila","given":"Yanko"},{"family":"Sudo","given":"Kengo"},{"family":"Kuylenstierna","given":"Johan C.I."}],"issued":{"date-parts":[["2018",10]]}}},{"id":"giXf1Qzc/qNPNCH0G","uris":["http://zotero.org/users/15391371/items/6QVJM8LP"],"itemData":{"id":97,"type":"article-journal","abstract":"The aims of this study were to i) investigate the variation of tropospheric ozone (O3) levels during the COVID-19 lockdown; ii) determine the relationships between O3 concentrations with the number of COVID-19 cases; and iii) estimate the O3-related health effects in Southwestern Iran (Khorramabad) over the time period 2019–2021. The hourly O3 data were collected from ground monitoring stations, as well as retrieved from Sentinel-5 satellite data for showing the changes in O3 levels pre, during, and after lockdown period. The concentration-response function model was applied using relative risk (RR) values and baseline incidence (BI) to assess the O3-related health effects. Compared to 2019, the annual O3 mean concentrations increased by 12.2% in 2020 and declined by 3.9% in 2021. The spatiotemporal changes showed a significant O3 increase during COVID-19 lockdown, and a negative correlation between O3 levels and the number of COVID-19 cases was found (r = − 0.59, p &lt; 0.05). In 2020, the number of hospital admissions for cardiovascular diseases increased by 4.0 per 105 cases, the mortality for respiratory diseases increased by 0.7 per 105 cases, and the long-term mortality for respiratory diseases increased by 0.9 per 105 cases. Policy decisions are now required to reduce the surface O3 concentrations and O3-related health effects in Iran.","container-title":"Atmospheric Pollution Research","DOI":"10.1016/j.apr.2022.101600","ISSN":"1309-1042","issue":"12","journalAbbreviation":"Atmos Pollut Res","note":"PMID: 36439075\nPMCID: PMC9676228","page":"101600","source":"PubMed Central","title":"Increased tropospheric ozone levels as a public health issue during COVID-19 lockdown and estimation the related pulmonary diseases","volume":"13","author":[{"family":"Anbari","given":"Khatereh"},{"family":"Khaniabadi","given":"Yusef Omidi"},{"family":"Sicard","given":"Pierre"},{"family":"Naqvi","given":"Hasan Raja"},{"family":"Rashidi","given":"Rajab"}],"issued":{"date-parts":[["2022",12]]}}}],"schema":"https://github.com/citation-style-language/schema/raw/master/csl-citation.json"} </w:instrText>
+        <w:instrText xml:space="preserve">37% and 73% of ozone and PM2.5 impacts, respectively. Remaining impacts were attributable to naturally occurring ozone precursor emissions (e.g., from vegetation, lightning) and PM2.5 (e.g., dust, sea salt), though several of these sources are also influenced by humans. The largest impacts were estimated in China and India.Conclusions:These findings estimate the magnitude of the global asthma burden that could be avoided by reducing ambient air pollution. We also identified key uncertainties and data limitations to be addressed to enable refined estimation. https://doi.org/10.1289/EHP3766","container-title":"Environmental Health Perspectives","DOI":"10.1289/EHP3766","issue":"10","note":"publisher: Environmental Health Perspectives","page":"107004","source":"ehp.niehs.nih.gov (Atypon)","title":"Estimates of the Global Burden of Ambient PM2.5, Ozone, and NO2 on Asthma Incidence and Emergency Room Visits","volume":"126","author":[{"family":"Anenberg","given":"Susan C."},{"family":"Henze","given":"Daven K."},{"family":"Tinney","given":"Veronica"},{"family":"Kinney","given":"Patrick L."},{"family":"Raich","given":"William"},{"family":"Fann","given":"Neal"},{"family":"Malley","given":"Chris S."},{"family":"Roman","given":"Henry"},{"family":"Lamsal","given":"Lok"},{"family":"Duncan","given":"Bryan"},{"family":"Martin","given":"Randall V."},{"family":"Donkelaar","given":"Aaron","non-dropping-particle":"van"},{"family":"Brauer","given":"Michael"},{"family":"Doherty","given":"Ruth"},{"family":"Jonson","given":"Jan Eiof"},{"family":"Davila","given":"Yanko"},{"family":"Sudo","given":"Kengo"},{"family":"Kuylenstierna","given":"Johan C.I."}],"issued":{"date-parts":[["2018",10]]}}},{"id":"1ZtYUYbs/29rFCgGj","uris":["http://zotero.org/users/15391371/items/6QVJM8LP"],"itemData":{"id":97,"type":"article-journal","abstract":"The aims of this study were to i) investigate the variation of tropospheric ozone (O3) levels during the COVID-19 lockdown; ii) determine the relationships between O3 concentrations with the number of COVID-19 cases; and iii) estimate the O3-related health effects in Southwestern Iran (Khorramabad) over the time period 2019–2021. The hourly O3 data were collected from ground monitoring stations, as well as retrieved from Sentinel-5 satellite data for showing the changes in O3 levels pre, during, and after lockdown period. The concentration-response function model was applied using relative risk (RR) values and baseline incidence (BI) to assess the O3-related health effects. Compared to 2019, the annual O3 mean concentrations increased by 12.2% in 2020 and declined by 3.9% in 2021. The spatiotemporal changes showed a significant O3 increase during COVID-19 lockdown, and a negative correlation between O3 levels and the number of COVID-19 cases was found (r = − 0.59, p &lt; 0.05). In 2020, the number of hospital admissions for cardiovascular diseases increased by 4.0 per 105 cases, the mortality for respiratory diseases increased by 0.7 per 105 cases, and the long-term mortality for respiratory diseases increased by 0.9 per 105 cases. Policy decisions are now required to reduce the surface O3 concentrations and O3-related health effects in Iran.","container-title":"Atmospheric Pollution Research","DOI":"10.1016/j.apr.2022.101600","ISSN":"1309-1042","issue":"12","journalAbbreviation":"Atmos Pollut Res","note":"PMID: 36439075\nPMCID: PMC9676228","page":"101600","source":"PubMed Central","title":"Increased tropospheric ozone levels as a public health issue during COVID-19 lockdown and estimation the related pulmonary diseases","volume":"13","author":[{"family":"Anbari","given":"Khatereh"},{"family":"Khaniabadi","given":"Yusef Omidi"},{"family":"Sicard","given":"Pierre"},{"family":"Naqvi","given":"Hasan Raja"},{"family":"Rashidi","given":"Rajab"}],"issued":{"date-parts":[["2022",12]]}}}],"schema":"https://github.com/citation-style-language/schema/raw/master/csl-citation.json"} </w:instrText>
       </w:r>
       <w:r>
         <w:rPr>
@@ -1937,23 +1909,14 @@
         <w:fldChar w:fldCharType="separate"/>
       </w:r>
       <w:r>
-        <w:rPr>
-          <w:szCs w:val="24"/>
-        </w:rPr>
         <w:t xml:space="preserve">(Hoek et al. 1997; Knowlton et al. 2004; Javanmardi et al. 2017; Anenberg et al. 2018; </w:t>
       </w:r>
       <w:proofErr w:type="spellStart"/>
       <w:r>
-        <w:rPr>
-          <w:szCs w:val="24"/>
-        </w:rPr>
         <w:t>Anbari</w:t>
       </w:r>
       <w:proofErr w:type="spellEnd"/>
       <w:r>
-        <w:rPr>
-          <w:szCs w:val="24"/>
-        </w:rPr>
         <w:t xml:space="preserve"> et al. 2022)</w:t>
       </w:r>
       <w:r>
@@ -1966,14 +1929,7 @@
         <w:rPr>
           <w:szCs w:val="24"/>
         </w:rPr>
-        <w:t xml:space="preserve">. The study area boundary was used to filter all monitor locations available in the state of Arizona for this time. This amounted to about 65 available monitors. Each monitor’s location and average maximum eight-hour surface ozone mixing ratio was extracted and averaged over the course of each available day within the yearly timeframe; a total </w:t>
-      </w:r>
-      <w:r>
-        <w:rPr>
-          <w:szCs w:val="24"/>
-        </w:rPr>
-        <w:lastRenderedPageBreak/>
-        <w:t xml:space="preserve">of 5 years with 12 months for a total of 2,215 potential daily averages per monitoring site. </w:t>
+        <w:t xml:space="preserve">. The study area boundary was used to filter all monitor locations available in the state of Arizona for this time. This amounted to about 65 available monitors. Each monitor’s location and average maximum eight-hour surface ozone mixing ratio was extracted and averaged over the course of each available day within the yearly timeframe; a total of 5 years with 12 months for a total of 2,215 potential daily averages per monitoring site. </w:t>
       </w:r>
     </w:p>
     <w:p>
@@ -1991,6 +1947,7 @@
         <w:rPr>
           <w:szCs w:val="24"/>
         </w:rPr>
+        <w:lastRenderedPageBreak/>
         <w:t xml:space="preserve">The date associated with each monitor was used in raster extraction as well, with Google Earth Engine (GEE) providing the rapid ability to assign date variable constraints </w:t>
       </w:r>
       <w:r>
@@ -2003,7 +1960,7 @@
         <w:rPr>
           <w:szCs w:val="24"/>
         </w:rPr>
-        <w:instrText xml:space="preserve"> ADDIN ZOTERO_ITEM CSL_CITATION {"citationID":"bGt3Iyzv","properties":{"unsorted":true,"formattedCitation":"(Hird et al. 2017; Cardille et al. 2024)","plainCitation":"(Hird et al. 2017; Cardille et al. 2024)","noteIndex":0},"citationItems":[{"id":"giXf1Qzc/tWfvQGOg","uris":["http://zotero.org/users/15391371/items/CJZB2H32"],"itemData":{"id":194,"type":"article-journal","abstract":"Modern advances in cloud computing and machine-leaning algorithms are shifting the manner in which Earth-observation (EO) data are used for environmental monitoring, particularly as we settle into the era of free, open-access satellite data streams. Wetland delineation represents a particularly worthy application of this emerging research trend, since wetlands are an ecologically important yet chronically under-represented component of contemporary mapping and monitoring programs, particularly at the regional and national levels. Exploiting Google Earth Engine and R Statistical software, we developed a workflow for predicting the probability of wetland occurrence using a boosted regression tree machine-learning framework applied to digital topographic and EO data. Working in a 13,700 km2 study area in northern Alberta, our best models produced excellent results, with AUC (area under the receiver-operator characteristic curve) values of 0.898 and explained-deviance values of 0.708. Our results demonstrate the central role of high-quality topographic variables for modeling wetland distribution at regional scales. Including optical and/or radar variables into the workflow substantially improved model performance, though optical data performed slightly better. Converting our wetland probability-of-occurrence model into a binary Wet-Dry classification yielded an overall accuracy of 85%, which is virtually identical to that derived from the Alberta Merged Wetland Inventory (AMWI): the contemporary inventory used by the Government of Alberta. However, our workflow contains several key advantages over that used to produce the AMWI, and provides a scalable foundation for province-wide monitoring initiatives.","container-title":"Remote Sensing","DOI":"10.3390/rs9121315","ISSN":"2072-4292","issue":"12","journalAbbreviation":"Remote Sensing","language":"en","license":"https://creativecommons.org/licenses/by/4.0/","page":"1315","source":"DOI.org (Crossref)","title":"Google Earth Engine, Open-Access Satellite Data, and Machine Learning in Support of Large-Area Probabilistic Wetland Mapping","volume":"9","author":[{"family":"Hird","given":"Jennifer"},{"family":"DeLancey","given":"Evan"},{"family":"McDermid","given":"Gregory"},{"family":"Kariyeva","given":"Jahan"}],"issued":{"date-parts":[["2017",12,14]]}}},{"id":"giXf1Qzc/8NKYDSlX","uris":["http://zotero.org/users/15391371/items/J4L3KHAM"],"itemData":{"id":75,"type":"book","event-place":"Cham","ISBN":"978-3-031-26587-7","language":"en","license":"https://creativecommons.org/licenses/by/4.0","note":"DOI: 10.1007/978-3-031-26588-4","publisher":"Springer International Publishing","publisher-place":"Cham","source":"Crossref","title":"Cloud-Based Remote Sensing with Google Earth Engine: Fundamentals and Applications","title-short":"Cloud-Based Remote Sensing with Google Earth Engine","URL":"https://link.springer.com/10.1007/978-3-031-26588-4","editor":[{"family":"Cardille","given":"Jeffrey A."},{"family":"Crowley","given":"Morgan A."},{"family":"Saah","given":"David"},{"family":"Clinton","given":"Nicholas E."}],"accessed":{"date-parts":[["2024",9,17]]},"issued":{"date-parts":[["2024"]]}}}],"schema":"https://github.com/citation-style-language/schema/raw/master/csl-citation.json"} </w:instrText>
+        <w:instrText xml:space="preserve"> ADDIN ZOTERO_ITEM CSL_CITATION {"citationID":"bGt3Iyzv","properties":{"unsorted":true,"formattedCitation":"(Hird et al. 2017; Cardille et al. 2024)","plainCitation":"(Hird et al. 2017; Cardille et al. 2024)","noteIndex":0},"citationItems":[{"id":"1ZtYUYbs/DXs2oXw9","uris":["http://zotero.org/users/15391371/items/CJZB2H32"],"itemData":{"id":194,"type":"article-journal","abstract":"Modern advances in cloud computing and machine-leaning algorithms are shifting the manner in which Earth-observation (EO) data are used for environmental monitoring, particularly as we settle into the era of free, open-access satellite data streams. Wetland delineation represents a particularly worthy application of this emerging research trend, since wetlands are an ecologically important yet chronically under-represented component of contemporary mapping and monitoring programs, particularly at the regional and national levels. Exploiting Google Earth Engine and R Statistical software, we developed a workflow for predicting the probability of wetland occurrence using a boosted regression tree machine-learning framework applied to digital topographic and EO data. Working in a 13,700 km2 study area in northern Alberta, our best models produced excellent results, with AUC (area under the receiver-operator characteristic curve) values of 0.898 and explained-deviance values of 0.708. Our results demonstrate the central role of high-quality topographic variables for modeling wetland distribution at regional scales. Including optical and/or radar variables into the workflow substantially improved model performance, though optical data performed slightly better. Converting our wetland probability-of-occurrence model into a binary Wet-Dry classification yielded an overall accuracy of 85%, which is virtually identical to that derived from the Alberta Merged Wetland Inventory (AMWI): the contemporary inventory used by the Government of Alberta. However, our workflow contains several key advantages over that used to produce the AMWI, and provides a scalable foundation for province-wide monitoring initiatives.","container-title":"Remote Sensing","DOI":"10.3390/rs9121315","ISSN":"2072-4292","issue":"12","journalAbbreviation":"Remote Sensing","language":"en","license":"https://creativecommons.org/licenses/by/4.0/","page":"1315","source":"DOI.org (Crossref)","title":"Google Earth Engine, Open-Access Satellite Data, and Machine Learning in Support of Large-Area Probabilistic Wetland Mapping","volume":"9","author":[{"family":"Hird","given":"Jennifer"},{"family":"DeLancey","given":"Evan"},{"family":"McDermid","given":"Gregory"},{"family":"Kariyeva","given":"Jahan"}],"issued":{"date-parts":[["2017",12,14]]}}},{"id":"1ZtYUYbs/4h1onM1Z","uris":["http://zotero.org/users/15391371/items/J4L3KHAM"],"itemData":{"id":75,"type":"book","event-place":"Cham","ISBN":"978-3-031-26587-7","language":"en","license":"https://creativecommons.org/licenses/by/4.0","note":"DOI: 10.1007/978-3-031-26588-4","publisher":"Springer International Publishing","publisher-place":"Cham","source":"Crossref","title":"Cloud-Based Remote Sensing with Google Earth Engine: Fundamentals and Applications","title-short":"Cloud-Based Remote Sensing with Google Earth Engine","URL":"https://link.springer.com/10.1007/978-3-031-26588-4","editor":[{"family":"Cardille","given":"Jeffrey A."},{"family":"Crowley","given":"Morgan A."},{"family":"Saah","given":"David"},{"family":"Clinton","given":"Nicholas E."}],"accessed":{"date-parts":[["2024",9,17]]},"issued":{"date-parts":[["2024"]]}}}],"schema":"https://github.com/citation-style-language/schema/raw/master/csl-citation.json"} </w:instrText>
       </w:r>
       <w:r>
         <w:rPr>
@@ -2012,23 +1969,14 @@
         <w:fldChar w:fldCharType="separate"/>
       </w:r>
       <w:r>
-        <w:rPr>
-          <w:szCs w:val="24"/>
-        </w:rPr>
         <w:t xml:space="preserve">(Hird et al. 2017; </w:t>
       </w:r>
       <w:proofErr w:type="spellStart"/>
       <w:r>
-        <w:rPr>
-          <w:szCs w:val="24"/>
-        </w:rPr>
         <w:t>Cardille</w:t>
       </w:r>
       <w:proofErr w:type="spellEnd"/>
       <w:r>
-        <w:rPr>
-          <w:szCs w:val="24"/>
-        </w:rPr>
         <w:t xml:space="preserve"> et al. 2024)</w:t>
       </w:r>
       <w:r>
@@ -2113,7 +2061,7 @@
         <w:rPr>
           <w:szCs w:val="24"/>
         </w:rPr>
-        <w:instrText xml:space="preserve"> ADDIN ZOTERO_ITEM CSL_CITATION {"citationID":"6RZ8BZpK","properties":{"unsorted":true,"formattedCitation":"(Shan et al. 2009; Honrath et al. 2017; S. Abdullah et al. 2019a; Balamurugan, Balamurugan, and Chen 2022)","plainCitation":"(Shan et al. 2009; Honrath et al. 2017; S. Abdullah et al. 2019a; Balamurugan, Balamurugan, and Chen 2022)","noteIndex":0},"citationItems":[{"id":"giXf1Qzc/TZWsXdwJ","uris":["http://zotero.org/users/15391371/items/469X563C"],"itemData":{"id":169,"type":"article-journal","container-title":"Atmospheric Research","DOI":"10.1016/j.atmosres.2009.03.007","ISSN":"0169-8095","issue":"4","journalAbbreviation":"Atmospheric Research","page":"767-776","source":"ScienceDirect","title":"A meteorological analysis of ozone episodes using HYSPLIT model and surface data","volume":"93","author":[{"family":"Shan","given":"Wenpo"},{"family":"Yin","given":"Yongquan"},{"family":"Lu","given":"Haixia"},{"family":"Liang","given":"Shuxuan"}],"issued":{"date-parts":[["2009",8,1]]}}},{"id":"giXf1Qzc/c1y1kyjt","uris":["http://zotero.org/users/15391371/items/JYIVU68M"],"itemData":{"id":232,"type":"article-journal","abstract":"Abstract. Recent studies have shown significant challenges for atmospheric models to simulate tropospheric ozone (O3) and its precursors in the Arctic. In this study, ground-based data were combined with a global 3-D chemical transport model (GEOS-Chem) to examine the abundance and seasonal variations of O3 and its precursors at Summit, Greenland (72.34°</w:instrText>
+        <w:instrText xml:space="preserve"> ADDIN ZOTERO_ITEM CSL_CITATION {"citationID":"6RZ8BZpK","properties":{"unsorted":true,"formattedCitation":"(Shan et al. 2009; Honrath et al. 2017; Abdullah et al. 2019; Balamurugan, Balamurugan, and Chen 2022)","plainCitation":"(Shan et al. 2009; Honrath et al. 2017; Abdullah et al. 2019; Balamurugan, Balamurugan, and Chen 2022)","noteIndex":0},"citationItems":[{"id":"1ZtYUYbs/JHzsshKE","uris":["http://zotero.org/users/15391371/items/469X563C"],"itemData":{"id":169,"type":"article-journal","container-title":"Atmospheric Research","DOI":"10.1016/j.atmosres.2009.03.007","ISSN":"0169-8095","issue":"4","journalAbbreviation":"Atmospheric Research","page":"767-776","source":"ScienceDirect","title":"A meteorological analysis of ozone episodes using HYSPLIT model and surface data","volume":"93","author":[{"family":"Shan","given":"Wenpo"},{"family":"Yin","given":"Yongquan"},{"family":"Lu","given":"Haixia"},{"family":"Liang","given":"Shuxuan"}],"issued":{"date-parts":[["2009",8,1]]}}},{"id":"1ZtYUYbs/FMDYp6Ij","uris":["http://zotero.org/users/15391371/items/JYIVU68M"],"itemData":{"id":232,"type":"article-journal","abstract":"Abstract. Recent studies have shown significant challenges for atmospheric models to simulate tropospheric ozone (O3) and its precursors in the Arctic. In this study, ground-based data were combined with a global 3-D chemical transport model (GEOS-Chem) to examine the abundance and seasonal variations of O3 and its precursors at Summit, Greenland (72.34°</w:instrText>
       </w:r>
       <w:r>
         <w:rPr>
@@ -2329,7 +2277,7 @@
         <w:rPr>
           <w:szCs w:val="24"/>
         </w:rPr>
-        <w:instrText xml:space="preserve">ppbv) from April to July. This low bias appeared to be driven by several factors including missing snowpack emissions of NOx and nitrous acid in the model, the weak simulated stratosphere-to-troposphere exchange flux of O3 over the summit, and the coarse model resolution.","container-title":"Atmospheric Chemistry and Physics","DOI":"10.5194/acp-17-14661-2017","ISSN":"1680-7324","issue":"23","journalAbbreviation":"Atmos. Chem. Phys.","language":"en","license":"https://creativecommons.org/licenses/by/3.0/","page":"14661-14674","source":"DOI.org (Crossref)","title":"Surface ozone and its precursors at Summit, Greenland: comparison between observations and model simulations","title-short":"Surface ozone and its precursors at Summit, Greenland","volume":"17","author":[{"family":"Honrath","given":"Richard E."},{"family":"Huang","given":"Yaoxian"},{"family":"Wu","given":"Shiliang"},{"family":"Kramer","given":"Louisa J."},{"family":"Helmig","given":"Detlev"}],"issued":{"date-parts":[["2017",12,8]]}}},{"id":"giXf1Qzc/hmnBNK0K","uris":["http://zotero.org/users/15391371/items/TR9EA8AU"],"itemData":{"id":185,"type":"article-journal","abstract":"One of the main challenges for countries in tropical area such as Malaysia is the high concentration of ozone (O3) caused by elevated levels of anthropogenic and natural ozone precursors. In this study, variation of O3 concentrations in urban area (Klang) was investigated using data covering three-year period (2012–2015) on hourly basis. Result shows that the diurnal cycle of ozone concentration has a mid-day peak (1400hrs) while lower concentration occurs at night time (2100hrs) as it titrates nitrogen dioxide (NO2). There exists statistically significant difference (p&lt;0.05) of O3 concentration at study areas. Moderate Spearman correlation coefficient was evaluated between O3 and NO2 (r=0.45, p&lt;0.05). Multiple linear regression (MLR) model was developed and signifies that nitrogen oxides (NO), relative humidity (RH), NO2, carbon monoxide (CO), wind speed (WS), temperature (T) and sulphur dioxide (SO2) are the significant predictors for O3 concentration. This study suggests that the emission of O3 precursors, particularly NOx from motor vehicles, needs to be controlled to reduce the incidence of high O3 levels in Malaysia.","container-title":"International Journal of Innovative Technology and Exploring Engineering","DOI":"10.35940/ijitee.J1127.0881019","ISSN":"22783075","issue":"10","journalAbbreviation":"IJITEE","page":"2263-2267","source":"DOI.org (Crossref)","title":"Development of Ozone Prediction Model in Urban Area","volume":"8","author":[{"family":"Abdullah","given":"Samsuri"},{"family":"Ahmad Nasir","given":"Najihah Husna"},{"family":"Ismail","given":"Marzuki"},{"family":"Ahmed","given":"Ali Najah"},{"family":"Khasbi Jarkoni","given":"Mohamad Nor"}],"contributor":[{"literal":"Air Quality and Environment Research Group, University Malaysia Terengganu, 21030, Kuala Nerus, Terengganu, Malaysia."},{"literal":"Faculty of Engineering, Universiti Tenaga Nasional, 43650 Bangi, Selangor, Malaysia; Institute of Engineering Infrastructures, Universiti Tenaga Nasional, 43650 Bangi, Selangor, Malaysia."}],"issued":{"date-parts":[["2019",8,30]]}}},{"id":"giXf1Qzc/Be86cf2v","uris":["http://zotero.org/users/15391371/items/CG7EN6T9"],"itemData":{"id":73,"type":"article-journal","abstract":"Surface ozone (O$$_3$$) is primarily formed through complex photo-chemical reactions in the atmosphere, which are non-linearly dependent on precursors. Even though, there have been many recent studies exploring the potential of machine learning (ML) in modeling surface ozone, the inclusion of limited available ozone precursors information has received little attention. The ML algorithm with in-situ NO information and meteorology explains 87% (R$$^{2}$$= 0.87) of the ozone variability over Munich, a German metropolitan area, which is 15% higher than a ML algorithm that considers only meteorology. The ML algorithm trained for the urban measurement station in Munich can also explain the ozone variability of the other three stations in the same city, with R$$^{2}$$= 0.88, 0.91, 0.63. While the same model robustly explains the ozone variability of two other German cities’ (Berlin and Hamburg) measurement stations, with R$$^{2}$$ranges from 0.72 to 0.84, giving confidence to use the ML algorithm trained for one location to other locations with sparse ozone measurements. The inclusion of satellite O$$_3$$precursors information has little effect on the ML model’s performance.","container-title":"Scientific Reports","DOI":"10.1038/s41598-022-09619-6","ISSN":"2045-2322","issue":"1","journalAbbreviation":"Sci Rep","language":"en","license":"2022 The Author(s)","note":"publisher: Nature Publishing Group","page":"5646","source":"www.nature.com","title":"Importance of ozone precursors information in modelling urban surface ozone variability using machine learning algorithm","volume":"12","author":[{"family":"Balamurugan","given":"Vigneshkumar"},{"family":"Balamurugan","given":"Vinothkumar"},{"family":"Chen","given":"Jia"}],"issued":{"date-parts":[["2022",4,5]]}}}],"schema":"https://github.com/citation-style-language/schema/raw/master/csl-citation.json"} </w:instrText>
+        <w:instrText xml:space="preserve">ppbv) from April to July. This low bias appeared to be driven by several factors including missing snowpack emissions of NOx and nitrous acid in the model, the weak simulated stratosphere-to-troposphere exchange flux of O3 over the summit, and the coarse model resolution.","container-title":"Atmospheric Chemistry and Physics","DOI":"10.5194/acp-17-14661-2017","ISSN":"1680-7324","issue":"23","journalAbbreviation":"Atmos. Chem. Phys.","language":"en","license":"https://creativecommons.org/licenses/by/3.0/","page":"14661-14674","source":"DOI.org (Crossref)","title":"Surface ozone and its precursors at Summit, Greenland: comparison between observations and model simulations","title-short":"Surface ozone and its precursors at Summit, Greenland","volume":"17","author":[{"family":"Honrath","given":"Richard E."},{"family":"Huang","given":"Yaoxian"},{"family":"Wu","given":"Shiliang"},{"family":"Kramer","given":"Louisa J."},{"family":"Helmig","given":"Detlev"}],"issued":{"date-parts":[["2017",12,8]]}}},{"id":"1ZtYUYbs/WNS458Yi","uris":["http://zotero.org/users/15391371/items/TR9EA8AU"],"itemData":{"id":185,"type":"article-journal","abstract":"One of the main challenges for countries in tropical area such as Malaysia is the high concentration of ozone (O3) caused by elevated levels of anthropogenic and natural ozone precursors. In this study, variation of O3 concentrations in urban area (Klang) was investigated using data covering three-year period (2012–2015) on hourly basis. Result shows that the diurnal cycle of ozone concentration has a mid-day peak (1400hrs) while lower concentration occurs at night time (2100hrs) as it titrates nitrogen dioxide (NO2). There exists statistically significant difference (p&lt;0.05) of O3 concentration at study areas. Moderate Spearman correlation coefficient was evaluated between O3 and NO2 (r=0.45, p&lt;0.05). Multiple linear regression (MLR) model was developed and signifies that nitrogen oxides (NO), relative humidity (RH), NO2, carbon monoxide (CO), wind speed (WS), temperature (T) and sulphur dioxide (SO2) are the significant predictors for O3 concentration. This study suggests that the emission of O3 precursors, particularly NOx from motor vehicles, needs to be controlled to reduce the incidence of high O3 levels in Malaysia.","container-title":"International Journal of Innovative Technology and Exploring Engineering","DOI":"10.35940/ijitee.J1127.0881019","ISSN":"22783075","issue":"10","journalAbbreviation":"IJITEE","page":"2263-2267","source":"DOI.org (Crossref)","title":"Development of Ozone Prediction Model in Urban Area","volume":"8","author":[{"family":"Abdullah","given":"Samsuri"},{"family":"Ahmad Nasir","given":"Najihah Husna"},{"family":"Ismail","given":"Marzuki"},{"family":"Ahmed","given":"Ali Najah"},{"family":"Khasbi Jarkoni","given":"Mohamad Nor"}],"contributor":[{"literal":"Air Quality and Environment Research Group, University Malaysia Terengganu, 21030, Kuala Nerus, Terengganu, Malaysia."},{"literal":"Faculty of Engineering, Universiti Tenaga Nasional, 43650 Bangi, Selangor, Malaysia; Institute of Engineering Infrastructures, Universiti Tenaga Nasional, 43650 Bangi, Selangor, Malaysia."}],"issued":{"date-parts":[["2019",8,30]]}}},{"id":"1ZtYUYbs/l9hzbVYP","uris":["http://zotero.org/users/15391371/items/CG7EN6T9"],"itemData":{"id":73,"type":"article-journal","abstract":"Surface ozone (O$$_3$$) is primarily formed through complex photo-chemical reactions in the atmosphere, which are non-linearly dependent on precursors. Even though, there have been many recent studies exploring the potential of machine learning (ML) in modeling surface ozone, the inclusion of limited available ozone precursors information has received little attention. The ML algorithm with in-situ NO information and meteorology explains 87% (R$$^{2}$$= 0.87) of the ozone variability over Munich, a German metropolitan area, which is 15% higher than a ML algorithm that considers only meteorology. The ML algorithm trained for the urban measurement station in Munich can also explain the ozone variability of the other three stations in the same city, with R$$^{2}$$= 0.88, 0.91, 0.63. While the same model robustly explains the ozone variability of two other German cities’ (Berlin and Hamburg) measurement stations, with R$$^{2}$$ranges from 0.72 to 0.84, giving confidence to use the ML algorithm trained for one location to other locations with sparse ozone measurements. The inclusion of satellite O$$_3$$precursors information has little effect on the ML model’s performance.","container-title":"Scientific Reports","DOI":"10.1038/s41598-022-09619-6","ISSN":"2045-2322","issue":"1","journalAbbreviation":"Sci Rep","language":"en","license":"2022 The Author(s)","note":"publisher: Nature Publishing Group","page":"5646","source":"www.nature.com","title":"Importance of ozone precursors information in modelling urban surface ozone variability using machine learning algorithm","volume":"12","author":[{"family":"Balamurugan","given":"Vigneshkumar"},{"family":"Balamurugan","given":"Vinothkumar"},{"family":"Chen","given":"Jia"}],"issued":{"date-parts":[["2022",4,5]]}}}],"schema":"https://github.com/citation-style-language/schema/raw/master/csl-citation.json"} </w:instrText>
       </w:r>
       <w:r>
         <w:rPr>
@@ -2338,10 +2286,7 @@
         <w:fldChar w:fldCharType="separate"/>
       </w:r>
       <w:r>
-        <w:rPr>
-          <w:szCs w:val="24"/>
-        </w:rPr>
-        <w:t>(Shan et al. 2009; Honrath et al. 2017; S. Abdullah et al. 2019a; Balamurugan, Balamurugan, and Chen 2022)</w:t>
+        <w:t>(Shan et al. 2009; Honrath et al. 2017; Abdullah et al. 2019; Balamurugan, Balamurugan, and Chen 2022)</w:t>
       </w:r>
       <w:r>
         <w:rPr>
@@ -2367,19 +2312,7 @@
         <w:rPr>
           <w:szCs w:val="24"/>
         </w:rPr>
-        <w:t>IV.</w:t>
-      </w:r>
-      <w:r>
-        <w:rPr>
-          <w:szCs w:val="24"/>
-        </w:rPr>
-        <w:t>9</w:t>
-      </w:r>
-      <w:r>
-        <w:rPr>
-          <w:szCs w:val="24"/>
-        </w:rPr>
-        <w:t>. ARIZONA BOUNDARIES</w:t>
+        <w:t>IV.9. ARIZONA BOUNDARIES</w:t>
       </w:r>
     </w:p>
     <w:p>
@@ -2409,7 +2342,7 @@
         <w:rPr>
           <w:szCs w:val="24"/>
         </w:rPr>
-        <w:instrText xml:space="preserve"> ADDIN ZOTERO_ITEM CSL_CITATION {"citationID":"a2lhva712tc","properties":{"formattedCitation":"(United States Census Bureau 2022)","plainCitation":"(United States Census Bureau 2022)","noteIndex":0},"citationItems":[{"id":12454,"uris":["http://zotero.org/users/15391371/items/S66SKYI7"],"itemData":{"id":12454,"type":"dataset","event-place":"Department of Commerce.","publisher-place":"Department of Commerce.","title":"TIGER/Line Shapefiles (machine readable data files).","URL":"https://www.census.gov/cgi-bin/geo/shapefiles/index.php","author":[{"literal":"United States Census Bureau"}],"accessed":{"date-parts":[["2025",6,1]]},"issued":{"date-parts":[["2022"]]}}}],"schema":"https://github.com/citation-style-language/schema/raw/master/csl-citation.json"} </w:instrText>
+        <w:instrText xml:space="preserve"> ADDIN ZOTERO_ITEM CSL_CITATION {"citationID":"a2lhva712tc","properties":{"formattedCitation":"(United States Census Bureau 2022)","plainCitation":"(United States Census Bureau 2022)","noteIndex":0},"citationItems":[{"id":"1ZtYUYbs/62nyZE2N","uris":["http://zotero.org/users/15391371/items/S66SKYI7"],"itemData":{"id":12454,"type":"dataset","event-place":"Department of Commerce.","publisher-place":"Department of Commerce.","title":"TIGER/Line Shapefiles (machine readable data files).","URL":"https://www.census.gov/cgi-bin/geo/shapefiles/index.php","author":[{"literal":"United States Census Bureau"}],"accessed":{"date-parts":[["2025",6,1]]},"issued":{"date-parts":[["2022"]]}}}],"schema":"https://github.com/citation-style-language/schema/raw/master/csl-citation.json"} </w:instrText>
       </w:r>
       <w:r>
         <w:rPr>
@@ -2418,9 +2351,6 @@
         <w:fldChar w:fldCharType="separate"/>
       </w:r>
       <w:r>
-        <w:rPr>
-          <w:szCs w:val="24"/>
-        </w:rPr>
         <w:t>(United States Census Bureau 2022)</w:t>
       </w:r>
       <w:r>
@@ -2463,7 +2393,7 @@
         <w:rPr>
           <w:szCs w:val="24"/>
         </w:rPr>
-        <w:instrText xml:space="preserve"> ADDIN ZOTERO_ITEM CSL_CITATION {"citationID":"HpLslSaL","properties":{"formattedCitation":"(US Census Bureau 2025)","plainCitation":"(US Census Bureau 2025)","noteIndex":0},"citationItems":[{"id":"giXf1Qzc/mUOB6Wwd","uris":["http://zotero.org/users/15391371/items/JBMT8CNK"],"itemData":{"id":2747,"type":"webpage","abstract":"The Census Bureau conducts the BAS annually to collect information about selected legally defined geographic areas.","container-title":"Census.gov","language":"en","note":"section: Government","title":"Boundary and Annexation Survey (BAS)","URL":"https://www.census.gov/programs-surveys/bas.html","author":[{"literal":"US Census Bureau"}],"accessed":{"date-parts":[["2025",3,20]]},"issued":{"date-parts":[["2025",1,22]]}}}],"schema":"https://github.com/citation-style-language/schema/raw/master/csl-citation.json"} </w:instrText>
+        <w:instrText xml:space="preserve"> ADDIN ZOTERO_ITEM CSL_CITATION {"citationID":"HpLslSaL","properties":{"formattedCitation":"(US Census Bureau 2025)","plainCitation":"(US Census Bureau 2025)","noteIndex":0},"citationItems":[{"id":"1ZtYUYbs/iim7lg5z","uris":["http://zotero.org/users/15391371/items/JBMT8CNK"],"itemData":{"id":2747,"type":"webpage","abstract":"The Census Bureau conducts the BAS annually to collect information about selected legally defined geographic areas.","container-title":"Census.gov","language":"en","note":"section: Government","title":"Boundary and Annexation Survey (BAS)","URL":"https://www.census.gov/programs-surveys/bas.html","author":[{"literal":"US Census Bureau"}],"accessed":{"date-parts":[["2025",3,20]]},"issued":{"date-parts":[["2025",1,22]]}}}],"schema":"https://github.com/citation-style-language/schema/raw/master/csl-citation.json"} </w:instrText>
       </w:r>
       <w:r>
         <w:rPr>
@@ -2472,9 +2402,6 @@
         <w:fldChar w:fldCharType="separate"/>
       </w:r>
       <w:r>
-        <w:rPr>
-          <w:szCs w:val="24"/>
-        </w:rPr>
         <w:t>(US Census Bureau 2025)</w:t>
       </w:r>
       <w:r>
@@ -2505,19 +2432,7 @@
         <w:rPr>
           <w:szCs w:val="24"/>
         </w:rPr>
-        <w:t>IV.</w:t>
-      </w:r>
-      <w:r>
-        <w:rPr>
-          <w:szCs w:val="24"/>
-        </w:rPr>
-        <w:t>10</w:t>
-      </w:r>
-      <w:r>
-        <w:rPr>
-          <w:szCs w:val="24"/>
-        </w:rPr>
-        <w:t>. FINAL SURFACE OZONE DATASET</w:t>
+        <w:t>IV.10. FINAL SURFACE OZONE DATASET</w:t>
       </w:r>
     </w:p>
     <w:p>
@@ -2535,9 +2450,1304 @@
         <w:rPr>
           <w:szCs w:val="24"/>
         </w:rPr>
+        <w:t xml:space="preserve">Each training feature was checked for correlation and normality prior to model training. Missing data in-between dates due to errors in satellite imagery (Cite Sat Error comments) was interpolated. Some values were extracted at 0 due to </w:t>
+      </w:r>
+      <w:r>
+        <w:rPr>
+          <w:szCs w:val="24"/>
+        </w:rPr>
         <w:lastRenderedPageBreak/>
-        <w:t>Each training feature was checked for correlation and normality prior to model training. Missing data in-between dates due to errors in satellite imagery (Cite Sat Error comments) was interpolated. Some values were extracted at 0 due to pre-processing malfunctions. These were imputed utilizing the KNN imputation with 6 nearest neighbors. The results of data interpolation and imputation can be seen in Table X. In addition, the effectiveness of the residual kriging method approach is tested on the Total Ozone Mapping Spectrometer (TOMS) dataset which has been combined with data from the Ozone Monitoring Instrument (OMI).</w:t>
-      </w:r>
+        <w:t>pre-processing malfunctions. These were imputed utilizing the KNN imputation with 6 nearest neighbors. The results of data interpolation and imputation can be seen in Table X. In addition, the effectiveness of the residual kriging method approach is tested on the Total Ozone Mapping Spectrometer (TOMS) dataset which has been combined with data from the Ozone Monitoring Instrument (OMI).</w:t>
+      </w:r>
+    </w:p>
+    <w:p>
+      <w:pPr>
+        <w:jc w:val="center"/>
+        <w:rPr>
+          <w:rFonts w:cs="Calibri Light"/>
+          <w:szCs w:val="24"/>
+        </w:rPr>
+      </w:pPr>
+      <w:r>
+        <w:rPr>
+          <w:rFonts w:cs="Calibri Light"/>
+          <w:szCs w:val="24"/>
+        </w:rPr>
+        <w:t xml:space="preserve">V.2.1. </w:t>
+      </w:r>
+      <w:r>
+        <w:rPr>
+          <w:rFonts w:cs="Calibri Light"/>
+          <w:szCs w:val="24"/>
+        </w:rPr>
+        <w:t>Independent Variable and Four Sets of Dependent Variables</w:t>
+      </w:r>
+    </w:p>
+    <w:p>
+      <w:pPr>
+        <w:ind w:firstLine="720"/>
+        <w:rPr>
+          <w:rFonts w:cs="Calibri Light"/>
+          <w:iCs/>
+          <w:szCs w:val="24"/>
+        </w:rPr>
+      </w:pPr>
+      <w:r>
+        <w:rPr>
+          <w:rFonts w:cs="Calibri Light"/>
+          <w:iCs/>
+          <w:szCs w:val="24"/>
+        </w:rPr>
+        <w:t>DAMO</w:t>
+      </w:r>
+      <w:r>
+        <w:rPr>
+          <w:rFonts w:cs="Calibri Light"/>
+          <w:iCs/>
+          <w:szCs w:val="24"/>
+          <w:vertAlign w:val="subscript"/>
+        </w:rPr>
+        <w:t>3</w:t>
+      </w:r>
+      <w:r>
+        <w:rPr>
+          <w:rFonts w:cs="Calibri Light"/>
+          <w:iCs/>
+          <w:szCs w:val="24"/>
+        </w:rPr>
+        <w:t xml:space="preserve"> values at m</w:t>
+      </w:r>
+      <w:r>
+        <w:rPr>
+          <w:rFonts w:cs="Calibri Light"/>
+          <w:iCs/>
+          <w:szCs w:val="24"/>
+        </w:rPr>
+        <w:t xml:space="preserve">onitors which had less than 5% missing days over the initial timeframe were estimated. These missing values likely stem from either monitor malfunction or movement, many historical monitors were found to still be in use today </w:t>
+      </w:r>
+      <w:r>
+        <w:rPr>
+          <w:rFonts w:cs="Calibri Light"/>
+          <w:iCs/>
+          <w:szCs w:val="24"/>
+        </w:rPr>
+        <w:fldChar w:fldCharType="begin"/>
+      </w:r>
+      <w:r>
+        <w:rPr>
+          <w:rFonts w:cs="Calibri Light"/>
+          <w:iCs/>
+          <w:szCs w:val="24"/>
+        </w:rPr>
+        <w:instrText xml:space="preserve"> ADDIN ZOTERO_ITEM CSL_CITATION {"citationID":"aDqX2qXk","properties":{"formattedCitation":"(US EPA 2015)","plainCitation":"(US EPA 2015)","noteIndex":0},"citationItems":[{"id":12324,"uris":["http://zotero.org/users/15391371/items/D7XQJ7EM"],"itemData":{"id":12324,"type":"report","collection-title":"The Benefits and Costs of the Clean Air Act from 1990 to 2020","page":"238","publisher":"U.S. Environmental Protection Agency Office of Air and Radiation","title":"The Benefits and Costs of the Clean Air Act from 1990 to 2020, Final Report, Revision A, April 2011","title-short":"Final Report, Revision A, April 2011","author":[{"literal":"US EPA"}],"issued":{"date-parts":[["2015",7]]}}}],"schema":"https://github.com/citation-style-language/schema/raw/master/csl-citation.json"} </w:instrText>
+      </w:r>
+      <w:r>
+        <w:rPr>
+          <w:rFonts w:cs="Calibri Light"/>
+          <w:iCs/>
+          <w:szCs w:val="24"/>
+        </w:rPr>
+        <w:fldChar w:fldCharType="separate"/>
+      </w:r>
+      <w:r>
+        <w:t>(US EPA 2015)</w:t>
+      </w:r>
+      <w:r>
+        <w:rPr>
+          <w:rFonts w:cs="Calibri Light"/>
+          <w:iCs/>
+          <w:szCs w:val="24"/>
+        </w:rPr>
+        <w:fldChar w:fldCharType="end"/>
+      </w:r>
+      <w:r>
+        <w:rPr>
+          <w:rFonts w:cs="Calibri Light"/>
+          <w:iCs/>
+          <w:szCs w:val="24"/>
+        </w:rPr>
+        <w:t xml:space="preserve">. Interpolation and imputation strategies consisted of relating ground truth values from monitor measurements to their predicted value after replacement within the data set: </w:t>
+      </w:r>
+    </w:p>
+    <w:tbl>
+      <w:tblPr>
+        <w:tblStyle w:val="TableGrid"/>
+        <w:tblW w:w="0" w:type="auto"/>
+        <w:tblInd w:w="1435" w:type="dxa"/>
+        <w:tblLook w:val="04A0" w:firstRow="1" w:lastRow="0" w:firstColumn="1" w:lastColumn="0" w:noHBand="0" w:noVBand="1"/>
+      </w:tblPr>
+      <w:tblGrid>
+        <w:gridCol w:w="1916"/>
+        <w:gridCol w:w="1240"/>
+        <w:gridCol w:w="1249"/>
+        <w:gridCol w:w="911"/>
+        <w:gridCol w:w="990"/>
+      </w:tblGrid>
+      <w:tr>
+        <w:trPr>
+          <w:trHeight w:val="566"/>
+        </w:trPr>
+        <w:tc>
+          <w:tcPr>
+            <w:tcW w:w="1916" w:type="dxa"/>
+            <w:vAlign w:val="center"/>
+          </w:tcPr>
+          <w:p>
+            <w:pPr>
+              <w:rPr>
+                <w:rFonts w:cs="Calibri Light"/>
+                <w:b/>
+                <w:bCs/>
+                <w:iCs/>
+                <w:szCs w:val="24"/>
+              </w:rPr>
+            </w:pPr>
+            <w:r>
+              <w:rPr>
+                <w:rFonts w:cs="Calibri Light"/>
+                <w:b/>
+                <w:bCs/>
+                <w:iCs/>
+                <w:szCs w:val="24"/>
+              </w:rPr>
+              <w:t>Interpolation Strategy</w:t>
+            </w:r>
+          </w:p>
+        </w:tc>
+        <w:tc>
+          <w:tcPr>
+            <w:tcW w:w="1240" w:type="dxa"/>
+            <w:vAlign w:val="center"/>
+          </w:tcPr>
+          <w:p>
+            <w:pPr>
+              <w:rPr>
+                <w:rFonts w:cs="Calibri Light"/>
+                <w:b/>
+                <w:bCs/>
+                <w:iCs/>
+                <w:szCs w:val="24"/>
+              </w:rPr>
+            </w:pPr>
+            <w:r>
+              <w:rPr>
+                <w:rFonts w:cs="Calibri Light"/>
+                <w:b/>
+                <w:bCs/>
+                <w:iCs/>
+                <w:szCs w:val="24"/>
+              </w:rPr>
+              <w:t>MSE</w:t>
+            </w:r>
+          </w:p>
+        </w:tc>
+        <w:tc>
+          <w:tcPr>
+            <w:tcW w:w="1249" w:type="dxa"/>
+            <w:vAlign w:val="center"/>
+          </w:tcPr>
+          <w:p>
+            <w:pPr>
+              <w:rPr>
+                <w:rFonts w:cs="Calibri Light"/>
+                <w:b/>
+                <w:bCs/>
+                <w:iCs/>
+                <w:szCs w:val="24"/>
+              </w:rPr>
+            </w:pPr>
+            <w:r>
+              <w:rPr>
+                <w:rFonts w:cs="Calibri Light"/>
+                <w:b/>
+                <w:bCs/>
+                <w:iCs/>
+                <w:szCs w:val="24"/>
+              </w:rPr>
+              <w:t>MAE</w:t>
+            </w:r>
+          </w:p>
+        </w:tc>
+        <w:tc>
+          <w:tcPr>
+            <w:tcW w:w="911" w:type="dxa"/>
+            <w:vAlign w:val="center"/>
+          </w:tcPr>
+          <w:p>
+            <w:pPr>
+              <w:rPr>
+                <w:rFonts w:cs="Calibri Light"/>
+                <w:b/>
+                <w:bCs/>
+                <w:iCs/>
+                <w:szCs w:val="24"/>
+              </w:rPr>
+            </w:pPr>
+            <w:r>
+              <w:rPr>
+                <w:rFonts w:cs="Calibri Light"/>
+                <w:b/>
+                <w:bCs/>
+                <w:iCs/>
+                <w:szCs w:val="24"/>
+              </w:rPr>
+              <w:t>R</w:t>
+            </w:r>
+            <w:r>
+              <w:rPr>
+                <w:rFonts w:cs="Calibri Light"/>
+                <w:b/>
+                <w:bCs/>
+                <w:iCs/>
+                <w:szCs w:val="24"/>
+                <w:vertAlign w:val="superscript"/>
+              </w:rPr>
+              <w:t>2</w:t>
+            </w:r>
+          </w:p>
+        </w:tc>
+        <w:tc>
+          <w:tcPr>
+            <w:tcW w:w="984" w:type="dxa"/>
+            <w:vAlign w:val="center"/>
+          </w:tcPr>
+          <w:p>
+            <w:pPr>
+              <w:rPr>
+                <w:rFonts w:cs="Calibri Light"/>
+                <w:b/>
+                <w:bCs/>
+                <w:iCs/>
+                <w:szCs w:val="24"/>
+              </w:rPr>
+            </w:pPr>
+            <w:r>
+              <w:rPr>
+                <w:rFonts w:cs="Calibri Light"/>
+                <w:b/>
+                <w:bCs/>
+                <w:iCs/>
+                <w:szCs w:val="24"/>
+              </w:rPr>
+              <w:t>RMSE</w:t>
+            </w:r>
+          </w:p>
+        </w:tc>
+      </w:tr>
+      <w:tr>
+        <w:trPr>
+          <w:trHeight w:val="283"/>
+        </w:trPr>
+        <w:tc>
+          <w:tcPr>
+            <w:tcW w:w="1916" w:type="dxa"/>
+          </w:tcPr>
+          <w:p>
+            <w:pPr>
+              <w:jc w:val="center"/>
+              <w:rPr>
+                <w:rFonts w:cs="Calibri Light"/>
+                <w:iCs/>
+                <w:sz w:val="20"/>
+              </w:rPr>
+            </w:pPr>
+            <w:r>
+              <w:rPr>
+                <w:rFonts w:cs="Calibri Light"/>
+                <w:iCs/>
+                <w:sz w:val="20"/>
+              </w:rPr>
+              <w:t>Linear</w:t>
+            </w:r>
+          </w:p>
+        </w:tc>
+        <w:tc>
+          <w:tcPr>
+            <w:tcW w:w="1240" w:type="dxa"/>
+          </w:tcPr>
+          <w:p>
+            <w:pPr>
+              <w:jc w:val="center"/>
+              <w:rPr>
+                <w:rFonts w:cs="Calibri Light"/>
+                <w:iCs/>
+                <w:sz w:val="20"/>
+              </w:rPr>
+            </w:pPr>
+            <w:r>
+              <w:rPr>
+                <w:rFonts w:cs="Calibri Light"/>
+                <w:iCs/>
+                <w:sz w:val="20"/>
+              </w:rPr>
+              <w:t>0.029</w:t>
+            </w:r>
+          </w:p>
+        </w:tc>
+        <w:tc>
+          <w:tcPr>
+            <w:tcW w:w="1249" w:type="dxa"/>
+          </w:tcPr>
+          <w:p>
+            <w:pPr>
+              <w:jc w:val="center"/>
+              <w:rPr>
+                <w:rFonts w:cs="Calibri Light"/>
+                <w:iCs/>
+                <w:sz w:val="20"/>
+              </w:rPr>
+            </w:pPr>
+            <w:r>
+              <w:rPr>
+                <w:rFonts w:cs="Calibri Light"/>
+                <w:iCs/>
+                <w:sz w:val="20"/>
+              </w:rPr>
+              <w:t>4.1</w:t>
+            </w:r>
+          </w:p>
+        </w:tc>
+        <w:tc>
+          <w:tcPr>
+            <w:tcW w:w="911" w:type="dxa"/>
+          </w:tcPr>
+          <w:p>
+            <w:pPr>
+              <w:jc w:val="center"/>
+              <w:rPr>
+                <w:rFonts w:cs="Calibri Light"/>
+                <w:iCs/>
+                <w:sz w:val="20"/>
+              </w:rPr>
+            </w:pPr>
+            <w:r>
+              <w:rPr>
+                <w:rFonts w:cs="Calibri Light"/>
+                <w:iCs/>
+                <w:sz w:val="20"/>
+              </w:rPr>
+              <w:t>0.77</w:t>
+            </w:r>
+          </w:p>
+        </w:tc>
+        <w:tc>
+          <w:tcPr>
+            <w:tcW w:w="984" w:type="dxa"/>
+          </w:tcPr>
+          <w:p>
+            <w:pPr>
+              <w:jc w:val="center"/>
+              <w:rPr>
+                <w:rFonts w:cs="Calibri Light"/>
+                <w:iCs/>
+                <w:sz w:val="20"/>
+              </w:rPr>
+            </w:pPr>
+            <w:r>
+              <w:rPr>
+                <w:rFonts w:cs="Calibri Light"/>
+                <w:iCs/>
+                <w:sz w:val="20"/>
+              </w:rPr>
+              <w:t>5.4</w:t>
+            </w:r>
+          </w:p>
+        </w:tc>
+      </w:tr>
+      <w:tr>
+        <w:trPr>
+          <w:trHeight w:val="283"/>
+        </w:trPr>
+        <w:tc>
+          <w:tcPr>
+            <w:tcW w:w="1916" w:type="dxa"/>
+          </w:tcPr>
+          <w:p>
+            <w:pPr>
+              <w:jc w:val="center"/>
+              <w:rPr>
+                <w:rFonts w:cs="Calibri Light"/>
+                <w:iCs/>
+                <w:sz w:val="20"/>
+              </w:rPr>
+            </w:pPr>
+            <w:proofErr w:type="spellStart"/>
+            <w:r>
+              <w:rPr>
+                <w:rFonts w:cs="Calibri Light"/>
+                <w:iCs/>
+                <w:sz w:val="20"/>
+              </w:rPr>
+              <w:t>ModAkima</w:t>
+            </w:r>
+            <w:proofErr w:type="spellEnd"/>
+          </w:p>
+        </w:tc>
+        <w:tc>
+          <w:tcPr>
+            <w:tcW w:w="1240" w:type="dxa"/>
+          </w:tcPr>
+          <w:p>
+            <w:pPr>
+              <w:jc w:val="center"/>
+              <w:rPr>
+                <w:rFonts w:cs="Calibri Light"/>
+                <w:iCs/>
+                <w:sz w:val="20"/>
+              </w:rPr>
+            </w:pPr>
+            <w:r>
+              <w:rPr>
+                <w:rFonts w:cs="Calibri Light"/>
+                <w:iCs/>
+                <w:sz w:val="20"/>
+              </w:rPr>
+              <w:t>0.031</w:t>
+            </w:r>
+          </w:p>
+        </w:tc>
+        <w:tc>
+          <w:tcPr>
+            <w:tcW w:w="1249" w:type="dxa"/>
+          </w:tcPr>
+          <w:p>
+            <w:pPr>
+              <w:jc w:val="center"/>
+              <w:rPr>
+                <w:rFonts w:cs="Calibri Light"/>
+                <w:iCs/>
+                <w:sz w:val="20"/>
+              </w:rPr>
+            </w:pPr>
+            <w:r>
+              <w:rPr>
+                <w:rFonts w:cs="Calibri Light"/>
+                <w:iCs/>
+                <w:sz w:val="20"/>
+              </w:rPr>
+              <w:t>4.2</w:t>
+            </w:r>
+          </w:p>
+        </w:tc>
+        <w:tc>
+          <w:tcPr>
+            <w:tcW w:w="911" w:type="dxa"/>
+          </w:tcPr>
+          <w:p>
+            <w:pPr>
+              <w:jc w:val="center"/>
+              <w:rPr>
+                <w:rFonts w:cs="Calibri Light"/>
+                <w:iCs/>
+                <w:sz w:val="20"/>
+              </w:rPr>
+            </w:pPr>
+            <w:r>
+              <w:rPr>
+                <w:rFonts w:cs="Calibri Light"/>
+                <w:iCs/>
+                <w:sz w:val="20"/>
+              </w:rPr>
+              <w:t>0.76</w:t>
+            </w:r>
+          </w:p>
+        </w:tc>
+        <w:tc>
+          <w:tcPr>
+            <w:tcW w:w="984" w:type="dxa"/>
+          </w:tcPr>
+          <w:p>
+            <w:pPr>
+              <w:jc w:val="center"/>
+              <w:rPr>
+                <w:rFonts w:cs="Calibri Light"/>
+                <w:iCs/>
+                <w:sz w:val="20"/>
+              </w:rPr>
+            </w:pPr>
+            <w:r>
+              <w:rPr>
+                <w:rFonts w:cs="Calibri Light"/>
+                <w:iCs/>
+                <w:sz w:val="20"/>
+              </w:rPr>
+              <w:t>5.5</w:t>
+            </w:r>
+          </w:p>
+        </w:tc>
+      </w:tr>
+      <w:tr>
+        <w:trPr>
+          <w:trHeight w:val="283"/>
+        </w:trPr>
+        <w:tc>
+          <w:tcPr>
+            <w:tcW w:w="1916" w:type="dxa"/>
+          </w:tcPr>
+          <w:p>
+            <w:pPr>
+              <w:jc w:val="center"/>
+              <w:rPr>
+                <w:rFonts w:cs="Calibri Light"/>
+                <w:iCs/>
+                <w:sz w:val="20"/>
+              </w:rPr>
+            </w:pPr>
+            <w:r>
+              <w:rPr>
+                <w:rFonts w:cs="Calibri Light"/>
+                <w:iCs/>
+                <w:sz w:val="20"/>
+              </w:rPr>
+              <w:t>Akima 1D</w:t>
+            </w:r>
+          </w:p>
+        </w:tc>
+        <w:tc>
+          <w:tcPr>
+            <w:tcW w:w="1240" w:type="dxa"/>
+          </w:tcPr>
+          <w:p>
+            <w:pPr>
+              <w:jc w:val="center"/>
+              <w:rPr>
+                <w:rFonts w:cs="Calibri Light"/>
+                <w:iCs/>
+                <w:sz w:val="20"/>
+              </w:rPr>
+            </w:pPr>
+            <w:r>
+              <w:rPr>
+                <w:rFonts w:cs="Calibri Light"/>
+                <w:iCs/>
+                <w:sz w:val="20"/>
+              </w:rPr>
+              <w:t>0.031</w:t>
+            </w:r>
+          </w:p>
+        </w:tc>
+        <w:tc>
+          <w:tcPr>
+            <w:tcW w:w="1249" w:type="dxa"/>
+          </w:tcPr>
+          <w:p>
+            <w:pPr>
+              <w:jc w:val="center"/>
+              <w:rPr>
+                <w:rFonts w:cs="Calibri Light"/>
+                <w:iCs/>
+                <w:sz w:val="20"/>
+              </w:rPr>
+            </w:pPr>
+            <w:r>
+              <w:rPr>
+                <w:rFonts w:cs="Calibri Light"/>
+                <w:iCs/>
+                <w:sz w:val="20"/>
+              </w:rPr>
+              <w:t>4.3</w:t>
+            </w:r>
+          </w:p>
+        </w:tc>
+        <w:tc>
+          <w:tcPr>
+            <w:tcW w:w="911" w:type="dxa"/>
+          </w:tcPr>
+          <w:p>
+            <w:pPr>
+              <w:jc w:val="center"/>
+              <w:rPr>
+                <w:rFonts w:cs="Calibri Light"/>
+                <w:iCs/>
+                <w:sz w:val="20"/>
+              </w:rPr>
+            </w:pPr>
+            <w:r>
+              <w:rPr>
+                <w:rFonts w:cs="Calibri Light"/>
+                <w:iCs/>
+                <w:sz w:val="20"/>
+              </w:rPr>
+              <w:t>0.75</w:t>
+            </w:r>
+          </w:p>
+        </w:tc>
+        <w:tc>
+          <w:tcPr>
+            <w:tcW w:w="984" w:type="dxa"/>
+          </w:tcPr>
+          <w:p>
+            <w:pPr>
+              <w:jc w:val="center"/>
+              <w:rPr>
+                <w:rFonts w:cs="Calibri Light"/>
+                <w:iCs/>
+                <w:sz w:val="20"/>
+              </w:rPr>
+            </w:pPr>
+            <w:r>
+              <w:rPr>
+                <w:rFonts w:cs="Calibri Light"/>
+                <w:iCs/>
+                <w:sz w:val="20"/>
+              </w:rPr>
+              <w:t>5.5</w:t>
+            </w:r>
+          </w:p>
+        </w:tc>
+      </w:tr>
+      <w:tr>
+        <w:trPr>
+          <w:trHeight w:val="283"/>
+        </w:trPr>
+        <w:tc>
+          <w:tcPr>
+            <w:tcW w:w="1916" w:type="dxa"/>
+          </w:tcPr>
+          <w:p>
+            <w:pPr>
+              <w:jc w:val="center"/>
+              <w:rPr>
+                <w:rFonts w:cs="Calibri Light"/>
+                <w:iCs/>
+                <w:sz w:val="20"/>
+              </w:rPr>
+            </w:pPr>
+            <w:proofErr w:type="gramStart"/>
+            <w:r>
+              <w:rPr>
+                <w:rFonts w:cs="Calibri Light"/>
+                <w:iCs/>
+                <w:sz w:val="20"/>
+              </w:rPr>
+              <w:t>P(</w:t>
+            </w:r>
+            <w:proofErr w:type="gramEnd"/>
+            <w:r>
+              <w:rPr>
+                <w:rFonts w:cs="Calibri Light"/>
+                <w:iCs/>
+                <w:sz w:val="20"/>
+              </w:rPr>
+              <w:t>0)</w:t>
+            </w:r>
+          </w:p>
+        </w:tc>
+        <w:tc>
+          <w:tcPr>
+            <w:tcW w:w="1240" w:type="dxa"/>
+          </w:tcPr>
+          <w:p>
+            <w:pPr>
+              <w:jc w:val="center"/>
+              <w:rPr>
+                <w:rFonts w:cs="Calibri Light"/>
+                <w:iCs/>
+                <w:sz w:val="20"/>
+              </w:rPr>
+            </w:pPr>
+            <w:r>
+              <w:rPr>
+                <w:rFonts w:cs="Calibri Light"/>
+                <w:iCs/>
+                <w:sz w:val="20"/>
+              </w:rPr>
+              <w:t>0.039</w:t>
+            </w:r>
+          </w:p>
+        </w:tc>
+        <w:tc>
+          <w:tcPr>
+            <w:tcW w:w="1249" w:type="dxa"/>
+          </w:tcPr>
+          <w:p>
+            <w:pPr>
+              <w:jc w:val="center"/>
+              <w:rPr>
+                <w:rFonts w:cs="Calibri Light"/>
+                <w:iCs/>
+                <w:sz w:val="20"/>
+              </w:rPr>
+            </w:pPr>
+            <w:r>
+              <w:rPr>
+                <w:rFonts w:cs="Calibri Light"/>
+                <w:iCs/>
+                <w:sz w:val="20"/>
+              </w:rPr>
+              <w:t>4.7</w:t>
+            </w:r>
+          </w:p>
+        </w:tc>
+        <w:tc>
+          <w:tcPr>
+            <w:tcW w:w="911" w:type="dxa"/>
+          </w:tcPr>
+          <w:p>
+            <w:pPr>
+              <w:jc w:val="center"/>
+              <w:rPr>
+                <w:rFonts w:cs="Calibri Light"/>
+                <w:iCs/>
+                <w:sz w:val="20"/>
+              </w:rPr>
+            </w:pPr>
+            <w:r>
+              <w:rPr>
+                <w:rFonts w:cs="Calibri Light"/>
+                <w:iCs/>
+                <w:sz w:val="20"/>
+              </w:rPr>
+              <w:t>0.69</w:t>
+            </w:r>
+          </w:p>
+        </w:tc>
+        <w:tc>
+          <w:tcPr>
+            <w:tcW w:w="984" w:type="dxa"/>
+          </w:tcPr>
+          <w:p>
+            <w:pPr>
+              <w:jc w:val="center"/>
+              <w:rPr>
+                <w:rFonts w:cs="Calibri Light"/>
+                <w:iCs/>
+                <w:sz w:val="20"/>
+              </w:rPr>
+            </w:pPr>
+            <w:r>
+              <w:rPr>
+                <w:rFonts w:cs="Calibri Light"/>
+                <w:iCs/>
+                <w:sz w:val="20"/>
+              </w:rPr>
+              <w:t>6.3</w:t>
+            </w:r>
+          </w:p>
+        </w:tc>
+      </w:tr>
+      <w:tr>
+        <w:trPr>
+          <w:trHeight w:val="283"/>
+        </w:trPr>
+        <w:tc>
+          <w:tcPr>
+            <w:tcW w:w="1916" w:type="dxa"/>
+          </w:tcPr>
+          <w:p>
+            <w:pPr>
+              <w:jc w:val="center"/>
+              <w:rPr>
+                <w:rFonts w:cs="Calibri Light"/>
+                <w:iCs/>
+                <w:sz w:val="20"/>
+              </w:rPr>
+            </w:pPr>
+            <w:proofErr w:type="gramStart"/>
+            <w:r>
+              <w:rPr>
+                <w:rFonts w:cs="Calibri Light"/>
+                <w:iCs/>
+                <w:sz w:val="20"/>
+              </w:rPr>
+              <w:t>P(</w:t>
+            </w:r>
+            <w:proofErr w:type="gramEnd"/>
+            <w:r>
+              <w:rPr>
+                <w:rFonts w:cs="Calibri Light"/>
+                <w:iCs/>
+                <w:sz w:val="20"/>
+              </w:rPr>
+              <w:t>2)</w:t>
+            </w:r>
+          </w:p>
+        </w:tc>
+        <w:tc>
+          <w:tcPr>
+            <w:tcW w:w="1240" w:type="dxa"/>
+          </w:tcPr>
+          <w:p>
+            <w:pPr>
+              <w:jc w:val="center"/>
+              <w:rPr>
+                <w:rFonts w:cs="Calibri Light"/>
+                <w:iCs/>
+                <w:sz w:val="20"/>
+              </w:rPr>
+            </w:pPr>
+            <w:r>
+              <w:rPr>
+                <w:rFonts w:cs="Calibri Light"/>
+                <w:iCs/>
+                <w:sz w:val="20"/>
+              </w:rPr>
+              <w:t>2.4</w:t>
+            </w:r>
+          </w:p>
+        </w:tc>
+        <w:tc>
+          <w:tcPr>
+            <w:tcW w:w="1249" w:type="dxa"/>
+          </w:tcPr>
+          <w:p>
+            <w:pPr>
+              <w:jc w:val="center"/>
+              <w:rPr>
+                <w:rFonts w:cs="Calibri Light"/>
+                <w:iCs/>
+                <w:sz w:val="20"/>
+              </w:rPr>
+            </w:pPr>
+            <w:r>
+              <w:rPr>
+                <w:rFonts w:cs="Calibri Light"/>
+                <w:iCs/>
+                <w:sz w:val="20"/>
+              </w:rPr>
+              <w:t>48</w:t>
+            </w:r>
+          </w:p>
+        </w:tc>
+        <w:tc>
+          <w:tcPr>
+            <w:tcW w:w="911" w:type="dxa"/>
+          </w:tcPr>
+          <w:p>
+            <w:pPr>
+              <w:jc w:val="center"/>
+              <w:rPr>
+                <w:rFonts w:cs="Calibri Light"/>
+                <w:iCs/>
+                <w:sz w:val="20"/>
+              </w:rPr>
+            </w:pPr>
+            <w:r>
+              <w:rPr>
+                <w:rFonts w:cs="Calibri Light"/>
+                <w:iCs/>
+                <w:sz w:val="20"/>
+              </w:rPr>
+              <w:t>-18.46</w:t>
+            </w:r>
+          </w:p>
+        </w:tc>
+        <w:tc>
+          <w:tcPr>
+            <w:tcW w:w="984" w:type="dxa"/>
+          </w:tcPr>
+          <w:p>
+            <w:pPr>
+              <w:jc w:val="center"/>
+              <w:rPr>
+                <w:rFonts w:cs="Calibri Light"/>
+                <w:iCs/>
+                <w:sz w:val="20"/>
+              </w:rPr>
+            </w:pPr>
+            <w:r>
+              <w:rPr>
+                <w:rFonts w:cs="Calibri Light"/>
+                <w:iCs/>
+                <w:sz w:val="20"/>
+              </w:rPr>
+              <w:t>49.4</w:t>
+            </w:r>
+          </w:p>
+        </w:tc>
+      </w:tr>
+      <w:tr>
+        <w:trPr>
+          <w:trHeight w:val="271"/>
+        </w:trPr>
+        <w:tc>
+          <w:tcPr>
+            <w:tcW w:w="1916" w:type="dxa"/>
+          </w:tcPr>
+          <w:p>
+            <w:pPr>
+              <w:jc w:val="center"/>
+              <w:rPr>
+                <w:rFonts w:cs="Calibri Light"/>
+                <w:iCs/>
+                <w:sz w:val="20"/>
+              </w:rPr>
+            </w:pPr>
+            <w:proofErr w:type="gramStart"/>
+            <w:r>
+              <w:rPr>
+                <w:rFonts w:cs="Calibri Light"/>
+                <w:iCs/>
+                <w:sz w:val="20"/>
+              </w:rPr>
+              <w:t>P(</w:t>
+            </w:r>
+            <w:proofErr w:type="gramEnd"/>
+            <w:r>
+              <w:rPr>
+                <w:rFonts w:cs="Calibri Light"/>
+                <w:iCs/>
+                <w:sz w:val="20"/>
+              </w:rPr>
+              <w:t>1)</w:t>
+            </w:r>
+          </w:p>
+        </w:tc>
+        <w:tc>
+          <w:tcPr>
+            <w:tcW w:w="1240" w:type="dxa"/>
+          </w:tcPr>
+          <w:p>
+            <w:pPr>
+              <w:jc w:val="center"/>
+              <w:rPr>
+                <w:rFonts w:cs="Calibri Light"/>
+                <w:iCs/>
+                <w:sz w:val="20"/>
+              </w:rPr>
+            </w:pPr>
+            <w:r>
+              <w:rPr>
+                <w:rFonts w:cs="Calibri Light"/>
+                <w:iCs/>
+                <w:sz w:val="20"/>
+              </w:rPr>
+              <w:t>2.5</w:t>
+            </w:r>
+          </w:p>
+        </w:tc>
+        <w:tc>
+          <w:tcPr>
+            <w:tcW w:w="1249" w:type="dxa"/>
+          </w:tcPr>
+          <w:p>
+            <w:pPr>
+              <w:jc w:val="center"/>
+              <w:rPr>
+                <w:rFonts w:cs="Calibri Light"/>
+                <w:iCs/>
+                <w:sz w:val="20"/>
+              </w:rPr>
+            </w:pPr>
+            <w:r>
+              <w:rPr>
+                <w:rFonts w:cs="Calibri Light"/>
+                <w:iCs/>
+                <w:sz w:val="20"/>
+              </w:rPr>
+              <w:t>48</w:t>
+            </w:r>
+          </w:p>
+        </w:tc>
+        <w:tc>
+          <w:tcPr>
+            <w:tcW w:w="911" w:type="dxa"/>
+          </w:tcPr>
+          <w:p>
+            <w:pPr>
+              <w:jc w:val="center"/>
+              <w:rPr>
+                <w:rFonts w:cs="Calibri Light"/>
+                <w:iCs/>
+                <w:sz w:val="20"/>
+              </w:rPr>
+            </w:pPr>
+            <w:r>
+              <w:rPr>
+                <w:rFonts w:cs="Calibri Light"/>
+                <w:iCs/>
+                <w:sz w:val="20"/>
+              </w:rPr>
+              <w:t>-18.54</w:t>
+            </w:r>
+          </w:p>
+        </w:tc>
+        <w:tc>
+          <w:tcPr>
+            <w:tcW w:w="984" w:type="dxa"/>
+          </w:tcPr>
+          <w:p>
+            <w:pPr>
+              <w:jc w:val="center"/>
+              <w:rPr>
+                <w:rFonts w:cs="Calibri Light"/>
+                <w:iCs/>
+                <w:sz w:val="20"/>
+              </w:rPr>
+            </w:pPr>
+            <w:r>
+              <w:rPr>
+                <w:rFonts w:cs="Calibri Light"/>
+                <w:iCs/>
+                <w:sz w:val="20"/>
+              </w:rPr>
+              <w:t>49.6</w:t>
+            </w:r>
+          </w:p>
+        </w:tc>
+      </w:tr>
+      <w:tr>
+        <w:trPr>
+          <w:trHeight w:val="283"/>
+        </w:trPr>
+        <w:tc>
+          <w:tcPr>
+            <w:tcW w:w="1916" w:type="dxa"/>
+          </w:tcPr>
+          <w:p>
+            <w:pPr>
+              <w:jc w:val="center"/>
+              <w:rPr>
+                <w:rFonts w:cs="Calibri Light"/>
+                <w:iCs/>
+                <w:sz w:val="20"/>
+              </w:rPr>
+            </w:pPr>
+            <w:proofErr w:type="gramStart"/>
+            <w:r>
+              <w:rPr>
+                <w:rFonts w:cs="Calibri Light"/>
+                <w:iCs/>
+                <w:sz w:val="20"/>
+              </w:rPr>
+              <w:t>P(</w:t>
+            </w:r>
+            <w:proofErr w:type="gramEnd"/>
+            <w:r>
+              <w:rPr>
+                <w:rFonts w:cs="Calibri Light"/>
+                <w:iCs/>
+                <w:sz w:val="20"/>
+              </w:rPr>
+              <w:t>2)</w:t>
+            </w:r>
+          </w:p>
+        </w:tc>
+        <w:tc>
+          <w:tcPr>
+            <w:tcW w:w="1240" w:type="dxa"/>
+          </w:tcPr>
+          <w:p>
+            <w:pPr>
+              <w:jc w:val="center"/>
+              <w:rPr>
+                <w:rFonts w:cs="Calibri Light"/>
+                <w:iCs/>
+                <w:sz w:val="20"/>
+              </w:rPr>
+            </w:pPr>
+            <w:r>
+              <w:rPr>
+                <w:rFonts w:cs="Calibri Light"/>
+                <w:iCs/>
+                <w:sz w:val="20"/>
+              </w:rPr>
+              <w:t>2.6</w:t>
+            </w:r>
+          </w:p>
+        </w:tc>
+        <w:tc>
+          <w:tcPr>
+            <w:tcW w:w="1249" w:type="dxa"/>
+          </w:tcPr>
+          <w:p>
+            <w:pPr>
+              <w:jc w:val="center"/>
+              <w:rPr>
+                <w:rFonts w:cs="Calibri Light"/>
+                <w:iCs/>
+                <w:sz w:val="20"/>
+              </w:rPr>
+            </w:pPr>
+            <w:r>
+              <w:rPr>
+                <w:rFonts w:cs="Calibri Light"/>
+                <w:iCs/>
+                <w:sz w:val="20"/>
+              </w:rPr>
+              <w:t>48</w:t>
+            </w:r>
+          </w:p>
+        </w:tc>
+        <w:tc>
+          <w:tcPr>
+            <w:tcW w:w="911" w:type="dxa"/>
+          </w:tcPr>
+          <w:p>
+            <w:pPr>
+              <w:jc w:val="center"/>
+              <w:rPr>
+                <w:rFonts w:cs="Calibri Light"/>
+                <w:iCs/>
+                <w:sz w:val="20"/>
+              </w:rPr>
+            </w:pPr>
+            <w:r>
+              <w:rPr>
+                <w:rFonts w:cs="Calibri Light"/>
+                <w:iCs/>
+                <w:sz w:val="20"/>
+              </w:rPr>
+              <w:t>-19.93</w:t>
+            </w:r>
+          </w:p>
+        </w:tc>
+        <w:tc>
+          <w:tcPr>
+            <w:tcW w:w="984" w:type="dxa"/>
+          </w:tcPr>
+          <w:p>
+            <w:pPr>
+              <w:keepNext/>
+              <w:jc w:val="center"/>
+              <w:rPr>
+                <w:rFonts w:cs="Calibri Light"/>
+                <w:iCs/>
+                <w:sz w:val="20"/>
+              </w:rPr>
+            </w:pPr>
+            <w:r>
+              <w:rPr>
+                <w:rFonts w:cs="Calibri Light"/>
+                <w:iCs/>
+                <w:sz w:val="20"/>
+              </w:rPr>
+              <w:t>51.3</w:t>
+            </w:r>
+          </w:p>
+        </w:tc>
+      </w:tr>
+    </w:tbl>
+    <w:p>
+      <w:pPr>
+        <w:pStyle w:val="Caption"/>
+        <w:spacing w:after="0"/>
+        <w:ind w:left="1440" w:right="1530"/>
+        <w:jc w:val="center"/>
+        <w:rPr>
+          <w:i w:val="0"/>
+          <w:color w:val="auto"/>
+          <w:sz w:val="24"/>
+          <w:szCs w:val="24"/>
+        </w:rPr>
+      </w:pPr>
+      <w:r>
+        <w:rPr>
+          <w:i w:val="0"/>
+          <w:color w:val="auto"/>
+          <w:sz w:val="24"/>
+          <w:szCs w:val="24"/>
+        </w:rPr>
+        <w:t>Table V.</w:t>
+      </w:r>
+      <w:r>
+        <w:rPr>
+          <w:i w:val="0"/>
+          <w:color w:val="auto"/>
+          <w:sz w:val="24"/>
+          <w:szCs w:val="24"/>
+        </w:rPr>
+        <w:fldChar w:fldCharType="begin"/>
+      </w:r>
+      <w:r>
+        <w:rPr>
+          <w:i w:val="0"/>
+          <w:color w:val="auto"/>
+          <w:sz w:val="24"/>
+          <w:szCs w:val="24"/>
+        </w:rPr>
+        <w:instrText xml:space="preserve"> SEQ Table \* ARABIC </w:instrText>
+      </w:r>
+      <w:r>
+        <w:rPr>
+          <w:i w:val="0"/>
+          <w:color w:val="auto"/>
+          <w:sz w:val="24"/>
+          <w:szCs w:val="24"/>
+        </w:rPr>
+        <w:fldChar w:fldCharType="separate"/>
+      </w:r>
+      <w:r>
+        <w:rPr>
+          <w:i w:val="0"/>
+          <w:noProof/>
+          <w:color w:val="auto"/>
+          <w:sz w:val="24"/>
+          <w:szCs w:val="24"/>
+        </w:rPr>
+        <w:t>2</w:t>
+      </w:r>
+      <w:r>
+        <w:rPr>
+          <w:i w:val="0"/>
+          <w:color w:val="auto"/>
+          <w:sz w:val="24"/>
+          <w:szCs w:val="24"/>
+        </w:rPr>
+        <w:fldChar w:fldCharType="end"/>
+      </w:r>
+    </w:p>
+    <w:p>
+      <w:pPr>
+        <w:pStyle w:val="Caption"/>
+        <w:spacing w:after="0"/>
+        <w:ind w:left="1440" w:right="1530"/>
+        <w:jc w:val="center"/>
+        <w:rPr>
+          <w:i w:val="0"/>
+          <w:color w:val="auto"/>
+          <w:sz w:val="16"/>
+          <w:szCs w:val="16"/>
+        </w:rPr>
+      </w:pPr>
+      <w:r>
+        <w:rPr>
+          <w:i w:val="0"/>
+          <w:color w:val="auto"/>
+          <w:sz w:val="16"/>
+          <w:szCs w:val="16"/>
+        </w:rPr>
+        <w:t>Output of resulting estimations via KNN interpolation of the nearest 3 monitors. These errors could be drastically reduced via better spatial-temporal imputation methods as opposed to interpolation strategies. This is further discussed in Chapter VI. P(x) denotes polynomial interpolation of the x degree, strategies which were effective for variables like NDVI and Stratospheric NO</w:t>
+      </w:r>
+      <w:r>
+        <w:rPr>
+          <w:i w:val="0"/>
+          <w:color w:val="auto"/>
+          <w:sz w:val="16"/>
+          <w:szCs w:val="16"/>
+          <w:vertAlign w:val="subscript"/>
+        </w:rPr>
+        <w:t>2</w:t>
+      </w:r>
+    </w:p>
+    <w:p>
+      <w:pPr>
+        <w:rPr>
+          <w:rFonts w:cs="Calibri Light"/>
+          <w:iCs/>
+          <w:szCs w:val="24"/>
+        </w:rPr>
+      </w:pPr>
+      <w:r>
+        <w:rPr>
+          <w:rFonts w:cs="Calibri Light"/>
+          <w:iCs/>
+          <w:szCs w:val="24"/>
+        </w:rPr>
+        <w:t xml:space="preserve">The average deviation from each estimated value in the final dataset was around 4.1ppb ±5.4 ppb. The final distribution of all max values can be seen in the appendix under Figure VIII.TR.7, which splits the monitors into those which typically see lower than, at, and above average concentrations of max ozone concentrations detected with the AOI. Histograms for each of the training features can be in Figure VIII.TR.4 with the reduced version depicting theoretical training features in Figure 1. These were used in the final raster calculations due to their seasonal consistency and variance in sample ranges. </w:t>
+      </w:r>
+    </w:p>
+    <w:p>
+      <w:pPr>
+        <w:overflowPunct/>
+        <w:autoSpaceDE/>
+        <w:autoSpaceDN/>
+        <w:adjustRightInd/>
+        <w:ind w:firstLine="720"/>
+        <w:rPr>
+          <w:szCs w:val="24"/>
+        </w:rPr>
+      </w:pPr>
     </w:p>
     <w:p>
       <w:pPr>
@@ -2578,7 +3788,6 @@
     <w:p>
       <w:pPr>
         <w:pStyle w:val="Bibliography"/>
-        <w:ind w:left="382" w:right="22" w:hanging="360"/>
       </w:pPr>
       <w:r>
         <w:rPr>
@@ -2633,21 +3842,12 @@
         <w:t>International Journal of Innovative Technology and Exploring Engineering</w:t>
       </w:r>
       <w:r>
-        <w:t xml:space="preserve"> 8 (10): 2263–67. doi:10.35940/</w:t>
-      </w:r>
-      <w:proofErr w:type="gramStart"/>
-      <w:r>
-        <w:t>ijitee.J</w:t>
-      </w:r>
-      <w:proofErr w:type="gramEnd"/>
-      <w:r>
-        <w:t>1127.0881019.</w:t>
+        <w:t xml:space="preserve"> 8 (10): 2263–2267. https://doi.org/10.35940/ijitee.J1127.0881019.</w:t>
       </w:r>
     </w:p>
     <w:p>
       <w:pPr>
         <w:pStyle w:val="Bibliography"/>
-        <w:ind w:left="382" w:right="22" w:hanging="360"/>
       </w:pPr>
       <w:r>
         <w:t xml:space="preserve">Alvarez-Mendoza, CI, A Teodoro, and L Ramirez-Cando. 2019. “Spatial Estimation of Surface Ozone Concentrations in Quito Ecuador with Remote Sensing Data, Air Pollution Measurements and Meteorological Variables.” </w:t>
@@ -2660,13 +3860,12 @@
         <w:t>ENVIRONMENTAL MONITORING AND ASSESSMENT</w:t>
       </w:r>
       <w:r>
-        <w:t xml:space="preserve"> 191 (3). doi:10.1007/s10661-019-7286-6.</w:t>
+        <w:t xml:space="preserve"> 191 (3). https://doi.org/10.1007/s10661-019-7286-6.</w:t>
       </w:r>
     </w:p>
     <w:p>
       <w:pPr>
         <w:pStyle w:val="Bibliography"/>
-        <w:ind w:left="382" w:right="22" w:hanging="360"/>
       </w:pPr>
       <w:proofErr w:type="spellStart"/>
       <w:r>
@@ -2692,21 +3891,12 @@
         <w:t>Atmospheric Pollution Research</w:t>
       </w:r>
       <w:r>
-        <w:t xml:space="preserve"> 13 (12): 101600. </w:t>
-      </w:r>
-      <w:proofErr w:type="gramStart"/>
-      <w:r>
-        <w:t>doi:10.1016/j.apr</w:t>
-      </w:r>
-      <w:proofErr w:type="gramEnd"/>
-      <w:r>
-        <w:t>.2022.101600.</w:t>
+        <w:t xml:space="preserve"> 13 (12): 101600. https://doi.org/10.1016/j.apr.2022.101600.</w:t>
       </w:r>
     </w:p>
     <w:p>
       <w:pPr>
         <w:pStyle w:val="Bibliography"/>
-        <w:ind w:left="382" w:right="22" w:hanging="360"/>
       </w:pPr>
       <w:r>
         <w:t xml:space="preserve">Anenberg, Susan C., Daven K. Henze, Veronica Tinney, Patrick L. Kinney, William Raich, Neal Fann, Chris S. Malley, et al. 2018. “Estimates of the Global Burden of Ambient PM2.5, Ozone, and NO2 on Asthma Incidence and Emergency Room Visits.” </w:t>
@@ -2719,13 +3909,12 @@
         <w:t>Environmental Health Perspectives</w:t>
       </w:r>
       <w:r>
-        <w:t xml:space="preserve"> 126 (10). Environmental Health Perspectives: 107004. doi:10.1289/EHP3766.</w:t>
+        <w:t xml:space="preserve"> 126 (10): 107004. https://doi.org/10.1289/EHP3766.</w:t>
       </w:r>
     </w:p>
     <w:p>
       <w:pPr>
         <w:pStyle w:val="Bibliography"/>
-        <w:ind w:left="382" w:right="22" w:hanging="360"/>
       </w:pPr>
       <w:r>
         <w:t xml:space="preserve">Balamurugan, Vigneshkumar, Vinothkumar Balamurugan, and Jia Chen. 2022. “Importance of Ozone Precursors Information in Modelling Urban Surface Ozone Variability Using Machine Learning Algorithm.” </w:t>
@@ -2738,13 +3927,12 @@
         <w:t>Scientific Reports</w:t>
       </w:r>
       <w:r>
-        <w:t xml:space="preserve"> 12 (1). Nature Publishing Group: 5646. doi:10.1038/s41598-022-09619-6.</w:t>
+        <w:t xml:space="preserve"> 12 (1): 5646. https://doi.org/10.1038/s41598-022-09619-6.</w:t>
       </w:r>
     </w:p>
     <w:p>
       <w:pPr>
         <w:pStyle w:val="Bibliography"/>
-        <w:ind w:left="382" w:right="22" w:hanging="360"/>
       </w:pPr>
       <w:proofErr w:type="spellStart"/>
       <w:r>
@@ -2762,13 +3950,12 @@
         <w:t>Cloud-Based Remote Sensing with Google Earth Engine: Fundamentals and Applications</w:t>
       </w:r>
       <w:r>
-        <w:t>. Cham: Springer International Publishing. doi:10.1007/978-3-031-26588-4.</w:t>
+        <w:t>. Cham: Springer International Publishing, 2024. https://doi.org/10.1007/978-3-031-26588-4.</w:t>
       </w:r>
     </w:p>
     <w:p>
       <w:pPr>
         <w:pStyle w:val="Bibliography"/>
-        <w:ind w:left="382" w:right="22" w:hanging="360"/>
       </w:pPr>
       <w:r>
         <w:t xml:space="preserve">Carrillo-Torres, ER, IY Hernández-Paniagua, and A Mendoza. 2017. “Use of Combined Observational-and Model-Derived Photochemical Indicators to Assess the O3-NOx-VOC System Sensitivity in Urban Areas.” </w:t>
@@ -2781,24 +3968,23 @@
         <w:t>ATMOSPHERE</w:t>
       </w:r>
       <w:r>
-        <w:t xml:space="preserve"> 8 (2). doi:10.3390/atmos8020022.</w:t>
+        <w:t xml:space="preserve"> 8 (2). WOS:000396166200002. https://doi.org/10.3390/atmos8020022.</w:t>
       </w:r>
     </w:p>
     <w:p>
       <w:pPr>
         <w:pStyle w:val="Bibliography"/>
-        <w:ind w:left="382" w:right="22" w:hanging="360"/>
-      </w:pPr>
-      <w:r>
-        <w:t>EPA, Environmental Protection Agency. 2025. “Air Quality System (AQS) API.” Table. https://www.epa.gov/outdoor-air-quality-data/download-daily-data: Air Quality Data.</w:t>
+      </w:pPr>
+      <w:r>
+        <w:t>EPA, Environmental Protection Agency. 2025. “Air Quality System (AQS) API.” Https://www.epa.gov/outdoor-Air-Quality-Data. Version 2. Https://www.epa.gov/outdoor-air-quality-data/download-daily-data: Air Quality Data, June 6, 2025. Table.</w:t>
       </w:r>
     </w:p>
     <w:p>
       <w:pPr>
         <w:pStyle w:val="Bibliography"/>
-        <w:ind w:left="382" w:right="22" w:hanging="360"/>
-      </w:pPr>
-      <w:r>
+      </w:pPr>
+      <w:r>
+        <w:lastRenderedPageBreak/>
         <w:t xml:space="preserve">Gorelick, Noel, Matt Hancher, Mike Dixon, Simon </w:t>
       </w:r>
       <w:proofErr w:type="spellStart"/>
@@ -2807,15 +3993,7 @@
       </w:r>
       <w:proofErr w:type="spellEnd"/>
       <w:r>
-        <w:t xml:space="preserve">, David </w:t>
-      </w:r>
-      <w:proofErr w:type="spellStart"/>
-      <w:r>
-        <w:t>Thau</w:t>
-      </w:r>
-      <w:proofErr w:type="spellEnd"/>
-      <w:r>
-        <w:t xml:space="preserve">, and Rebecca Moore. 2017. “Google Earth Engine: Planetary-Scale Geospatial Analysis for Everyone.” </w:t>
+        <w:t xml:space="preserve">, David Thau, and Rebecca Moore. 2017. “Google Earth Engine: Planetary-Scale Geospatial Analysis for Everyone.” </w:t>
       </w:r>
       <w:r>
         <w:rPr>
@@ -2825,21 +4003,12 @@
         <w:t>Remote Sensing of Environment</w:t>
       </w:r>
       <w:r>
-        <w:t xml:space="preserve"> 202 (December). Elsevier BV: 18–27. </w:t>
-      </w:r>
-      <w:proofErr w:type="gramStart"/>
-      <w:r>
-        <w:t>doi:10.1016/j.rse</w:t>
-      </w:r>
-      <w:proofErr w:type="gramEnd"/>
-      <w:r>
-        <w:t>.2017.06.031.</w:t>
+        <w:t xml:space="preserve"> 202 (December): 18–27. https://doi.org/10.1016/j.rse.2017.06.031.</w:t>
       </w:r>
     </w:p>
     <w:p>
       <w:pPr>
         <w:pStyle w:val="Bibliography"/>
-        <w:ind w:left="382" w:right="22" w:hanging="360"/>
       </w:pPr>
       <w:r>
         <w:t xml:space="preserve">Hird, Jennifer, Evan </w:t>
@@ -2868,16 +4037,14 @@
         <w:t>Remote Sensing</w:t>
       </w:r>
       <w:r>
-        <w:t xml:space="preserve"> 9 (12): 1315. doi:10.3390/rs9121315.</w:t>
+        <w:t xml:space="preserve"> 9 (12): 1315. https://doi.org/10.3390/rs9121315.</w:t>
       </w:r>
     </w:p>
     <w:p>
       <w:pPr>
         <w:pStyle w:val="Bibliography"/>
-        <w:ind w:left="382" w:right="22" w:hanging="360"/>
-      </w:pPr>
-      <w:r>
-        <w:lastRenderedPageBreak/>
+      </w:pPr>
+      <w:r>
         <w:t xml:space="preserve">Hoek, Gerard, Joel D. Schwartz, Bernard Groot, and Paul Eilers. 1997. “Effects of Ambient Particulate Matter and Ozone on Daily Mortality in Rotterdam, the Netherlands.” </w:t>
       </w:r>
       <w:r>
@@ -2888,13 +4055,12 @@
         <w:t>Archives of Environmental Health: An International Journal</w:t>
       </w:r>
       <w:r>
-        <w:t xml:space="preserve"> 52 (6): 455–63. doi:10.1080/00039899709602224.</w:t>
+        <w:t xml:space="preserve"> 52 (6): 455–463. https://doi.org/10.1080/00039899709602224.</w:t>
       </w:r>
     </w:p>
     <w:p>
       <w:pPr>
         <w:pStyle w:val="Bibliography"/>
-        <w:ind w:left="382" w:right="22" w:hanging="360"/>
       </w:pPr>
       <w:r>
         <w:t xml:space="preserve">Honrath, Richard E., </w:t>
@@ -2923,13 +4089,12 @@
         <w:t>Atmospheric Chemistry and Physics</w:t>
       </w:r>
       <w:r>
-        <w:t xml:space="preserve"> 17 (23): 14661–74. doi:10.5194/acp-17-14661-2017.</w:t>
+        <w:t xml:space="preserve"> 17 (23): 14661–14674. https://doi.org/10.5194/acp-17-14661-2017.</w:t>
       </w:r>
     </w:p>
     <w:p>
       <w:pPr>
         <w:pStyle w:val="Bibliography"/>
-        <w:ind w:left="382" w:right="22" w:hanging="360"/>
       </w:pPr>
       <w:r>
         <w:t xml:space="preserve">Hu, XM, J Zhang, WH Xue, LH Zhou, YF Che, and T Han. 2022. “Estimation of the Near-Surface Ozone Concentration with Full Spatiotemporal Coverage across the Beijing-Tianjin-Hebei Region Based on Extreme Gradient Boosting Combined with a WRF-Chem Model.” </w:t>
@@ -2942,13 +4107,12 @@
         <w:t>ATMOSPHERE</w:t>
       </w:r>
       <w:r>
-        <w:t xml:space="preserve"> 13 (4). doi:10.3390/atmos13040632.</w:t>
+        <w:t xml:space="preserve"> 13 (4). WOS:000787004000001. https://doi.org/10.3390/atmos13040632.</w:t>
       </w:r>
     </w:p>
     <w:p>
       <w:pPr>
         <w:pStyle w:val="Bibliography"/>
-        <w:ind w:left="382" w:right="22" w:hanging="360"/>
       </w:pPr>
       <w:r>
         <w:t xml:space="preserve">Javanmardi, Parviz, Pouran Morovati, Majid Farhadi, Sahar </w:t>
@@ -3015,7 +4179,6 @@
     <w:p>
       <w:pPr>
         <w:pStyle w:val="Bibliography"/>
-        <w:ind w:left="382" w:right="22" w:hanging="360"/>
       </w:pPr>
       <w:r>
         <w:t xml:space="preserve">Knowlton, Kim, Joyce E. Rosenthal, Christian Hogrefe, Barry Lynn, Stuart Gaffin, Richard Goldberg, Cynthia Rosenzweig, Kevin </w:t>
@@ -3036,13 +4199,12 @@
         <w:t>Environmental Health Perspectives</w:t>
       </w:r>
       <w:r>
-        <w:t xml:space="preserve"> 112 (15): 1557–63. doi:10.1289/ehp.7163.</w:t>
+        <w:t xml:space="preserve"> 112 (15): 1557–1563. https://doi.org/10.1289/ehp.7163.</w:t>
       </w:r>
     </w:p>
     <w:p>
       <w:pPr>
         <w:pStyle w:val="Bibliography"/>
-        <w:ind w:left="382" w:right="22" w:hanging="360"/>
       </w:pPr>
       <w:r>
         <w:t xml:space="preserve">Schultz, Martin G., Sabine Schröder, Olga </w:t>
@@ -3077,7 +4239,7 @@
       </w:r>
       <w:proofErr w:type="spellEnd"/>
       <w:r>
-        <w:t xml:space="preserve">, et al. 2017. “Tropospheric Ozone Assessment Report: Database and Metrics Data of Global Surface Ozone Observations.” Edited by Michael E. Chang and Alastair Lewis. </w:t>
+        <w:t xml:space="preserve">, et al. 2017a. “Tropospheric Ozone Assessment Report: Database and Metrics Data of Global Surface Ozone Observations.” </w:t>
       </w:r>
       <w:r>
         <w:rPr>
@@ -3087,127 +4249,139 @@
         <w:t>Elementa: Science of the Anthropocene</w:t>
       </w:r>
       <w:r>
-        <w:t xml:space="preserve"> 5 (October): 58. doi:10.1525/elementa.244.</w:t>
+        <w:t xml:space="preserve"> 5 (October): 58. https://doi.org/10.1525/elementa.244.</w:t>
       </w:r>
     </w:p>
     <w:p>
       <w:pPr>
         <w:pStyle w:val="Bibliography"/>
-        <w:ind w:left="382" w:right="22" w:hanging="360"/>
-      </w:pPr>
-      <w:r>
-        <w:t xml:space="preserve">Shan, </w:t>
+      </w:pPr>
+      <w:r>
+        <w:lastRenderedPageBreak/>
+        <w:t xml:space="preserve">Schultz, Martin G., Sabine Schröder, Olga </w:t>
       </w:r>
       <w:proofErr w:type="spellStart"/>
       <w:r>
-        <w:t>Wenpo</w:t>
+        <w:t>Lyapina</w:t>
       </w:r>
       <w:proofErr w:type="spellEnd"/>
       <w:r>
-        <w:t xml:space="preserve">, </w:t>
+        <w:t xml:space="preserve">, Owen R. Cooper, Ian </w:t>
       </w:r>
       <w:proofErr w:type="spellStart"/>
       <w:r>
-        <w:t>Yongquan</w:t>
+        <w:t>Galbally</w:t>
       </w:r>
       <w:proofErr w:type="spellEnd"/>
       <w:r>
-        <w:t xml:space="preserve"> Yin, Haixia Lu, and </w:t>
+        <w:t xml:space="preserve">, Irina </w:t>
       </w:r>
       <w:proofErr w:type="spellStart"/>
       <w:r>
-        <w:t>Shuxuan</w:t>
+        <w:t>Petropavlovskikh</w:t>
       </w:r>
       <w:proofErr w:type="spellEnd"/>
       <w:r>
-        <w:t xml:space="preserve"> Liang. 2009. “A Meteorological Analysis of Ozone Episodes Using HYSPLIT Model and Surface Data.” </w:t>
+        <w:t xml:space="preserve">, Erika von </w:t>
+      </w:r>
+      <w:proofErr w:type="spellStart"/>
+      <w:r>
+        <w:t>Schneidemesser</w:t>
+      </w:r>
+      <w:proofErr w:type="spellEnd"/>
+      <w:r>
+        <w:t xml:space="preserve">, et al. 2017b. “Tropospheric Ozone Assessment Report: Database and Metrics Data of Global Surface Ozone Observations.” </w:t>
       </w:r>
       <w:r>
         <w:rPr>
           <w:i/>
           <w:iCs/>
         </w:rPr>
-        <w:t>Atmospheric Research</w:t>
-      </w:r>
-      <w:r>
-        <w:t xml:space="preserve"> 93 (4): 767–76. </w:t>
-      </w:r>
-      <w:proofErr w:type="gramStart"/>
-      <w:r>
-        <w:t>doi:10.1016/j.atmosres</w:t>
-      </w:r>
-      <w:proofErr w:type="gramEnd"/>
-      <w:r>
-        <w:t>.2009.03.007.</w:t>
+        <w:t>Elementa: Science of the Anthropocene</w:t>
+      </w:r>
+      <w:r>
+        <w:t xml:space="preserve"> 5 (October): 58. https://doi.org/10.1525/elementa.244.</w:t>
       </w:r>
     </w:p>
     <w:p>
       <w:pPr>
         <w:pStyle w:val="Bibliography"/>
-        <w:ind w:left="382" w:right="22" w:hanging="360"/>
-      </w:pPr>
-      <w:r>
-        <w:t>United States Census Bureau. 2022. “TIGER/Line Shapefiles (Machine Readable Data Files).” Department of Commerce. https://www.census.gov/cgi-bin/geo/shapefiles/index.php.</w:t>
-      </w:r>
-    </w:p>
-    <w:p>
-      <w:pPr>
-        <w:pStyle w:val="Bibliography"/>
-        <w:ind w:left="382" w:right="22" w:hanging="360"/>
-      </w:pPr>
-      <w:r>
-        <w:t xml:space="preserve">US Census Bureau. 2025. “Boundary and Annexation Survey (BAS).” </w:t>
+      </w:pPr>
+      <w:r>
+        <w:t xml:space="preserve">Shan, </w:t>
+      </w:r>
+      <w:proofErr w:type="spellStart"/>
+      <w:r>
+        <w:t>Wenpo</w:t>
+      </w:r>
+      <w:proofErr w:type="spellEnd"/>
+      <w:r>
+        <w:t xml:space="preserve">, </w:t>
+      </w:r>
+      <w:proofErr w:type="spellStart"/>
+      <w:r>
+        <w:t>Yongquan</w:t>
+      </w:r>
+      <w:proofErr w:type="spellEnd"/>
+      <w:r>
+        <w:t xml:space="preserve"> Yin, Haixia Lu, and </w:t>
+      </w:r>
+      <w:proofErr w:type="spellStart"/>
+      <w:r>
+        <w:t>Shuxuan</w:t>
+      </w:r>
+      <w:proofErr w:type="spellEnd"/>
+      <w:r>
+        <w:t xml:space="preserve"> Liang. 2009. “A Meteorological Analysis of Ozone Episodes Using HYSPLIT Model and Surface Data.” </w:t>
       </w:r>
       <w:r>
         <w:rPr>
           <w:i/>
           <w:iCs/>
         </w:rPr>
-        <w:t>Census.Gov</w:t>
-      </w:r>
-      <w:r>
-        <w:t>. January 22. https://www.census.gov/programs-surveys/bas.html.</w:t>
+        <w:t>Atmospheric Research</w:t>
+      </w:r>
+      <w:r>
+        <w:t xml:space="preserve"> 93 (4): 767–776. https://doi.org/10.1016/j.atmosres.2009.03.007.</w:t>
       </w:r>
     </w:p>
     <w:p>
       <w:pPr>
         <w:pStyle w:val="Bibliography"/>
-        <w:ind w:left="382" w:right="22" w:hanging="360"/>
-      </w:pPr>
-      <w:r>
-        <w:t xml:space="preserve">Wang, Wenhao, Xiong Liu, </w:t>
-      </w:r>
-      <w:proofErr w:type="spellStart"/>
-      <w:r>
-        <w:t>Jianzhao</w:t>
-      </w:r>
-      <w:proofErr w:type="spellEnd"/>
-      <w:r>
-        <w:t xml:space="preserve"> Bi, and Yang Liu. 2022. “A Machine Learning Model to Estimate Ground-Level Ozone Concentrations in California Using TROPOMI Data and High-Resolution Meteorology.” </w:t>
+      </w:pPr>
+      <w:r>
+        <w:t>United States Census Bureau. 2022. “TIGER/Line Shapefiles (Machine Readable Data Files).” Department of Commerce., 2022. https://www.census.gov/cgi-bin/geo/shapefiles/index.php.</w:t>
+      </w:r>
+    </w:p>
+    <w:p>
+      <w:pPr>
+        <w:pStyle w:val="Bibliography"/>
+      </w:pPr>
+      <w:r>
+        <w:t>US Census Bureau. 2025. “Boundary and Annexation Survey (BAS).” Census.Gov, January 22, 2025. https://www.census.gov/programs-surveys/bas.html.</w:t>
+      </w:r>
+    </w:p>
+    <w:p>
+      <w:pPr>
+        <w:pStyle w:val="Bibliography"/>
+      </w:pPr>
+      <w:r>
+        <w:t xml:space="preserve">Wang, Y, QQ Yuan, TW Li, LY Zhu, and LP Zhang. 2021. “Estimating Daily Full-Coverage near Surface O3, CO, and NO2 Concentrations at a High Spatial Resolution over China Based on S5P-TROPOMI and GEOS-FP.” </w:t>
       </w:r>
       <w:r>
         <w:rPr>
           <w:i/>
           <w:iCs/>
         </w:rPr>
-        <w:t>Environment International</w:t>
-      </w:r>
-      <w:r>
-        <w:t xml:space="preserve"> 158 (January): 106917. </w:t>
-      </w:r>
-      <w:proofErr w:type="gramStart"/>
-      <w:r>
-        <w:t>doi:10.1016/j.envint</w:t>
-      </w:r>
-      <w:proofErr w:type="gramEnd"/>
-      <w:r>
-        <w:t>.2021.106917.</w:t>
+        <w:t>ISPRS JOURNAL OF PHOTOGRAMMETRY AND REMOTE SENSING</w:t>
+      </w:r>
+      <w:r>
+        <w:t xml:space="preserve"> 175 (May): 311–325. https://doi.org/10.1016/j.isprsjprs.2021.03.018.</w:t>
       </w:r>
     </w:p>
     <w:p>
       <w:pPr>
         <w:pStyle w:val="Bibliography"/>
-        <w:ind w:left="382" w:right="22" w:hanging="360"/>
       </w:pPr>
       <w:r>
         <w:t xml:space="preserve">Wu, </w:t>
@@ -3252,7 +4426,7 @@
         <w:t xml:space="preserve"> Software</w:t>
       </w:r>
       <w:r>
-        <w:t xml:space="preserve"> 5 (51): 2305. doi:10.21105/joss.02305.</w:t>
+        <w:t xml:space="preserve"> 5 (51): 2305. https://doi.org/10.21105/joss.02305.</w:t>
       </w:r>
     </w:p>
     <w:p>
@@ -3274,7 +4448,7 @@
       </w:r>
     </w:p>
     <w:sectPr>
-      <w:footerReference w:type="default" r:id="rId11"/>
+      <w:footerReference w:type="default" r:id="rId12"/>
       <w:pgSz w:w="12240" w:h="15840"/>
       <w:pgMar w:top="1440" w:right="1440" w:bottom="1440" w:left="1440" w:header="720" w:footer="720" w:gutter="0"/>
       <w:cols w:space="720"/>
@@ -3422,7 +4596,49 @@
       </w:hyperlink>
     </w:p>
   </w:comment>
-  <w:comment w:id="10" w:author="Ryan Erickson" w:date="2025-07-16T18:38:00Z" w:initials="RE">
+  <w:comment w:id="10" w:author="Ryan Erickson" w:date="2025-08-03T16:51:00Z" w:initials="RE">
+    <w:p>
+      <w:pPr>
+        <w:pStyle w:val="CommentText"/>
+        <w:numPr>
+          <w:ilvl w:val="0"/>
+          <w:numId w:val="1"/>
+        </w:numPr>
+      </w:pPr>
+      <w:r>
+        <w:rPr>
+          <w:rStyle w:val="CommentReference"/>
+        </w:rPr>
+        <w:annotationRef/>
+      </w:r>
+      <w:r>
+        <w:rPr>
+          <w:color w:val="626262"/>
+          <w:highlight w:val="white"/>
+        </w:rPr>
+        <w:t>Statistically downscaled data generally do not effectively capture how changes in land-surface feedbacks (e.g., snow-albedo) influence local climate;</w:t>
+      </w:r>
+    </w:p>
+    <w:p>
+      <w:pPr>
+        <w:pStyle w:val="CommentText"/>
+        <w:numPr>
+          <w:ilvl w:val="0"/>
+          <w:numId w:val="1"/>
+        </w:numPr>
+      </w:pPr>
+      <w:hyperlink r:id="rId7" w:history="1">
+        <w:r>
+          <w:rPr>
+            <w:rStyle w:val="Hyperlink"/>
+            <w:highlight w:val="white"/>
+          </w:rPr>
+          <w:t>https://www.climatologylab.org/maca.html</w:t>
+        </w:r>
+      </w:hyperlink>
+    </w:p>
+  </w:comment>
+  <w:comment w:id="11" w:author="Ryan Erickson" w:date="2025-07-16T18:38:00Z" w:initials="RE">
     <w:p>
       <w:pPr>
         <w:pStyle w:val="CommentText"/>
@@ -3434,7 +4650,7 @@
         </w:rPr>
         <w:annotationRef/>
       </w:r>
-      <w:hyperlink r:id="rId7" w:history="1">
+      <w:hyperlink r:id="rId8" w:history="1">
         <w:r>
           <w:rPr>
             <w:rStyle w:val="Hyperlink"/>
@@ -3444,7 +4660,7 @@
       </w:hyperlink>
     </w:p>
   </w:comment>
-  <w:comment w:id="11" w:author="Ryan Erickson" w:date="2025-07-16T18:38:00Z" w:initials="RE">
+  <w:comment w:id="12" w:author="Ryan Erickson" w:date="2025-07-16T18:38:00Z" w:initials="RE">
     <w:p>
       <w:pPr>
         <w:pStyle w:val="CommentText"/>
@@ -3456,7 +4672,7 @@
         </w:rPr>
         <w:annotationRef/>
       </w:r>
-      <w:hyperlink r:id="rId8" w:history="1">
+      <w:hyperlink r:id="rId9" w:history="1">
         <w:r>
           <w:rPr>
             <w:rStyle w:val="Hyperlink"/>
@@ -3466,7 +4682,7 @@
       </w:hyperlink>
     </w:p>
   </w:comment>
-  <w:comment w:id="12" w:author="Ryan Erickson" w:date="2025-07-16T18:38:00Z" w:initials="RE">
+  <w:comment w:id="13" w:author="Ryan Erickson" w:date="2025-07-16T18:38:00Z" w:initials="RE">
     <w:p>
       <w:pPr>
         <w:pStyle w:val="CommentText"/>
@@ -3478,7 +4694,7 @@
         </w:rPr>
         <w:annotationRef/>
       </w:r>
-      <w:hyperlink r:id="rId9" w:history="1">
+      <w:hyperlink r:id="rId10" w:history="1">
         <w:r>
           <w:rPr>
             <w:rStyle w:val="Hyperlink"/>
@@ -3494,7 +4710,7 @@
       </w:r>
     </w:p>
   </w:comment>
-  <w:comment w:id="13" w:author="Ryan Erickson" w:date="2025-07-16T18:42:00Z" w:initials="RE">
+  <w:comment w:id="14" w:author="Ryan Erickson" w:date="2025-07-16T18:42:00Z" w:initials="RE">
     <w:p>
       <w:pPr>
         <w:pStyle w:val="CommentText"/>
@@ -3509,7 +4725,7 @@
       <w:r>
         <w:t xml:space="preserve"> </w:t>
       </w:r>
-      <w:hyperlink r:id="rId10" w:history="1">
+      <w:hyperlink r:id="rId11" w:history="1">
         <w:r>
           <w:rPr>
             <w:rStyle w:val="Hyperlink"/>
@@ -3530,6 +4746,7 @@
   <w15:commentEx w15:paraId="736B2907" w15:done="0"/>
   <w15:commentEx w15:paraId="7111DF3C" w15:done="0"/>
   <w15:commentEx w15:paraId="55ADFE00" w15:done="0"/>
+  <w15:commentEx w15:paraId="46C432CF" w15:paraIdParent="55ADFE00" w15:done="0"/>
   <w15:commentEx w15:paraId="0EF633EC" w15:done="0"/>
   <w15:commentEx w15:paraId="1632AA1F" w15:done="0"/>
   <w15:commentEx w15:paraId="30B52262" w15:done="0"/>
@@ -3545,6 +4762,7 @@
   <w16cex:commentExtensible w16cex:durableId="6059550A" w16cex:dateUtc="2025-07-17T01:37:00Z"/>
   <w16cex:commentExtensible w16cex:durableId="3EF20334" w16cex:dateUtc="2025-07-17T01:37:00Z"/>
   <w16cex:commentExtensible w16cex:durableId="20801F43" w16cex:dateUtc="2025-07-17T01:38:00Z"/>
+  <w16cex:commentExtensible w16cex:durableId="1AA6844B" w16cex:dateUtc="2025-08-03T23:51:00Z"/>
   <w16cex:commentExtensible w16cex:durableId="656C3F49" w16cex:dateUtc="2025-07-17T01:38:00Z"/>
   <w16cex:commentExtensible w16cex:durableId="708E8220" w16cex:dateUtc="2025-07-17T01:38:00Z"/>
   <w16cex:commentExtensible w16cex:durableId="23004DD7" w16cex:dateUtc="2025-07-17T01:38:00Z"/>
@@ -3560,6 +4778,7 @@
   <w16cid:commentId w16cid:paraId="736B2907" w16cid:durableId="6059550A"/>
   <w16cid:commentId w16cid:paraId="7111DF3C" w16cid:durableId="3EF20334"/>
   <w16cid:commentId w16cid:paraId="55ADFE00" w16cid:durableId="20801F43"/>
+  <w16cid:commentId w16cid:paraId="46C432CF" w16cid:durableId="1AA6844B"/>
   <w16cid:commentId w16cid:paraId="0EF633EC" w16cid:durableId="656C3F49"/>
   <w16cid:commentId w16cid:paraId="1632AA1F" w16cid:durableId="708E8220"/>
   <w16cid:commentId w16cid:paraId="30B52262" w16cid:durableId="23004DD7"/>
@@ -3598,10 +4817,8 @@
     </w:sdtPr>
     <w:sdtEndPr>
       <w:rPr>
-        <w:i/>
-        <w:iCs/>
         <w:noProof/>
-        <w:szCs w:val="24"/>
+        <w:sz w:val="20"/>
       </w:rPr>
     </w:sdtEndPr>
     <w:sdtContent>
@@ -3610,50 +4827,38 @@
           <w:pStyle w:val="Footer"/>
           <w:jc w:val="center"/>
           <w:rPr>
-            <w:i/>
-            <w:iCs/>
-            <w:szCs w:val="24"/>
+            <w:sz w:val="20"/>
           </w:rPr>
         </w:pPr>
         <w:r>
           <w:rPr>
-            <w:i/>
-            <w:iCs/>
-            <w:szCs w:val="24"/>
+            <w:sz w:val="20"/>
           </w:rPr>
           <w:fldChar w:fldCharType="begin"/>
         </w:r>
         <w:r>
           <w:rPr>
-            <w:i/>
-            <w:iCs/>
-            <w:szCs w:val="24"/>
+            <w:sz w:val="20"/>
           </w:rPr>
           <w:instrText xml:space="preserve"> PAGE   \* MERGEFORMAT </w:instrText>
         </w:r>
         <w:r>
           <w:rPr>
-            <w:i/>
-            <w:iCs/>
-            <w:szCs w:val="24"/>
+            <w:sz w:val="20"/>
           </w:rPr>
           <w:fldChar w:fldCharType="separate"/>
         </w:r>
         <w:r>
           <w:rPr>
-            <w:i/>
-            <w:iCs/>
             <w:noProof/>
-            <w:szCs w:val="24"/>
+            <w:sz w:val="20"/>
           </w:rPr>
           <w:t>2</w:t>
         </w:r>
         <w:r>
           <w:rPr>
-            <w:i/>
-            <w:iCs/>
             <w:noProof/>
-            <w:szCs w:val="24"/>
+            <w:sz w:val="20"/>
           </w:rPr>
           <w:fldChar w:fldCharType="end"/>
         </w:r>
@@ -3685,6 +4890,100 @@
     </w:p>
   </w:footnote>
 </w:footnotes>
+</file>
+
+<file path=word/numbering.xml><?xml version="1.0" encoding="utf-8"?>
+<w:numbering xmlns:wpc="http://schemas.microsoft.com/office/word/2010/wordprocessingCanvas" xmlns:cx="http://schemas.microsoft.com/office/drawing/2014/chartex" xmlns:cx1="http://schemas.microsoft.com/office/drawing/2015/9/8/chartex" xmlns:cx2="http://schemas.microsoft.com/office/drawing/2015/10/21/chartex" xmlns:cx3="http://schemas.microsoft.com/office/drawing/2016/5/9/chartex" xmlns:cx4="http://schemas.microsoft.com/office/drawing/2016/5/10/chartex" xmlns:cx5="http://schemas.microsoft.com/office/drawing/2016/5/11/chartex" xmlns:cx6="http://schemas.microsoft.com/office/drawing/2016/5/12/chartex" xmlns:cx7="http://schemas.microsoft.com/office/drawing/2016/5/13/chartex" xmlns:cx8="http://schemas.microsoft.com/office/drawing/2016/5/14/chartex" xmlns:mc="http://schemas.openxmlformats.org/markup-compatibility/2006" xmlns:aink="http://schemas.microsoft.com/office/drawing/2016/ink" xmlns:am3d="http://schemas.microsoft.com/office/drawing/2017/model3d" xmlns:o="urn:schemas-microsoft-com:office:office" xmlns:oel="http://schemas.microsoft.com/office/2019/extlst" xmlns:r="http://schemas.openxmlformats.org/officeDocument/2006/relationships" xmlns:m="http://schemas.openxmlformats.org/officeDocument/2006/math" xmlns:v="urn:schemas-microsoft-com:vml" xmlns:wp14="http://schemas.microsoft.com/office/word/2010/wordprocessingDrawing" xmlns:wp="http://schemas.openxmlformats.org/drawingml/2006/wordprocessingDrawing" xmlns:w10="urn:schemas-microsoft-com:office:word" xmlns:w="http://schemas.openxmlformats.org/wordprocessingml/2006/main" xmlns:w14="http://schemas.microsoft.com/office/word/2010/wordml" xmlns:w15="http://schemas.microsoft.com/office/word/2012/wordml" xmlns:w16cex="http://schemas.microsoft.com/office/word/2018/wordml/cex" xmlns:w16cid="http://schemas.microsoft.com/office/word/2016/wordml/cid" xmlns:w16="http://schemas.microsoft.com/office/word/2018/wordml" xmlns:w16du="http://schemas.microsoft.com/office/word/2023/wordml/word16du" xmlns:w16sdtdh="http://schemas.microsoft.com/office/word/2020/wordml/sdtdatahash" xmlns:w16sdtfl="http://schemas.microsoft.com/office/word/2024/wordml/sdtformatlock" xmlns:w16se="http://schemas.microsoft.com/office/word/2015/wordml/symex" xmlns:wpg="http://schemas.microsoft.com/office/word/2010/wordprocessingGroup" xmlns:wpi="http://schemas.microsoft.com/office/word/2010/wordprocessingInk" xmlns:wne="http://schemas.microsoft.com/office/word/2006/wordml" xmlns:wps="http://schemas.microsoft.com/office/word/2010/wordprocessingShape" mc:Ignorable="w14 w15 w16se w16cid w16 w16cex w16sdtdh w16sdtfl w16du wp14">
+  <w:abstractNum w:abstractNumId="0" w15:restartNumberingAfterBreak="0">
+    <w:nsid w:val="5C100F34"/>
+    <w:multiLevelType w:val="hybridMultilevel"/>
+    <w:tmpl w:val="E9342DAA"/>
+    <w:lvl w:ilvl="0" w:tplc="32229908">
+      <w:start w:val="1"/>
+      <w:numFmt w:val="decimal"/>
+      <w:lvlText w:val="%1."/>
+      <w:lvlJc w:val="left"/>
+      <w:pPr>
+        <w:ind w:left="1440" w:hanging="360"/>
+      </w:pPr>
+    </w:lvl>
+    <w:lvl w:ilvl="1" w:tplc="46A220EE">
+      <w:start w:val="1"/>
+      <w:numFmt w:val="decimal"/>
+      <w:lvlText w:val="%2."/>
+      <w:lvlJc w:val="left"/>
+      <w:pPr>
+        <w:ind w:left="1440" w:hanging="360"/>
+      </w:pPr>
+    </w:lvl>
+    <w:lvl w:ilvl="2" w:tplc="BDA282F4">
+      <w:start w:val="1"/>
+      <w:numFmt w:val="decimal"/>
+      <w:lvlText w:val="%3."/>
+      <w:lvlJc w:val="left"/>
+      <w:pPr>
+        <w:ind w:left="1440" w:hanging="360"/>
+      </w:pPr>
+    </w:lvl>
+    <w:lvl w:ilvl="3" w:tplc="6D5242DC">
+      <w:start w:val="1"/>
+      <w:numFmt w:val="decimal"/>
+      <w:lvlText w:val="%4."/>
+      <w:lvlJc w:val="left"/>
+      <w:pPr>
+        <w:ind w:left="1440" w:hanging="360"/>
+      </w:pPr>
+    </w:lvl>
+    <w:lvl w:ilvl="4" w:tplc="5120BCB2">
+      <w:start w:val="1"/>
+      <w:numFmt w:val="decimal"/>
+      <w:lvlText w:val="%5."/>
+      <w:lvlJc w:val="left"/>
+      <w:pPr>
+        <w:ind w:left="1440" w:hanging="360"/>
+      </w:pPr>
+    </w:lvl>
+    <w:lvl w:ilvl="5" w:tplc="739EE478">
+      <w:start w:val="1"/>
+      <w:numFmt w:val="decimal"/>
+      <w:lvlText w:val="%6."/>
+      <w:lvlJc w:val="left"/>
+      <w:pPr>
+        <w:ind w:left="1440" w:hanging="360"/>
+      </w:pPr>
+    </w:lvl>
+    <w:lvl w:ilvl="6" w:tplc="6E2E70DE">
+      <w:start w:val="1"/>
+      <w:numFmt w:val="decimal"/>
+      <w:lvlText w:val="%7."/>
+      <w:lvlJc w:val="left"/>
+      <w:pPr>
+        <w:ind w:left="1440" w:hanging="360"/>
+      </w:pPr>
+    </w:lvl>
+    <w:lvl w:ilvl="7" w:tplc="76C4D64A">
+      <w:start w:val="1"/>
+      <w:numFmt w:val="decimal"/>
+      <w:lvlText w:val="%8."/>
+      <w:lvlJc w:val="left"/>
+      <w:pPr>
+        <w:ind w:left="1440" w:hanging="360"/>
+      </w:pPr>
+    </w:lvl>
+    <w:lvl w:ilvl="8" w:tplc="83F0003A">
+      <w:start w:val="1"/>
+      <w:numFmt w:val="decimal"/>
+      <w:lvlText w:val="%9."/>
+      <w:lvlJc w:val="left"/>
+      <w:pPr>
+        <w:ind w:left="1440" w:hanging="360"/>
+      </w:pPr>
+    </w:lvl>
+  </w:abstractNum>
+  <w:num w:numId="1" w16cid:durableId="2119369427">
+    <w:abstractNumId w:val="0"/>
+  </w:num>
+</w:numbering>
 </file>
 
 <file path=word/people.xml><?xml version="1.0" encoding="utf-8"?>
@@ -4653,6 +5952,10 @@
     <w:uiPriority w:val="37"/>
     <w:unhideWhenUsed/>
     <w:rsid w:val="00E67E55"/>
+    <w:pPr>
+      <w:spacing w:after="240"/>
+      <w:ind w:left="720" w:hanging="720"/>
+    </w:pPr>
   </w:style>
   <w:style w:type="character" w:styleId="CommentReference">
     <w:name w:val="annotation reference"/>
@@ -4748,6 +6051,76 @@
       <w:sz w:val="36"/>
       <w:szCs w:val="20"/>
       <w14:ligatures w14:val="none"/>
+    </w:rPr>
+  </w:style>
+  <w:style w:type="paragraph" w:styleId="CommentSubject">
+    <w:name w:val="annotation subject"/>
+    <w:basedOn w:val="CommentText"/>
+    <w:next w:val="CommentText"/>
+    <w:link w:val="CommentSubjectChar"/>
+    <w:uiPriority w:val="99"/>
+    <w:semiHidden/>
+    <w:unhideWhenUsed/>
+    <w:rsid w:val="00C102C1"/>
+    <w:rPr>
+      <w:b/>
+      <w:bCs/>
+    </w:rPr>
+  </w:style>
+  <w:style w:type="character" w:customStyle="1" w:styleId="CommentSubjectChar">
+    <w:name w:val="Comment Subject Char"/>
+    <w:basedOn w:val="CommentTextChar"/>
+    <w:link w:val="CommentSubject"/>
+    <w:uiPriority w:val="99"/>
+    <w:semiHidden/>
+    <w:rsid w:val="00C102C1"/>
+    <w:rPr>
+      <w:rFonts w:ascii="Century Schoolbook" w:eastAsia="Times New Roman" w:hAnsi="Century Schoolbook" w:cs="Times New Roman"/>
+      <w:b/>
+      <w:bCs/>
+      <w:i w:val="0"/>
+      <w:kern w:val="0"/>
+      <w:sz w:val="20"/>
+      <w:szCs w:val="20"/>
+      <w14:ligatures w14:val="none"/>
+    </w:rPr>
+  </w:style>
+  <w:style w:type="table" w:styleId="TableGrid">
+    <w:name w:val="Table Grid"/>
+    <w:basedOn w:val="TableNormal"/>
+    <w:uiPriority w:val="39"/>
+    <w:rsid w:val="009A3BE3"/>
+    <w:pPr>
+      <w:spacing w:after="0" w:line="240" w:lineRule="auto"/>
+    </w:pPr>
+    <w:tblPr>
+      <w:tblBorders>
+        <w:top w:val="single" w:sz="4" w:space="0" w:color="auto"/>
+        <w:left w:val="single" w:sz="4" w:space="0" w:color="auto"/>
+        <w:bottom w:val="single" w:sz="4" w:space="0" w:color="auto"/>
+        <w:right w:val="single" w:sz="4" w:space="0" w:color="auto"/>
+        <w:insideH w:val="single" w:sz="4" w:space="0" w:color="auto"/>
+        <w:insideV w:val="single" w:sz="4" w:space="0" w:color="auto"/>
+      </w:tblBorders>
+    </w:tblPr>
+  </w:style>
+  <w:style w:type="paragraph" w:styleId="Caption">
+    <w:name w:val="caption"/>
+    <w:basedOn w:val="Normal"/>
+    <w:next w:val="Normal"/>
+    <w:uiPriority w:val="35"/>
+    <w:unhideWhenUsed/>
+    <w:qFormat/>
+    <w:rsid w:val="009A3BE3"/>
+    <w:pPr>
+      <w:spacing w:after="200"/>
+    </w:pPr>
+    <w:rPr>
+      <w:i/>
+      <w:iCs/>
+      <w:color w:val="0E2841" w:themeColor="text2"/>
+      <w:sz w:val="18"/>
+      <w:szCs w:val="18"/>
     </w:rPr>
   </w:style>
 </w:styles>
